--- a/TranscriptAnalysis/results/metrics/Embodied_metrics.docx
+++ b/TranscriptAnalysis/results/metrics/Embodied_metrics.docx
@@ -256,7 +256,7 @@
           </w:tcPr>
           <w:p>
             <w:r>
-              <w:t>—</w:t>
+              <w:t>479.16</w:t>
             </w:r>
           </w:p>
         </w:tc>
@@ -358,7 +358,7 @@
           </w:tcPr>
           <w:p>
             <w:r>
-              <w:t>—</w:t>
+              <w:t>875.98</w:t>
             </w:r>
           </w:p>
         </w:tc>
@@ -460,7 +460,7 @@
           </w:tcPr>
           <w:p>
             <w:r>
-              <w:t>—</w:t>
+              <w:t>428.64</w:t>
             </w:r>
           </w:p>
         </w:tc>
@@ -562,7 +562,7 @@
           </w:tcPr>
           <w:p>
             <w:r>
-              <w:t>—</w:t>
+              <w:t>1648.18</w:t>
             </w:r>
           </w:p>
         </w:tc>
@@ -664,7 +664,7 @@
           </w:tcPr>
           <w:p>
             <w:r>
-              <w:t>—</w:t>
+              <w:t>664.66</w:t>
             </w:r>
           </w:p>
         </w:tc>
@@ -766,7 +766,7 @@
           </w:tcPr>
           <w:p>
             <w:r>
-              <w:t>—</w:t>
+              <w:t>151.95</w:t>
             </w:r>
           </w:p>
         </w:tc>
@@ -868,7 +868,7 @@
           </w:tcPr>
           <w:p>
             <w:r>
-              <w:t>—</w:t>
+              <w:t>478.92</w:t>
             </w:r>
           </w:p>
         </w:tc>
@@ -970,7 +970,7 @@
           </w:tcPr>
           <w:p>
             <w:r>
-              <w:t>—</w:t>
+              <w:t>1209.92</w:t>
             </w:r>
           </w:p>
         </w:tc>
@@ -1072,7 +1072,7 @@
           </w:tcPr>
           <w:p>
             <w:r>
-              <w:t>—</w:t>
+              <w:t>523.70</w:t>
             </w:r>
           </w:p>
         </w:tc>
@@ -1174,7 +1174,7 @@
           </w:tcPr>
           <w:p>
             <w:r>
-              <w:t>—</w:t>
+              <w:t>417.80</w:t>
             </w:r>
           </w:p>
         </w:tc>
@@ -1276,7 +1276,7 @@
           </w:tcPr>
           <w:p>
             <w:r>
-              <w:t>—</w:t>
+              <w:t>652.06</w:t>
             </w:r>
           </w:p>
         </w:tc>
@@ -1378,7 +1378,7 @@
           </w:tcPr>
           <w:p>
             <w:r>
-              <w:t>—</w:t>
+              <w:t>330.62</w:t>
             </w:r>
           </w:p>
         </w:tc>
@@ -1480,7 +1480,7 @@
           </w:tcPr>
           <w:p>
             <w:r>
-              <w:t>—</w:t>
+              <w:t>984.12</w:t>
             </w:r>
           </w:p>
         </w:tc>
@@ -1582,7 +1582,7 @@
           </w:tcPr>
           <w:p>
             <w:r>
-              <w:t>—</w:t>
+              <w:t>649.94</w:t>
             </w:r>
           </w:p>
         </w:tc>
@@ -1684,7 +1684,7 @@
           </w:tcPr>
           <w:p>
             <w:r>
-              <w:t>—</w:t>
+              <w:t>569.70</w:t>
             </w:r>
           </w:p>
         </w:tc>
@@ -1786,7 +1786,7 @@
           </w:tcPr>
           <w:p>
             <w:r>
-              <w:t>—</w:t>
+              <w:t>1291.52</w:t>
             </w:r>
           </w:p>
         </w:tc>
@@ -1888,7 +1888,7 @@
           </w:tcPr>
           <w:p>
             <w:r>
-              <w:t>—</w:t>
+              <w:t>531.86</w:t>
             </w:r>
           </w:p>
         </w:tc>
@@ -1990,7 +1990,7 @@
           </w:tcPr>
           <w:p>
             <w:r>
-              <w:t>—</w:t>
+              <w:t>954.44</w:t>
             </w:r>
           </w:p>
         </w:tc>
@@ -2092,7 +2092,7 @@
           </w:tcPr>
           <w:p>
             <w:r>
-              <w:t>—</w:t>
+              <w:t>384.70</w:t>
             </w:r>
           </w:p>
         </w:tc>
@@ -2194,7 +2194,7 @@
           </w:tcPr>
           <w:p>
             <w:r>
-              <w:t>—</w:t>
+              <w:t>344.20</w:t>
             </w:r>
           </w:p>
         </w:tc>
@@ -2296,7 +2296,7 @@
           </w:tcPr>
           <w:p>
             <w:r>
-              <w:t>—</w:t>
+              <w:t>341.46</w:t>
             </w:r>
           </w:p>
         </w:tc>
@@ -2398,7 +2398,7 @@
           </w:tcPr>
           <w:p>
             <w:r>
-              <w:t>—</w:t>
+              <w:t>485.16</w:t>
             </w:r>
           </w:p>
         </w:tc>
@@ -2500,7 +2500,7 @@
           </w:tcPr>
           <w:p>
             <w:r>
-              <w:t>—</w:t>
+              <w:t>1048.22</w:t>
             </w:r>
           </w:p>
         </w:tc>
@@ -2602,7 +2602,7 @@
           </w:tcPr>
           <w:p>
             <w:r>
-              <w:t>—</w:t>
+              <w:t>603.48</w:t>
             </w:r>
           </w:p>
         </w:tc>
@@ -2704,7 +2704,7 @@
           </w:tcPr>
           <w:p>
             <w:r>
-              <w:t>—</w:t>
+              <w:t>1699.36</w:t>
             </w:r>
           </w:p>
         </w:tc>
@@ -2806,7 +2806,7 @@
           </w:tcPr>
           <w:p>
             <w:r>
-              <w:t>—</w:t>
+              <w:t>506.38</w:t>
             </w:r>
           </w:p>
         </w:tc>
@@ -2908,7 +2908,7 @@
           </w:tcPr>
           <w:p>
             <w:r>
-              <w:t>—</w:t>
+              <w:t>581.90</w:t>
             </w:r>
           </w:p>
         </w:tc>
@@ -3010,7 +3010,7 @@
           </w:tcPr>
           <w:p>
             <w:r>
-              <w:t>—</w:t>
+              <w:t>1022.89</w:t>
             </w:r>
           </w:p>
         </w:tc>
@@ -3112,7 +3112,7 @@
           </w:tcPr>
           <w:p>
             <w:r>
-              <w:t>—</w:t>
+              <w:t>1073.12</w:t>
             </w:r>
           </w:p>
         </w:tc>
@@ -3214,7 +3214,7 @@
           </w:tcPr>
           <w:p>
             <w:r>
-              <w:t>—</w:t>
+              <w:t>132.54</w:t>
             </w:r>
           </w:p>
         </w:tc>
@@ -3316,7 +3316,7 @@
           </w:tcPr>
           <w:p>
             <w:r>
-              <w:t>—</w:t>
+              <w:t>1216.14</w:t>
             </w:r>
           </w:p>
         </w:tc>
@@ -3418,7 +3418,7 @@
           </w:tcPr>
           <w:p>
             <w:r>
-              <w:t>—</w:t>
+              <w:t>877.98</w:t>
             </w:r>
           </w:p>
         </w:tc>
@@ -3520,7 +3520,7 @@
           </w:tcPr>
           <w:p>
             <w:r>
-              <w:t>—</w:t>
+              <w:t>382.36</w:t>
             </w:r>
           </w:p>
         </w:tc>
@@ -3622,7 +3622,7 @@
           </w:tcPr>
           <w:p>
             <w:r>
-              <w:t>—</w:t>
+              <w:t>424.70</w:t>
             </w:r>
           </w:p>
         </w:tc>
@@ -3724,7 +3724,7 @@
           </w:tcPr>
           <w:p>
             <w:r>
-              <w:t>—</w:t>
+              <w:t>649.90</w:t>
             </w:r>
           </w:p>
         </w:tc>
@@ -3826,7 +3826,7 @@
           </w:tcPr>
           <w:p>
             <w:r>
-              <w:t>—</w:t>
+              <w:t>685.36</w:t>
             </w:r>
           </w:p>
         </w:tc>
@@ -3928,7 +3928,7 @@
           </w:tcPr>
           <w:p>
             <w:r>
-              <w:t>—</w:t>
+              <w:t>651.47</w:t>
             </w:r>
           </w:p>
         </w:tc>
@@ -4132,7 +4132,7 @@
           </w:tcPr>
           <w:p>
             <w:r>
-              <w:t>—</w:t>
+              <w:t>293.26</w:t>
             </w:r>
           </w:p>
         </w:tc>
@@ -4234,7 +4234,7 @@
           </w:tcPr>
           <w:p>
             <w:r>
-              <w:t>—</w:t>
+              <w:t>192.18</w:t>
             </w:r>
           </w:p>
         </w:tc>
@@ -4336,7 +4336,7 @@
           </w:tcPr>
           <w:p>
             <w:r>
-              <w:t>—</w:t>
+              <w:t>790.26</w:t>
             </w:r>
           </w:p>
         </w:tc>
@@ -4438,7 +4438,7 @@
           </w:tcPr>
           <w:p>
             <w:r>
-              <w:t>—</w:t>
+              <w:t>969.34</w:t>
             </w:r>
           </w:p>
         </w:tc>
@@ -4540,7 +4540,7 @@
           </w:tcPr>
           <w:p>
             <w:r>
-              <w:t>—</w:t>
+              <w:t>2660.02</w:t>
             </w:r>
           </w:p>
         </w:tc>
@@ -4642,7 +4642,7 @@
           </w:tcPr>
           <w:p>
             <w:r>
-              <w:t>—</w:t>
+              <w:t>461.03</w:t>
             </w:r>
           </w:p>
         </w:tc>
@@ -4744,7 +4744,7 @@
           </w:tcPr>
           <w:p>
             <w:r>
-              <w:t>—</w:t>
+              <w:t>556.86</w:t>
             </w:r>
           </w:p>
         </w:tc>
@@ -4846,7 +4846,7 @@
           </w:tcPr>
           <w:p>
             <w:r>
-              <w:t>—</w:t>
+              <w:t>284.24</w:t>
             </w:r>
           </w:p>
         </w:tc>
@@ -4948,7 +4948,7 @@
           </w:tcPr>
           <w:p>
             <w:r>
-              <w:t>—</w:t>
+              <w:t>1019.92</w:t>
             </w:r>
           </w:p>
         </w:tc>
@@ -5050,7 +5050,7 @@
           </w:tcPr>
           <w:p>
             <w:r>
-              <w:t>—</w:t>
+              <w:t>578.36</w:t>
             </w:r>
           </w:p>
         </w:tc>
@@ -5152,7 +5152,7 @@
           </w:tcPr>
           <w:p>
             <w:r>
-              <w:t>—</w:t>
+              <w:t>581.46</w:t>
             </w:r>
           </w:p>
         </w:tc>
@@ -5254,7 +5254,7 @@
           </w:tcPr>
           <w:p>
             <w:r>
-              <w:t>—</w:t>
+              <w:t>366.56</w:t>
             </w:r>
           </w:p>
         </w:tc>
@@ -5356,7 +5356,7 @@
           </w:tcPr>
           <w:p>
             <w:r>
-              <w:t>—</w:t>
+              <w:t>1489.92</w:t>
             </w:r>
           </w:p>
         </w:tc>
@@ -5458,7 +5458,7 @@
           </w:tcPr>
           <w:p>
             <w:r>
-              <w:t>—</w:t>
+              <w:t>365.44</w:t>
             </w:r>
           </w:p>
         </w:tc>
@@ -5560,7 +5560,7 @@
           </w:tcPr>
           <w:p>
             <w:r>
-              <w:t>—</w:t>
+              <w:t>233.18</w:t>
             </w:r>
           </w:p>
         </w:tc>
@@ -5662,7 +5662,7 @@
           </w:tcPr>
           <w:p>
             <w:r>
-              <w:t>—</w:t>
+              <w:t>828.76</w:t>
             </w:r>
           </w:p>
         </w:tc>
@@ -5764,7 +5764,7 @@
           </w:tcPr>
           <w:p>
             <w:r>
-              <w:t>—</w:t>
+              <w:t>516.00</w:t>
             </w:r>
           </w:p>
         </w:tc>
@@ -5866,7 +5866,7 @@
           </w:tcPr>
           <w:p>
             <w:r>
-              <w:t>—</w:t>
+              <w:t>653.14</w:t>
             </w:r>
           </w:p>
         </w:tc>
@@ -5968,7 +5968,7 @@
           </w:tcPr>
           <w:p>
             <w:r>
-              <w:t>—</w:t>
+              <w:t>506.60</w:t>
             </w:r>
           </w:p>
         </w:tc>
@@ -6070,7 +6070,7 @@
           </w:tcPr>
           <w:p>
             <w:r>
-              <w:t>—</w:t>
+              <w:t>341.86</w:t>
             </w:r>
           </w:p>
         </w:tc>
@@ -6172,7 +6172,7 @@
           </w:tcPr>
           <w:p>
             <w:r>
-              <w:t>—</w:t>
+              <w:t>623.66</w:t>
             </w:r>
           </w:p>
         </w:tc>
@@ -6274,7 +6274,7 @@
           </w:tcPr>
           <w:p>
             <w:r>
-              <w:t>—</w:t>
+              <w:t>843.30</w:t>
             </w:r>
           </w:p>
         </w:tc>
@@ -6376,7 +6376,7 @@
           </w:tcPr>
           <w:p>
             <w:r>
-              <w:t>—</w:t>
+              <w:t>503.16</w:t>
             </w:r>
           </w:p>
         </w:tc>
@@ -6478,7 +6478,7 @@
           </w:tcPr>
           <w:p>
             <w:r>
-              <w:t>—</w:t>
+              <w:t>1440.80</w:t>
             </w:r>
           </w:p>
         </w:tc>
@@ -6580,7 +6580,7 @@
           </w:tcPr>
           <w:p>
             <w:r>
-              <w:t>—</w:t>
+              <w:t>594.48</w:t>
             </w:r>
           </w:p>
         </w:tc>
@@ -6682,7 +6682,7 @@
           </w:tcPr>
           <w:p>
             <w:r>
-              <w:t>—</w:t>
+              <w:t>1016.74</w:t>
             </w:r>
           </w:p>
         </w:tc>
@@ -6784,7 +6784,7 @@
           </w:tcPr>
           <w:p>
             <w:r>
-              <w:t>—</w:t>
+              <w:t>730.70</w:t>
             </w:r>
           </w:p>
         </w:tc>
@@ -6886,7 +6886,7 @@
           </w:tcPr>
           <w:p>
             <w:r>
-              <w:t>—</w:t>
+              <w:t>503.76</w:t>
             </w:r>
           </w:p>
         </w:tc>
@@ -6988,7 +6988,7 @@
           </w:tcPr>
           <w:p>
             <w:r>
-              <w:t>—</w:t>
+              <w:t>254.54</w:t>
             </w:r>
           </w:p>
         </w:tc>
@@ -7090,7 +7090,7 @@
           </w:tcPr>
           <w:p>
             <w:r>
-              <w:t>—</w:t>
+              <w:t>678.76</w:t>
             </w:r>
           </w:p>
         </w:tc>
@@ -7192,7 +7192,7 @@
           </w:tcPr>
           <w:p>
             <w:r>
-              <w:t>—</w:t>
+              <w:t>458.42</w:t>
             </w:r>
           </w:p>
         </w:tc>
@@ -7294,7 +7294,7 @@
           </w:tcPr>
           <w:p>
             <w:r>
-              <w:t>—</w:t>
+              <w:t>236.16</w:t>
             </w:r>
           </w:p>
         </w:tc>
@@ -7396,7 +7396,7 @@
           </w:tcPr>
           <w:p>
             <w:r>
-              <w:t>—</w:t>
+              <w:t>891.28</w:t>
             </w:r>
           </w:p>
         </w:tc>
@@ -7498,7 +7498,7 @@
           </w:tcPr>
           <w:p>
             <w:r>
-              <w:t>—</w:t>
+              <w:t>1189.62</w:t>
             </w:r>
           </w:p>
         </w:tc>
@@ -7600,7 +7600,7 @@
           </w:tcPr>
           <w:p>
             <w:r>
-              <w:t>—</w:t>
+              <w:t>612.04</w:t>
             </w:r>
           </w:p>
         </w:tc>
@@ -7702,7 +7702,7 @@
           </w:tcPr>
           <w:p>
             <w:r>
-              <w:t>—</w:t>
+              <w:t>584.56</w:t>
             </w:r>
           </w:p>
         </w:tc>

--- a/TranscriptAnalysis/results/metrics/Embodied_metrics.docx
+++ b/TranscriptAnalysis/results/metrics/Embodied_metrics.docx
@@ -25,7 +25,7 @@
       <w:r>
         <w:t>Videos: 74</w:t>
         <w:br/>
-        <w:t>Avg frames: 0</w:t>
+        <w:t>Avg frames: 248.45</w:t>
         <w:br/>
         <w:t>Avg transcript words: 1530.84</w:t>
         <w:br/>
@@ -176,7 +176,7 @@
           </w:tcPr>
           <w:p>
             <w:r>
-              <w:t>0</w:t>
+              <w:t>144</w:t>
             </w:r>
           </w:p>
         </w:tc>
@@ -256,7 +256,7 @@
           </w:tcPr>
           <w:p>
             <w:r>
-              <w:t>479.16</w:t>
+              <w:t>—</w:t>
             </w:r>
           </w:p>
         </w:tc>
@@ -278,7 +278,7 @@
           </w:tcPr>
           <w:p>
             <w:r>
-              <w:t>0</w:t>
+              <w:t>526</w:t>
             </w:r>
           </w:p>
         </w:tc>
@@ -358,7 +358,7 @@
           </w:tcPr>
           <w:p>
             <w:r>
-              <w:t>875.98</w:t>
+              <w:t>—</w:t>
             </w:r>
           </w:p>
         </w:tc>
@@ -380,7 +380,7 @@
           </w:tcPr>
           <w:p>
             <w:r>
-              <w:t>0</w:t>
+              <w:t>129</w:t>
             </w:r>
           </w:p>
         </w:tc>
@@ -460,7 +460,7 @@
           </w:tcPr>
           <w:p>
             <w:r>
-              <w:t>428.64</w:t>
+              <w:t>—</w:t>
             </w:r>
           </w:p>
         </w:tc>
@@ -482,7 +482,7 @@
           </w:tcPr>
           <w:p>
             <w:r>
-              <w:t>0</w:t>
+              <w:t>988</w:t>
             </w:r>
           </w:p>
         </w:tc>
@@ -562,7 +562,7 @@
           </w:tcPr>
           <w:p>
             <w:r>
-              <w:t>1648.18</w:t>
+              <w:t>—</w:t>
             </w:r>
           </w:p>
         </w:tc>
@@ -584,7 +584,7 @@
           </w:tcPr>
           <w:p>
             <w:r>
-              <w:t>0</w:t>
+              <w:t>160</w:t>
             </w:r>
           </w:p>
         </w:tc>
@@ -664,7 +664,7 @@
           </w:tcPr>
           <w:p>
             <w:r>
-              <w:t>664.66</w:t>
+              <w:t>—</w:t>
             </w:r>
           </w:p>
         </w:tc>
@@ -686,7 +686,7 @@
           </w:tcPr>
           <w:p>
             <w:r>
-              <w:t>0</w:t>
+              <w:t>46</w:t>
             </w:r>
           </w:p>
         </w:tc>
@@ -766,7 +766,7 @@
           </w:tcPr>
           <w:p>
             <w:r>
-              <w:t>151.95</w:t>
+              <w:t>—</w:t>
             </w:r>
           </w:p>
         </w:tc>
@@ -788,7 +788,7 @@
           </w:tcPr>
           <w:p>
             <w:r>
-              <w:t>0</w:t>
+              <w:t>115</w:t>
             </w:r>
           </w:p>
         </w:tc>
@@ -868,7 +868,7 @@
           </w:tcPr>
           <w:p>
             <w:r>
-              <w:t>478.92</w:t>
+              <w:t>—</w:t>
             </w:r>
           </w:p>
         </w:tc>
@@ -890,7 +890,7 @@
           </w:tcPr>
           <w:p>
             <w:r>
-              <w:t>0</w:t>
+              <w:t>363</w:t>
             </w:r>
           </w:p>
         </w:tc>
@@ -970,7 +970,7 @@
           </w:tcPr>
           <w:p>
             <w:r>
-              <w:t>1209.92</w:t>
+              <w:t>—</w:t>
             </w:r>
           </w:p>
         </w:tc>
@@ -992,7 +992,7 @@
           </w:tcPr>
           <w:p>
             <w:r>
-              <w:t>0</w:t>
+              <w:t>157</w:t>
             </w:r>
           </w:p>
         </w:tc>
@@ -1072,7 +1072,7 @@
           </w:tcPr>
           <w:p>
             <w:r>
-              <w:t>523.70</w:t>
+              <w:t>—</w:t>
             </w:r>
           </w:p>
         </w:tc>
@@ -1094,6 +1094,16 @@
           </w:tcPr>
           <w:p>
             <w:r>
+              <w:t>126</w:t>
+            </w:r>
+          </w:p>
+        </w:tc>
+        <w:tc>
+          <w:tcPr>
+            <w:tcW w:type="dxa" w:w="864"/>
+          </w:tcPr>
+          <w:p>
+            <w:r>
               <w:t>0</w:t>
             </w:r>
           </w:p>
@@ -1104,16 +1114,6 @@
           </w:tcPr>
           <w:p>
             <w:r>
-              <w:t>0</w:t>
-            </w:r>
-          </w:p>
-        </w:tc>
-        <w:tc>
-          <w:tcPr>
-            <w:tcW w:type="dxa" w:w="864"/>
-          </w:tcPr>
-          <w:p>
-            <w:r>
               <w:t>2</w:t>
             </w:r>
           </w:p>
@@ -1174,7 +1174,7 @@
           </w:tcPr>
           <w:p>
             <w:r>
-              <w:t>417.80</w:t>
+              <w:t>—</w:t>
             </w:r>
           </w:p>
         </w:tc>
@@ -1196,7 +1196,7 @@
           </w:tcPr>
           <w:p>
             <w:r>
-              <w:t>0</w:t>
+              <w:t>164</w:t>
             </w:r>
           </w:p>
         </w:tc>
@@ -1276,7 +1276,7 @@
           </w:tcPr>
           <w:p>
             <w:r>
-              <w:t>652.06</w:t>
+              <w:t>—</w:t>
             </w:r>
           </w:p>
         </w:tc>
@@ -1298,6 +1298,16 @@
           </w:tcPr>
           <w:p>
             <w:r>
+              <w:t>100</w:t>
+            </w:r>
+          </w:p>
+        </w:tc>
+        <w:tc>
+          <w:tcPr>
+            <w:tcW w:type="dxa" w:w="864"/>
+          </w:tcPr>
+          <w:p>
+            <w:r>
               <w:t>0</w:t>
             </w:r>
           </w:p>
@@ -1308,16 +1318,6 @@
           </w:tcPr>
           <w:p>
             <w:r>
-              <w:t>0</w:t>
-            </w:r>
-          </w:p>
-        </w:tc>
-        <w:tc>
-          <w:tcPr>
-            <w:tcW w:type="dxa" w:w="864"/>
-          </w:tcPr>
-          <w:p>
-            <w:r>
               <w:t>2</w:t>
             </w:r>
           </w:p>
@@ -1378,7 +1378,7 @@
           </w:tcPr>
           <w:p>
             <w:r>
-              <w:t>330.62</w:t>
+              <w:t>—</w:t>
             </w:r>
           </w:p>
         </w:tc>
@@ -1400,7 +1400,7 @@
           </w:tcPr>
           <w:p>
             <w:r>
-              <w:t>0</w:t>
+              <w:t>296</w:t>
             </w:r>
           </w:p>
         </w:tc>
@@ -1480,7 +1480,7 @@
           </w:tcPr>
           <w:p>
             <w:r>
-              <w:t>984.12</w:t>
+              <w:t>—</w:t>
             </w:r>
           </w:p>
         </w:tc>
@@ -1502,7 +1502,7 @@
           </w:tcPr>
           <w:p>
             <w:r>
-              <w:t>0</w:t>
+              <w:t>163</w:t>
             </w:r>
           </w:p>
         </w:tc>
@@ -1582,7 +1582,7 @@
           </w:tcPr>
           <w:p>
             <w:r>
-              <w:t>649.94</w:t>
+              <w:t>—</w:t>
             </w:r>
           </w:p>
         </w:tc>
@@ -1604,7 +1604,7 @@
           </w:tcPr>
           <w:p>
             <w:r>
-              <w:t>0</w:t>
+              <w:t>171</w:t>
             </w:r>
           </w:p>
         </w:tc>
@@ -1684,7 +1684,7 @@
           </w:tcPr>
           <w:p>
             <w:r>
-              <w:t>569.70</w:t>
+              <w:t>—</w:t>
             </w:r>
           </w:p>
         </w:tc>
@@ -1706,7 +1706,7 @@
           </w:tcPr>
           <w:p>
             <w:r>
-              <w:t>0</w:t>
+              <w:t>310</w:t>
             </w:r>
           </w:p>
         </w:tc>
@@ -1786,7 +1786,7 @@
           </w:tcPr>
           <w:p>
             <w:r>
-              <w:t>1291.52</w:t>
+              <w:t>—</w:t>
             </w:r>
           </w:p>
         </w:tc>
@@ -1808,7 +1808,7 @@
           </w:tcPr>
           <w:p>
             <w:r>
-              <w:t>0</w:t>
+              <w:t>160</w:t>
             </w:r>
           </w:p>
         </w:tc>
@@ -1888,7 +1888,7 @@
           </w:tcPr>
           <w:p>
             <w:r>
-              <w:t>531.86</w:t>
+              <w:t>—</w:t>
             </w:r>
           </w:p>
         </w:tc>
@@ -1910,7 +1910,7 @@
           </w:tcPr>
           <w:p>
             <w:r>
-              <w:t>0</w:t>
+              <w:t>478</w:t>
             </w:r>
           </w:p>
         </w:tc>
@@ -1990,7 +1990,7 @@
           </w:tcPr>
           <w:p>
             <w:r>
-              <w:t>954.44</w:t>
+              <w:t>—</w:t>
             </w:r>
           </w:p>
         </w:tc>
@@ -2012,7 +2012,7 @@
           </w:tcPr>
           <w:p>
             <w:r>
-              <w:t>0</w:t>
+              <w:t>97</w:t>
             </w:r>
           </w:p>
         </w:tc>
@@ -2092,7 +2092,7 @@
           </w:tcPr>
           <w:p>
             <w:r>
-              <w:t>384.70</w:t>
+              <w:t>—</w:t>
             </w:r>
           </w:p>
         </w:tc>
@@ -2114,7 +2114,7 @@
           </w:tcPr>
           <w:p>
             <w:r>
-              <w:t>0</w:t>
+              <w:t>104</w:t>
             </w:r>
           </w:p>
         </w:tc>
@@ -2194,7 +2194,7 @@
           </w:tcPr>
           <w:p>
             <w:r>
-              <w:t>344.20</w:t>
+              <w:t>—</w:t>
             </w:r>
           </w:p>
         </w:tc>
@@ -2216,7 +2216,7 @@
           </w:tcPr>
           <w:p>
             <w:r>
-              <w:t>0</w:t>
+              <w:t>103</w:t>
             </w:r>
           </w:p>
         </w:tc>
@@ -2296,7 +2296,7 @@
           </w:tcPr>
           <w:p>
             <w:r>
-              <w:t>341.46</w:t>
+              <w:t>—</w:t>
             </w:r>
           </w:p>
         </w:tc>
@@ -2318,7 +2318,7 @@
           </w:tcPr>
           <w:p>
             <w:r>
-              <w:t>0</w:t>
+              <w:t>146</w:t>
             </w:r>
           </w:p>
         </w:tc>
@@ -2398,7 +2398,7 @@
           </w:tcPr>
           <w:p>
             <w:r>
-              <w:t>485.16</w:t>
+              <w:t>—</w:t>
             </w:r>
           </w:p>
         </w:tc>
@@ -2420,7 +2420,7 @@
           </w:tcPr>
           <w:p>
             <w:r>
-              <w:t>0</w:t>
+              <w:t>263</w:t>
             </w:r>
           </w:p>
         </w:tc>
@@ -2500,7 +2500,7 @@
           </w:tcPr>
           <w:p>
             <w:r>
-              <w:t>1048.22</w:t>
+              <w:t>—</w:t>
             </w:r>
           </w:p>
         </w:tc>
@@ -2522,7 +2522,7 @@
           </w:tcPr>
           <w:p>
             <w:r>
-              <w:t>0</w:t>
+              <w:t>181</w:t>
             </w:r>
           </w:p>
         </w:tc>
@@ -2602,7 +2602,7 @@
           </w:tcPr>
           <w:p>
             <w:r>
-              <w:t>603.48</w:t>
+              <w:t>—</w:t>
             </w:r>
           </w:p>
         </w:tc>
@@ -2624,7 +2624,7 @@
           </w:tcPr>
           <w:p>
             <w:r>
-              <w:t>0</w:t>
+              <w:t>510</w:t>
             </w:r>
           </w:p>
         </w:tc>
@@ -2704,7 +2704,7 @@
           </w:tcPr>
           <w:p>
             <w:r>
-              <w:t>1699.36</w:t>
+              <w:t>—</w:t>
             </w:r>
           </w:p>
         </w:tc>
@@ -2726,7 +2726,7 @@
           </w:tcPr>
           <w:p>
             <w:r>
-              <w:t>0</w:t>
+              <w:t>304</w:t>
             </w:r>
           </w:p>
         </w:tc>
@@ -2806,7 +2806,7 @@
           </w:tcPr>
           <w:p>
             <w:r>
-              <w:t>506.38</w:t>
+              <w:t>—</w:t>
             </w:r>
           </w:p>
         </w:tc>
@@ -2828,6 +2828,16 @@
           </w:tcPr>
           <w:p>
             <w:r>
+              <w:t>175</w:t>
+            </w:r>
+          </w:p>
+        </w:tc>
+        <w:tc>
+          <w:tcPr>
+            <w:tcW w:type="dxa" w:w="864"/>
+          </w:tcPr>
+          <w:p>
+            <w:r>
               <w:t>0</w:t>
             </w:r>
           </w:p>
@@ -2838,16 +2848,6 @@
           </w:tcPr>
           <w:p>
             <w:r>
-              <w:t>0</w:t>
-            </w:r>
-          </w:p>
-        </w:tc>
-        <w:tc>
-          <w:tcPr>
-            <w:tcW w:type="dxa" w:w="864"/>
-          </w:tcPr>
-          <w:p>
-            <w:r>
               <w:t>1</w:t>
             </w:r>
           </w:p>
@@ -2908,7 +2908,7 @@
           </w:tcPr>
           <w:p>
             <w:r>
-              <w:t>581.90</w:t>
+              <w:t>—</w:t>
             </w:r>
           </w:p>
         </w:tc>
@@ -2930,7 +2930,7 @@
           </w:tcPr>
           <w:p>
             <w:r>
-              <w:t>0</w:t>
+              <w:t>307</w:t>
             </w:r>
           </w:p>
         </w:tc>
@@ -3010,7 +3010,7 @@
           </w:tcPr>
           <w:p>
             <w:r>
-              <w:t>1022.89</w:t>
+              <w:t>—</w:t>
             </w:r>
           </w:p>
         </w:tc>
@@ -3032,7 +3032,7 @@
           </w:tcPr>
           <w:p>
             <w:r>
-              <w:t>0</w:t>
+              <w:t>644</w:t>
             </w:r>
           </w:p>
         </w:tc>
@@ -3112,7 +3112,7 @@
           </w:tcPr>
           <w:p>
             <w:r>
-              <w:t>1073.12</w:t>
+              <w:t>—</w:t>
             </w:r>
           </w:p>
         </w:tc>
@@ -3134,7 +3134,7 @@
           </w:tcPr>
           <w:p>
             <w:r>
-              <w:t>0</w:t>
+              <w:t>30</w:t>
             </w:r>
           </w:p>
         </w:tc>
@@ -3214,7 +3214,7 @@
           </w:tcPr>
           <w:p>
             <w:r>
-              <w:t>132.54</w:t>
+              <w:t>—</w:t>
             </w:r>
           </w:p>
         </w:tc>
@@ -3236,7 +3236,7 @@
           </w:tcPr>
           <w:p>
             <w:r>
-              <w:t>0</w:t>
+              <w:t>362</w:t>
             </w:r>
           </w:p>
         </w:tc>
@@ -3316,7 +3316,7 @@
           </w:tcPr>
           <w:p>
             <w:r>
-              <w:t>1216.14</w:t>
+              <w:t>—</w:t>
             </w:r>
           </w:p>
         </w:tc>
@@ -3338,7 +3338,7 @@
           </w:tcPr>
           <w:p>
             <w:r>
-              <w:t>0</w:t>
+              <w:t>264</w:t>
             </w:r>
           </w:p>
         </w:tc>
@@ -3418,7 +3418,7 @@
           </w:tcPr>
           <w:p>
             <w:r>
-              <w:t>877.98</w:t>
+              <w:t>—</w:t>
             </w:r>
           </w:p>
         </w:tc>
@@ -3440,7 +3440,7 @@
           </w:tcPr>
           <w:p>
             <w:r>
-              <w:t>0</w:t>
+              <w:t>115</w:t>
             </w:r>
           </w:p>
         </w:tc>
@@ -3520,7 +3520,7 @@
           </w:tcPr>
           <w:p>
             <w:r>
-              <w:t>382.36</w:t>
+              <w:t>—</w:t>
             </w:r>
           </w:p>
         </w:tc>
@@ -3542,7 +3542,7 @@
           </w:tcPr>
           <w:p>
             <w:r>
-              <w:t>0</w:t>
+              <w:t>255</w:t>
             </w:r>
           </w:p>
         </w:tc>
@@ -3622,7 +3622,7 @@
           </w:tcPr>
           <w:p>
             <w:r>
-              <w:t>424.70</w:t>
+              <w:t>—</w:t>
             </w:r>
           </w:p>
         </w:tc>
@@ -3644,6 +3644,16 @@
           </w:tcPr>
           <w:p>
             <w:r>
+              <w:t>163</w:t>
+            </w:r>
+          </w:p>
+        </w:tc>
+        <w:tc>
+          <w:tcPr>
+            <w:tcW w:type="dxa" w:w="864"/>
+          </w:tcPr>
+          <w:p>
+            <w:r>
               <w:t>0</w:t>
             </w:r>
           </w:p>
@@ -3654,16 +3664,6 @@
           </w:tcPr>
           <w:p>
             <w:r>
-              <w:t>0</w:t>
-            </w:r>
-          </w:p>
-        </w:tc>
-        <w:tc>
-          <w:tcPr>
-            <w:tcW w:type="dxa" w:w="864"/>
-          </w:tcPr>
-          <w:p>
-            <w:r>
               <w:t>5</w:t>
             </w:r>
           </w:p>
@@ -3724,7 +3724,7 @@
           </w:tcPr>
           <w:p>
             <w:r>
-              <w:t>649.90</w:t>
+              <w:t>—</w:t>
             </w:r>
           </w:p>
         </w:tc>
@@ -3746,7 +3746,7 @@
           </w:tcPr>
           <w:p>
             <w:r>
-              <w:t>0</w:t>
+              <w:t>206</w:t>
             </w:r>
           </w:p>
         </w:tc>
@@ -3826,7 +3826,7 @@
           </w:tcPr>
           <w:p>
             <w:r>
-              <w:t>685.36</w:t>
+              <w:t>—</w:t>
             </w:r>
           </w:p>
         </w:tc>
@@ -3848,7 +3848,7 @@
           </w:tcPr>
           <w:p>
             <w:r>
-              <w:t>0</w:t>
+              <w:t>196</w:t>
             </w:r>
           </w:p>
         </w:tc>
@@ -3928,7 +3928,7 @@
           </w:tcPr>
           <w:p>
             <w:r>
-              <w:t>651.47</w:t>
+              <w:t>—</w:t>
             </w:r>
           </w:p>
         </w:tc>
@@ -3950,7 +3950,7 @@
           </w:tcPr>
           <w:p>
             <w:r>
-              <w:t>0</w:t>
+              <w:t>286</w:t>
             </w:r>
           </w:p>
         </w:tc>
@@ -4052,6 +4052,16 @@
           </w:tcPr>
           <w:p>
             <w:r>
+              <w:t>88</w:t>
+            </w:r>
+          </w:p>
+        </w:tc>
+        <w:tc>
+          <w:tcPr>
+            <w:tcW w:type="dxa" w:w="864"/>
+          </w:tcPr>
+          <w:p>
+            <w:r>
               <w:t>0</w:t>
             </w:r>
           </w:p>
@@ -4062,16 +4072,6 @@
           </w:tcPr>
           <w:p>
             <w:r>
-              <w:t>0</w:t>
-            </w:r>
-          </w:p>
-        </w:tc>
-        <w:tc>
-          <w:tcPr>
-            <w:tcW w:type="dxa" w:w="864"/>
-          </w:tcPr>
-          <w:p>
-            <w:r>
               <w:t>7</w:t>
             </w:r>
           </w:p>
@@ -4132,7 +4132,7 @@
           </w:tcPr>
           <w:p>
             <w:r>
-              <w:t>293.26</w:t>
+              <w:t>—</w:t>
             </w:r>
           </w:p>
         </w:tc>
@@ -4154,7 +4154,7 @@
           </w:tcPr>
           <w:p>
             <w:r>
-              <w:t>0</w:t>
+              <w:t>58</w:t>
             </w:r>
           </w:p>
         </w:tc>
@@ -4234,7 +4234,7 @@
           </w:tcPr>
           <w:p>
             <w:r>
-              <w:t>192.18</w:t>
+              <w:t>—</w:t>
             </w:r>
           </w:p>
         </w:tc>
@@ -4256,7 +4256,7 @@
           </w:tcPr>
           <w:p>
             <w:r>
-              <w:t>0</w:t>
+              <w:t>190</w:t>
             </w:r>
           </w:p>
         </w:tc>
@@ -4336,7 +4336,7 @@
           </w:tcPr>
           <w:p>
             <w:r>
-              <w:t>790.26</w:t>
+              <w:t>—</w:t>
             </w:r>
           </w:p>
         </w:tc>
@@ -4358,7 +4358,7 @@
           </w:tcPr>
           <w:p>
             <w:r>
-              <w:t>0</w:t>
+              <w:t>291</w:t>
             </w:r>
           </w:p>
         </w:tc>
@@ -4438,7 +4438,7 @@
           </w:tcPr>
           <w:p>
             <w:r>
-              <w:t>969.34</w:t>
+              <w:t>—</w:t>
             </w:r>
           </w:p>
         </w:tc>
@@ -4460,7 +4460,7 @@
           </w:tcPr>
           <w:p>
             <w:r>
-              <w:t>0</w:t>
+              <w:t>798</w:t>
             </w:r>
           </w:p>
         </w:tc>
@@ -4540,7 +4540,7 @@
           </w:tcPr>
           <w:p>
             <w:r>
-              <w:t>2660.02</w:t>
+              <w:t>—</w:t>
             </w:r>
           </w:p>
         </w:tc>
@@ -4562,7 +4562,7 @@
           </w:tcPr>
           <w:p>
             <w:r>
-              <w:t>0</w:t>
+              <w:t>139</w:t>
             </w:r>
           </w:p>
         </w:tc>
@@ -4642,7 +4642,7 @@
           </w:tcPr>
           <w:p>
             <w:r>
-              <w:t>461.03</w:t>
+              <w:t>—</w:t>
             </w:r>
           </w:p>
         </w:tc>
@@ -4664,7 +4664,7 @@
           </w:tcPr>
           <w:p>
             <w:r>
-              <w:t>0</w:t>
+              <w:t>279</w:t>
             </w:r>
           </w:p>
         </w:tc>
@@ -4744,7 +4744,7 @@
           </w:tcPr>
           <w:p>
             <w:r>
-              <w:t>556.86</w:t>
+              <w:t>—</w:t>
             </w:r>
           </w:p>
         </w:tc>
@@ -4766,7 +4766,7 @@
           </w:tcPr>
           <w:p>
             <w:r>
-              <w:t>0</w:t>
+              <w:t>86</w:t>
             </w:r>
           </w:p>
         </w:tc>
@@ -4846,7 +4846,7 @@
           </w:tcPr>
           <w:p>
             <w:r>
-              <w:t>284.24</w:t>
+              <w:t>—</w:t>
             </w:r>
           </w:p>
         </w:tc>
@@ -4868,7 +4868,7 @@
           </w:tcPr>
           <w:p>
             <w:r>
-              <w:t>0</w:t>
+              <w:t>612</w:t>
             </w:r>
           </w:p>
         </w:tc>
@@ -4948,7 +4948,7 @@
           </w:tcPr>
           <w:p>
             <w:r>
-              <w:t>1019.92</w:t>
+              <w:t>—</w:t>
             </w:r>
           </w:p>
         </w:tc>
@@ -4970,7 +4970,7 @@
           </w:tcPr>
           <w:p>
             <w:r>
-              <w:t>0</w:t>
+              <w:t>174</w:t>
             </w:r>
           </w:p>
         </w:tc>
@@ -5050,7 +5050,7 @@
           </w:tcPr>
           <w:p>
             <w:r>
-              <w:t>578.36</w:t>
+              <w:t>—</w:t>
             </w:r>
           </w:p>
         </w:tc>
@@ -5072,7 +5072,7 @@
           </w:tcPr>
           <w:p>
             <w:r>
-              <w:t>0</w:t>
+              <w:t>349</w:t>
             </w:r>
           </w:p>
         </w:tc>
@@ -5152,7 +5152,7 @@
           </w:tcPr>
           <w:p>
             <w:r>
-              <w:t>581.46</w:t>
+              <w:t>—</w:t>
             </w:r>
           </w:p>
         </w:tc>
@@ -5174,7 +5174,7 @@
           </w:tcPr>
           <w:p>
             <w:r>
-              <w:t>0</w:t>
+              <w:t>220</w:t>
             </w:r>
           </w:p>
         </w:tc>
@@ -5254,7 +5254,7 @@
           </w:tcPr>
           <w:p>
             <w:r>
-              <w:t>366.56</w:t>
+              <w:t>—</w:t>
             </w:r>
           </w:p>
         </w:tc>
@@ -5276,7 +5276,7 @@
           </w:tcPr>
           <w:p>
             <w:r>
-              <w:t>0</w:t>
+              <w:t>447</w:t>
             </w:r>
           </w:p>
         </w:tc>
@@ -5356,7 +5356,7 @@
           </w:tcPr>
           <w:p>
             <w:r>
-              <w:t>1489.92</w:t>
+              <w:t>—</w:t>
             </w:r>
           </w:p>
         </w:tc>
@@ -5378,7 +5378,7 @@
           </w:tcPr>
           <w:p>
             <w:r>
-              <w:t>0</w:t>
+              <w:t>110</w:t>
             </w:r>
           </w:p>
         </w:tc>
@@ -5458,7 +5458,7 @@
           </w:tcPr>
           <w:p>
             <w:r>
-              <w:t>365.44</w:t>
+              <w:t>—</w:t>
             </w:r>
           </w:p>
         </w:tc>
@@ -5480,6 +5480,16 @@
           </w:tcPr>
           <w:p>
             <w:r>
+              <w:t>70</w:t>
+            </w:r>
+          </w:p>
+        </w:tc>
+        <w:tc>
+          <w:tcPr>
+            <w:tcW w:type="dxa" w:w="864"/>
+          </w:tcPr>
+          <w:p>
+            <w:r>
               <w:t>0</w:t>
             </w:r>
           </w:p>
@@ -5490,16 +5500,6 @@
           </w:tcPr>
           <w:p>
             <w:r>
-              <w:t>0</w:t>
-            </w:r>
-          </w:p>
-        </w:tc>
-        <w:tc>
-          <w:tcPr>
-            <w:tcW w:type="dxa" w:w="864"/>
-          </w:tcPr>
-          <w:p>
-            <w:r>
               <w:t>3</w:t>
             </w:r>
           </w:p>
@@ -5560,7 +5560,7 @@
           </w:tcPr>
           <w:p>
             <w:r>
-              <w:t>233.18</w:t>
+              <w:t>—</w:t>
             </w:r>
           </w:p>
         </w:tc>
@@ -5582,7 +5582,7 @@
           </w:tcPr>
           <w:p>
             <w:r>
-              <w:t>0</w:t>
+              <w:t>249</w:t>
             </w:r>
           </w:p>
         </w:tc>
@@ -5662,7 +5662,7 @@
           </w:tcPr>
           <w:p>
             <w:r>
-              <w:t>828.76</w:t>
+              <w:t>—</w:t>
             </w:r>
           </w:p>
         </w:tc>
@@ -5684,7 +5684,7 @@
           </w:tcPr>
           <w:p>
             <w:r>
-              <w:t>0</w:t>
+              <w:t>155</w:t>
             </w:r>
           </w:p>
         </w:tc>
@@ -5764,7 +5764,7 @@
           </w:tcPr>
           <w:p>
             <w:r>
-              <w:t>516.00</w:t>
+              <w:t>—</w:t>
             </w:r>
           </w:p>
         </w:tc>
@@ -5786,7 +5786,7 @@
           </w:tcPr>
           <w:p>
             <w:r>
-              <w:t>0</w:t>
+              <w:t>164</w:t>
             </w:r>
           </w:p>
         </w:tc>
@@ -5866,7 +5866,7 @@
           </w:tcPr>
           <w:p>
             <w:r>
-              <w:t>653.14</w:t>
+              <w:t>—</w:t>
             </w:r>
           </w:p>
         </w:tc>
@@ -5888,7 +5888,7 @@
           </w:tcPr>
           <w:p>
             <w:r>
-              <w:t>0</w:t>
+              <w:t>152</w:t>
             </w:r>
           </w:p>
         </w:tc>
@@ -5968,7 +5968,7 @@
           </w:tcPr>
           <w:p>
             <w:r>
-              <w:t>506.60</w:t>
+              <w:t>—</w:t>
             </w:r>
           </w:p>
         </w:tc>
@@ -5990,7 +5990,7 @@
           </w:tcPr>
           <w:p>
             <w:r>
-              <w:t>0</w:t>
+              <w:t>103</w:t>
             </w:r>
           </w:p>
         </w:tc>
@@ -6070,7 +6070,7 @@
           </w:tcPr>
           <w:p>
             <w:r>
-              <w:t>341.86</w:t>
+              <w:t>—</w:t>
             </w:r>
           </w:p>
         </w:tc>
@@ -6092,7 +6092,7 @@
           </w:tcPr>
           <w:p>
             <w:r>
-              <w:t>0</w:t>
+              <w:t>156</w:t>
             </w:r>
           </w:p>
         </w:tc>
@@ -6172,7 +6172,7 @@
           </w:tcPr>
           <w:p>
             <w:r>
-              <w:t>623.66</w:t>
+              <w:t>—</w:t>
             </w:r>
           </w:p>
         </w:tc>
@@ -6194,7 +6194,7 @@
           </w:tcPr>
           <w:p>
             <w:r>
-              <w:t>0</w:t>
+              <w:t>506</w:t>
             </w:r>
           </w:p>
         </w:tc>
@@ -6274,7 +6274,7 @@
           </w:tcPr>
           <w:p>
             <w:r>
-              <w:t>843.30</w:t>
+              <w:t>—</w:t>
             </w:r>
           </w:p>
         </w:tc>
@@ -6296,6 +6296,16 @@
           </w:tcPr>
           <w:p>
             <w:r>
+              <w:t>151</w:t>
+            </w:r>
+          </w:p>
+        </w:tc>
+        <w:tc>
+          <w:tcPr>
+            <w:tcW w:type="dxa" w:w="864"/>
+          </w:tcPr>
+          <w:p>
+            <w:r>
               <w:t>0</w:t>
             </w:r>
           </w:p>
@@ -6306,16 +6316,6 @@
           </w:tcPr>
           <w:p>
             <w:r>
-              <w:t>0</w:t>
-            </w:r>
-          </w:p>
-        </w:tc>
-        <w:tc>
-          <w:tcPr>
-            <w:tcW w:type="dxa" w:w="864"/>
-          </w:tcPr>
-          <w:p>
-            <w:r>
               <w:t>2</w:t>
             </w:r>
           </w:p>
@@ -6376,7 +6376,7 @@
           </w:tcPr>
           <w:p>
             <w:r>
-              <w:t>503.16</w:t>
+              <w:t>—</w:t>
             </w:r>
           </w:p>
         </w:tc>
@@ -6398,7 +6398,7 @@
           </w:tcPr>
           <w:p>
             <w:r>
-              <w:t>0</w:t>
+              <w:t>865</w:t>
             </w:r>
           </w:p>
         </w:tc>
@@ -6478,7 +6478,7 @@
           </w:tcPr>
           <w:p>
             <w:r>
-              <w:t>1440.80</w:t>
+              <w:t>—</w:t>
             </w:r>
           </w:p>
         </w:tc>
@@ -6500,7 +6500,7 @@
           </w:tcPr>
           <w:p>
             <w:r>
-              <w:t>0</w:t>
+              <w:t>357</w:t>
             </w:r>
           </w:p>
         </w:tc>
@@ -6580,7 +6580,7 @@
           </w:tcPr>
           <w:p>
             <w:r>
-              <w:t>594.48</w:t>
+              <w:t>—</w:t>
             </w:r>
           </w:p>
         </w:tc>
@@ -6602,7 +6602,7 @@
           </w:tcPr>
           <w:p>
             <w:r>
-              <w:t>0</w:t>
+              <w:t>305</w:t>
             </w:r>
           </w:p>
         </w:tc>
@@ -6682,7 +6682,7 @@
           </w:tcPr>
           <w:p>
             <w:r>
-              <w:t>1016.74</w:t>
+              <w:t>—</w:t>
             </w:r>
           </w:p>
         </w:tc>
@@ -6704,7 +6704,7 @@
           </w:tcPr>
           <w:p>
             <w:r>
-              <w:t>0</w:t>
+              <w:t>220</w:t>
             </w:r>
           </w:p>
         </w:tc>
@@ -6784,7 +6784,7 @@
           </w:tcPr>
           <w:p>
             <w:r>
-              <w:t>730.70</w:t>
+              <w:t>—</w:t>
             </w:r>
           </w:p>
         </w:tc>
@@ -6806,7 +6806,7 @@
           </w:tcPr>
           <w:p>
             <w:r>
-              <w:t>0</w:t>
+              <w:t>126</w:t>
             </w:r>
           </w:p>
         </w:tc>
@@ -6886,7 +6886,7 @@
           </w:tcPr>
           <w:p>
             <w:r>
-              <w:t>503.76</w:t>
+              <w:t>—</w:t>
             </w:r>
           </w:p>
         </w:tc>
@@ -6908,6 +6908,16 @@
           </w:tcPr>
           <w:p>
             <w:r>
+              <w:t>77</w:t>
+            </w:r>
+          </w:p>
+        </w:tc>
+        <w:tc>
+          <w:tcPr>
+            <w:tcW w:type="dxa" w:w="864"/>
+          </w:tcPr>
+          <w:p>
+            <w:r>
               <w:t>0</w:t>
             </w:r>
           </w:p>
@@ -6918,16 +6928,6 @@
           </w:tcPr>
           <w:p>
             <w:r>
-              <w:t>0</w:t>
-            </w:r>
-          </w:p>
-        </w:tc>
-        <w:tc>
-          <w:tcPr>
-            <w:tcW w:type="dxa" w:w="864"/>
-          </w:tcPr>
-          <w:p>
-            <w:r>
               <w:t>3</w:t>
             </w:r>
           </w:p>
@@ -6988,7 +6988,7 @@
           </w:tcPr>
           <w:p>
             <w:r>
-              <w:t>254.54</w:t>
+              <w:t>—</w:t>
             </w:r>
           </w:p>
         </w:tc>
@@ -7010,7 +7010,7 @@
           </w:tcPr>
           <w:p>
             <w:r>
-              <w:t>0</w:t>
+              <w:t>204</w:t>
             </w:r>
           </w:p>
         </w:tc>
@@ -7090,7 +7090,7 @@
           </w:tcPr>
           <w:p>
             <w:r>
-              <w:t>678.76</w:t>
+              <w:t>—</w:t>
             </w:r>
           </w:p>
         </w:tc>
@@ -7112,7 +7112,7 @@
           </w:tcPr>
           <w:p>
             <w:r>
-              <w:t>0</w:t>
+              <w:t>138</w:t>
             </w:r>
           </w:p>
         </w:tc>
@@ -7192,7 +7192,7 @@
           </w:tcPr>
           <w:p>
             <w:r>
-              <w:t>458.42</w:t>
+              <w:t>—</w:t>
             </w:r>
           </w:p>
         </w:tc>
@@ -7214,7 +7214,7 @@
           </w:tcPr>
           <w:p>
             <w:r>
-              <w:t>0</w:t>
+              <w:t>71</w:t>
             </w:r>
           </w:p>
         </w:tc>
@@ -7294,7 +7294,7 @@
           </w:tcPr>
           <w:p>
             <w:r>
-              <w:t>236.16</w:t>
+              <w:t>—</w:t>
             </w:r>
           </w:p>
         </w:tc>
@@ -7316,7 +7316,7 @@
           </w:tcPr>
           <w:p>
             <w:r>
-              <w:t>0</w:t>
+              <w:t>268</w:t>
             </w:r>
           </w:p>
         </w:tc>
@@ -7396,7 +7396,7 @@
           </w:tcPr>
           <w:p>
             <w:r>
-              <w:t>891.28</w:t>
+              <w:t>—</w:t>
             </w:r>
           </w:p>
         </w:tc>
@@ -7418,7 +7418,7 @@
           </w:tcPr>
           <w:p>
             <w:r>
-              <w:t>0</w:t>
+              <w:t>357</w:t>
             </w:r>
           </w:p>
         </w:tc>
@@ -7498,7 +7498,7 @@
           </w:tcPr>
           <w:p>
             <w:r>
-              <w:t>1189.62</w:t>
+              <w:t>—</w:t>
             </w:r>
           </w:p>
         </w:tc>
@@ -7520,7 +7520,7 @@
           </w:tcPr>
           <w:p>
             <w:r>
-              <w:t>0</w:t>
+              <w:t>367</w:t>
             </w:r>
           </w:p>
         </w:tc>
@@ -7600,7 +7600,7 @@
           </w:tcPr>
           <w:p>
             <w:r>
-              <w:t>612.04</w:t>
+              <w:t>—</w:t>
             </w:r>
           </w:p>
         </w:tc>
@@ -7622,7 +7622,7 @@
           </w:tcPr>
           <w:p>
             <w:r>
-              <w:t>0</w:t>
+              <w:t>176</w:t>
             </w:r>
           </w:p>
         </w:tc>
@@ -7702,7 +7702,7 @@
           </w:tcPr>
           <w:p>
             <w:r>
-              <w:t>584.56</w:t>
+              <w:t>—</w:t>
             </w:r>
           </w:p>
         </w:tc>

--- a/TranscriptAnalysis/results/metrics/Embodied_metrics.docx
+++ b/TranscriptAnalysis/results/metrics/Embodied_metrics.docx
@@ -25,7 +25,7 @@
       <w:r>
         <w:t>Videos: 74</w:t>
         <w:br/>
-        <w:t>Avg frames: 248.45</w:t>
+        <w:t>Avg frames: 0</w:t>
         <w:br/>
         <w:t>Avg transcript words: 1530.84</w:t>
         <w:br/>
@@ -176,7 +176,7 @@
           </w:tcPr>
           <w:p>
             <w:r>
-              <w:t>144</w:t>
+              <w:t>0</w:t>
             </w:r>
           </w:p>
         </w:tc>
@@ -256,7 +256,7 @@
           </w:tcPr>
           <w:p>
             <w:r>
-              <w:t>—</w:t>
+              <w:t>479.16</w:t>
             </w:r>
           </w:p>
         </w:tc>
@@ -278,7 +278,7 @@
           </w:tcPr>
           <w:p>
             <w:r>
-              <w:t>526</w:t>
+              <w:t>0</w:t>
             </w:r>
           </w:p>
         </w:tc>
@@ -358,7 +358,7 @@
           </w:tcPr>
           <w:p>
             <w:r>
-              <w:t>—</w:t>
+              <w:t>875.98</w:t>
             </w:r>
           </w:p>
         </w:tc>
@@ -380,7 +380,7 @@
           </w:tcPr>
           <w:p>
             <w:r>
-              <w:t>129</w:t>
+              <w:t>0</w:t>
             </w:r>
           </w:p>
         </w:tc>
@@ -460,7 +460,7 @@
           </w:tcPr>
           <w:p>
             <w:r>
-              <w:t>—</w:t>
+              <w:t>428.64</w:t>
             </w:r>
           </w:p>
         </w:tc>
@@ -482,7 +482,7 @@
           </w:tcPr>
           <w:p>
             <w:r>
-              <w:t>988</w:t>
+              <w:t>0</w:t>
             </w:r>
           </w:p>
         </w:tc>
@@ -562,7 +562,7 @@
           </w:tcPr>
           <w:p>
             <w:r>
-              <w:t>—</w:t>
+              <w:t>1648.18</w:t>
             </w:r>
           </w:p>
         </w:tc>
@@ -584,7 +584,7 @@
           </w:tcPr>
           <w:p>
             <w:r>
-              <w:t>160</w:t>
+              <w:t>0</w:t>
             </w:r>
           </w:p>
         </w:tc>
@@ -664,7 +664,7 @@
           </w:tcPr>
           <w:p>
             <w:r>
-              <w:t>—</w:t>
+              <w:t>664.66</w:t>
             </w:r>
           </w:p>
         </w:tc>
@@ -686,7 +686,7 @@
           </w:tcPr>
           <w:p>
             <w:r>
-              <w:t>46</w:t>
+              <w:t>0</w:t>
             </w:r>
           </w:p>
         </w:tc>
@@ -766,7 +766,7 @@
           </w:tcPr>
           <w:p>
             <w:r>
-              <w:t>—</w:t>
+              <w:t>151.95</w:t>
             </w:r>
           </w:p>
         </w:tc>
@@ -788,7 +788,7 @@
           </w:tcPr>
           <w:p>
             <w:r>
-              <w:t>115</w:t>
+              <w:t>0</w:t>
             </w:r>
           </w:p>
         </w:tc>
@@ -868,7 +868,7 @@
           </w:tcPr>
           <w:p>
             <w:r>
-              <w:t>—</w:t>
+              <w:t>478.92</w:t>
             </w:r>
           </w:p>
         </w:tc>
@@ -890,7 +890,7 @@
           </w:tcPr>
           <w:p>
             <w:r>
-              <w:t>363</w:t>
+              <w:t>0</w:t>
             </w:r>
           </w:p>
         </w:tc>
@@ -970,7 +970,7 @@
           </w:tcPr>
           <w:p>
             <w:r>
-              <w:t>—</w:t>
+              <w:t>1209.92</w:t>
             </w:r>
           </w:p>
         </w:tc>
@@ -992,7 +992,7 @@
           </w:tcPr>
           <w:p>
             <w:r>
-              <w:t>157</w:t>
+              <w:t>0</w:t>
             </w:r>
           </w:p>
         </w:tc>
@@ -1072,7 +1072,7 @@
           </w:tcPr>
           <w:p>
             <w:r>
-              <w:t>—</w:t>
+              <w:t>523.70</w:t>
             </w:r>
           </w:p>
         </w:tc>
@@ -1094,16 +1094,6 @@
           </w:tcPr>
           <w:p>
             <w:r>
-              <w:t>126</w:t>
-            </w:r>
-          </w:p>
-        </w:tc>
-        <w:tc>
-          <w:tcPr>
-            <w:tcW w:type="dxa" w:w="864"/>
-          </w:tcPr>
-          <w:p>
-            <w:r>
               <w:t>0</w:t>
             </w:r>
           </w:p>
@@ -1114,6 +1104,16 @@
           </w:tcPr>
           <w:p>
             <w:r>
+              <w:t>0</w:t>
+            </w:r>
+          </w:p>
+        </w:tc>
+        <w:tc>
+          <w:tcPr>
+            <w:tcW w:type="dxa" w:w="864"/>
+          </w:tcPr>
+          <w:p>
+            <w:r>
               <w:t>2</w:t>
             </w:r>
           </w:p>
@@ -1174,7 +1174,7 @@
           </w:tcPr>
           <w:p>
             <w:r>
-              <w:t>—</w:t>
+              <w:t>417.80</w:t>
             </w:r>
           </w:p>
         </w:tc>
@@ -1196,7 +1196,7 @@
           </w:tcPr>
           <w:p>
             <w:r>
-              <w:t>164</w:t>
+              <w:t>0</w:t>
             </w:r>
           </w:p>
         </w:tc>
@@ -1276,7 +1276,7 @@
           </w:tcPr>
           <w:p>
             <w:r>
-              <w:t>—</w:t>
+              <w:t>652.06</w:t>
             </w:r>
           </w:p>
         </w:tc>
@@ -1298,16 +1298,6 @@
           </w:tcPr>
           <w:p>
             <w:r>
-              <w:t>100</w:t>
-            </w:r>
-          </w:p>
-        </w:tc>
-        <w:tc>
-          <w:tcPr>
-            <w:tcW w:type="dxa" w:w="864"/>
-          </w:tcPr>
-          <w:p>
-            <w:r>
               <w:t>0</w:t>
             </w:r>
           </w:p>
@@ -1318,6 +1308,16 @@
           </w:tcPr>
           <w:p>
             <w:r>
+              <w:t>0</w:t>
+            </w:r>
+          </w:p>
+        </w:tc>
+        <w:tc>
+          <w:tcPr>
+            <w:tcW w:type="dxa" w:w="864"/>
+          </w:tcPr>
+          <w:p>
+            <w:r>
               <w:t>2</w:t>
             </w:r>
           </w:p>
@@ -1378,7 +1378,7 @@
           </w:tcPr>
           <w:p>
             <w:r>
-              <w:t>—</w:t>
+              <w:t>330.62</w:t>
             </w:r>
           </w:p>
         </w:tc>
@@ -1400,7 +1400,7 @@
           </w:tcPr>
           <w:p>
             <w:r>
-              <w:t>296</w:t>
+              <w:t>0</w:t>
             </w:r>
           </w:p>
         </w:tc>
@@ -1480,7 +1480,7 @@
           </w:tcPr>
           <w:p>
             <w:r>
-              <w:t>—</w:t>
+              <w:t>984.12</w:t>
             </w:r>
           </w:p>
         </w:tc>
@@ -1502,7 +1502,7 @@
           </w:tcPr>
           <w:p>
             <w:r>
-              <w:t>163</w:t>
+              <w:t>0</w:t>
             </w:r>
           </w:p>
         </w:tc>
@@ -1582,7 +1582,7 @@
           </w:tcPr>
           <w:p>
             <w:r>
-              <w:t>—</w:t>
+              <w:t>649.94</w:t>
             </w:r>
           </w:p>
         </w:tc>
@@ -1604,7 +1604,7 @@
           </w:tcPr>
           <w:p>
             <w:r>
-              <w:t>171</w:t>
+              <w:t>0</w:t>
             </w:r>
           </w:p>
         </w:tc>
@@ -1684,7 +1684,7 @@
           </w:tcPr>
           <w:p>
             <w:r>
-              <w:t>—</w:t>
+              <w:t>569.70</w:t>
             </w:r>
           </w:p>
         </w:tc>
@@ -1706,7 +1706,7 @@
           </w:tcPr>
           <w:p>
             <w:r>
-              <w:t>310</w:t>
+              <w:t>0</w:t>
             </w:r>
           </w:p>
         </w:tc>
@@ -1786,7 +1786,7 @@
           </w:tcPr>
           <w:p>
             <w:r>
-              <w:t>—</w:t>
+              <w:t>1291.52</w:t>
             </w:r>
           </w:p>
         </w:tc>
@@ -1808,7 +1808,7 @@
           </w:tcPr>
           <w:p>
             <w:r>
-              <w:t>160</w:t>
+              <w:t>0</w:t>
             </w:r>
           </w:p>
         </w:tc>
@@ -1888,7 +1888,7 @@
           </w:tcPr>
           <w:p>
             <w:r>
-              <w:t>—</w:t>
+              <w:t>531.86</w:t>
             </w:r>
           </w:p>
         </w:tc>
@@ -1910,7 +1910,7 @@
           </w:tcPr>
           <w:p>
             <w:r>
-              <w:t>478</w:t>
+              <w:t>0</w:t>
             </w:r>
           </w:p>
         </w:tc>
@@ -1990,7 +1990,7 @@
           </w:tcPr>
           <w:p>
             <w:r>
-              <w:t>—</w:t>
+              <w:t>954.44</w:t>
             </w:r>
           </w:p>
         </w:tc>
@@ -2012,7 +2012,7 @@
           </w:tcPr>
           <w:p>
             <w:r>
-              <w:t>97</w:t>
+              <w:t>0</w:t>
             </w:r>
           </w:p>
         </w:tc>
@@ -2092,7 +2092,7 @@
           </w:tcPr>
           <w:p>
             <w:r>
-              <w:t>—</w:t>
+              <w:t>384.70</w:t>
             </w:r>
           </w:p>
         </w:tc>
@@ -2114,7 +2114,7 @@
           </w:tcPr>
           <w:p>
             <w:r>
-              <w:t>104</w:t>
+              <w:t>0</w:t>
             </w:r>
           </w:p>
         </w:tc>
@@ -2194,7 +2194,7 @@
           </w:tcPr>
           <w:p>
             <w:r>
-              <w:t>—</w:t>
+              <w:t>344.20</w:t>
             </w:r>
           </w:p>
         </w:tc>
@@ -2216,7 +2216,7 @@
           </w:tcPr>
           <w:p>
             <w:r>
-              <w:t>103</w:t>
+              <w:t>0</w:t>
             </w:r>
           </w:p>
         </w:tc>
@@ -2296,7 +2296,7 @@
           </w:tcPr>
           <w:p>
             <w:r>
-              <w:t>—</w:t>
+              <w:t>341.46</w:t>
             </w:r>
           </w:p>
         </w:tc>
@@ -2318,7 +2318,7 @@
           </w:tcPr>
           <w:p>
             <w:r>
-              <w:t>146</w:t>
+              <w:t>0</w:t>
             </w:r>
           </w:p>
         </w:tc>
@@ -2398,7 +2398,7 @@
           </w:tcPr>
           <w:p>
             <w:r>
-              <w:t>—</w:t>
+              <w:t>485.16</w:t>
             </w:r>
           </w:p>
         </w:tc>
@@ -2420,7 +2420,7 @@
           </w:tcPr>
           <w:p>
             <w:r>
-              <w:t>263</w:t>
+              <w:t>0</w:t>
             </w:r>
           </w:p>
         </w:tc>
@@ -2500,7 +2500,7 @@
           </w:tcPr>
           <w:p>
             <w:r>
-              <w:t>—</w:t>
+              <w:t>1048.22</w:t>
             </w:r>
           </w:p>
         </w:tc>
@@ -2522,7 +2522,7 @@
           </w:tcPr>
           <w:p>
             <w:r>
-              <w:t>181</w:t>
+              <w:t>0</w:t>
             </w:r>
           </w:p>
         </w:tc>
@@ -2602,7 +2602,7 @@
           </w:tcPr>
           <w:p>
             <w:r>
-              <w:t>—</w:t>
+              <w:t>603.48</w:t>
             </w:r>
           </w:p>
         </w:tc>
@@ -2624,7 +2624,7 @@
           </w:tcPr>
           <w:p>
             <w:r>
-              <w:t>510</w:t>
+              <w:t>0</w:t>
             </w:r>
           </w:p>
         </w:tc>
@@ -2704,7 +2704,7 @@
           </w:tcPr>
           <w:p>
             <w:r>
-              <w:t>—</w:t>
+              <w:t>1699.36</w:t>
             </w:r>
           </w:p>
         </w:tc>
@@ -2726,7 +2726,7 @@
           </w:tcPr>
           <w:p>
             <w:r>
-              <w:t>304</w:t>
+              <w:t>0</w:t>
             </w:r>
           </w:p>
         </w:tc>
@@ -2806,7 +2806,7 @@
           </w:tcPr>
           <w:p>
             <w:r>
-              <w:t>—</w:t>
+              <w:t>506.38</w:t>
             </w:r>
           </w:p>
         </w:tc>
@@ -2828,6 +2828,56 @@
           </w:tcPr>
           <w:p>
             <w:r>
+              <w:t>0</w:t>
+            </w:r>
+          </w:p>
+        </w:tc>
+        <w:tc>
+          <w:tcPr>
+            <w:tcW w:type="dxa" w:w="864"/>
+          </w:tcPr>
+          <w:p>
+            <w:r>
+              <w:t>0</w:t>
+            </w:r>
+          </w:p>
+        </w:tc>
+        <w:tc>
+          <w:tcPr>
+            <w:tcW w:type="dxa" w:w="864"/>
+          </w:tcPr>
+          <w:p>
+            <w:r>
+              <w:t>1</w:t>
+            </w:r>
+          </w:p>
+        </w:tc>
+        <w:tc>
+          <w:tcPr>
+            <w:tcW w:type="dxa" w:w="864"/>
+          </w:tcPr>
+          <w:p>
+            <w:r>
+              <w:t>78.857</w:t>
+            </w:r>
+          </w:p>
+        </w:tc>
+        <w:tc>
+          <w:tcPr>
+            <w:tcW w:type="dxa" w:w="864"/>
+          </w:tcPr>
+          <w:p>
+            <w:r>
+              <w:t>80.000</w:t>
+            </w:r>
+          </w:p>
+        </w:tc>
+        <w:tc>
+          <w:tcPr>
+            <w:tcW w:type="dxa" w:w="864"/>
+          </w:tcPr>
+          <w:p>
+            <w:r>
               <w:t>175</w:t>
             </w:r>
           </w:p>
@@ -2838,56 +2888,6 @@
           </w:tcPr>
           <w:p>
             <w:r>
-              <w:t>0</w:t>
-            </w:r>
-          </w:p>
-        </w:tc>
-        <w:tc>
-          <w:tcPr>
-            <w:tcW w:type="dxa" w:w="864"/>
-          </w:tcPr>
-          <w:p>
-            <w:r>
-              <w:t>1</w:t>
-            </w:r>
-          </w:p>
-        </w:tc>
-        <w:tc>
-          <w:tcPr>
-            <w:tcW w:type="dxa" w:w="864"/>
-          </w:tcPr>
-          <w:p>
-            <w:r>
-              <w:t>78.857</w:t>
-            </w:r>
-          </w:p>
-        </w:tc>
-        <w:tc>
-          <w:tcPr>
-            <w:tcW w:type="dxa" w:w="864"/>
-          </w:tcPr>
-          <w:p>
-            <w:r>
-              <w:t>80.000</w:t>
-            </w:r>
-          </w:p>
-        </w:tc>
-        <w:tc>
-          <w:tcPr>
-            <w:tcW w:type="dxa" w:w="864"/>
-          </w:tcPr>
-          <w:p>
-            <w:r>
-              <w:t>175</w:t>
-            </w:r>
-          </w:p>
-        </w:tc>
-        <w:tc>
-          <w:tcPr>
-            <w:tcW w:type="dxa" w:w="864"/>
-          </w:tcPr>
-          <w:p>
-            <w:r>
               <w:t>161</w:t>
             </w:r>
           </w:p>
@@ -2908,7 +2908,7 @@
           </w:tcPr>
           <w:p>
             <w:r>
-              <w:t>—</w:t>
+              <w:t>581.90</w:t>
             </w:r>
           </w:p>
         </w:tc>
@@ -2930,7 +2930,7 @@
           </w:tcPr>
           <w:p>
             <w:r>
-              <w:t>307</w:t>
+              <w:t>0</w:t>
             </w:r>
           </w:p>
         </w:tc>
@@ -3010,7 +3010,7 @@
           </w:tcPr>
           <w:p>
             <w:r>
-              <w:t>—</w:t>
+              <w:t>1022.89</w:t>
             </w:r>
           </w:p>
         </w:tc>
@@ -3032,7 +3032,7 @@
           </w:tcPr>
           <w:p>
             <w:r>
-              <w:t>644</w:t>
+              <w:t>0</w:t>
             </w:r>
           </w:p>
         </w:tc>
@@ -3112,7 +3112,7 @@
           </w:tcPr>
           <w:p>
             <w:r>
-              <w:t>—</w:t>
+              <w:t>1073.12</w:t>
             </w:r>
           </w:p>
         </w:tc>
@@ -3134,7 +3134,7 @@
           </w:tcPr>
           <w:p>
             <w:r>
-              <w:t>30</w:t>
+              <w:t>0</w:t>
             </w:r>
           </w:p>
         </w:tc>
@@ -3214,7 +3214,7 @@
           </w:tcPr>
           <w:p>
             <w:r>
-              <w:t>—</w:t>
+              <w:t>132.54</w:t>
             </w:r>
           </w:p>
         </w:tc>
@@ -3236,7 +3236,7 @@
           </w:tcPr>
           <w:p>
             <w:r>
-              <w:t>362</w:t>
+              <w:t>0</w:t>
             </w:r>
           </w:p>
         </w:tc>
@@ -3316,7 +3316,7 @@
           </w:tcPr>
           <w:p>
             <w:r>
-              <w:t>—</w:t>
+              <w:t>1216.14</w:t>
             </w:r>
           </w:p>
         </w:tc>
@@ -3338,7 +3338,7 @@
           </w:tcPr>
           <w:p>
             <w:r>
-              <w:t>264</w:t>
+              <w:t>0</w:t>
             </w:r>
           </w:p>
         </w:tc>
@@ -3418,7 +3418,7 @@
           </w:tcPr>
           <w:p>
             <w:r>
-              <w:t>—</w:t>
+              <w:t>877.98</w:t>
             </w:r>
           </w:p>
         </w:tc>
@@ -3440,7 +3440,7 @@
           </w:tcPr>
           <w:p>
             <w:r>
-              <w:t>115</w:t>
+              <w:t>0</w:t>
             </w:r>
           </w:p>
         </w:tc>
@@ -3520,7 +3520,7 @@
           </w:tcPr>
           <w:p>
             <w:r>
-              <w:t>—</w:t>
+              <w:t>382.36</w:t>
             </w:r>
           </w:p>
         </w:tc>
@@ -3542,7 +3542,7 @@
           </w:tcPr>
           <w:p>
             <w:r>
-              <w:t>255</w:t>
+              <w:t>0</w:t>
             </w:r>
           </w:p>
         </w:tc>
@@ -3622,7 +3622,7 @@
           </w:tcPr>
           <w:p>
             <w:r>
-              <w:t>—</w:t>
+              <w:t>424.70</w:t>
             </w:r>
           </w:p>
         </w:tc>
@@ -3644,16 +3644,6 @@
           </w:tcPr>
           <w:p>
             <w:r>
-              <w:t>163</w:t>
-            </w:r>
-          </w:p>
-        </w:tc>
-        <w:tc>
-          <w:tcPr>
-            <w:tcW w:type="dxa" w:w="864"/>
-          </w:tcPr>
-          <w:p>
-            <w:r>
               <w:t>0</w:t>
             </w:r>
           </w:p>
@@ -3664,6 +3654,16 @@
           </w:tcPr>
           <w:p>
             <w:r>
+              <w:t>0</w:t>
+            </w:r>
+          </w:p>
+        </w:tc>
+        <w:tc>
+          <w:tcPr>
+            <w:tcW w:type="dxa" w:w="864"/>
+          </w:tcPr>
+          <w:p>
+            <w:r>
               <w:t>5</w:t>
             </w:r>
           </w:p>
@@ -3724,7 +3724,7 @@
           </w:tcPr>
           <w:p>
             <w:r>
-              <w:t>—</w:t>
+              <w:t>649.90</w:t>
             </w:r>
           </w:p>
         </w:tc>
@@ -3746,7 +3746,7 @@
           </w:tcPr>
           <w:p>
             <w:r>
-              <w:t>206</w:t>
+              <w:t>0</w:t>
             </w:r>
           </w:p>
         </w:tc>
@@ -3826,7 +3826,7 @@
           </w:tcPr>
           <w:p>
             <w:r>
-              <w:t>—</w:t>
+              <w:t>685.36</w:t>
             </w:r>
           </w:p>
         </w:tc>
@@ -3848,7 +3848,7 @@
           </w:tcPr>
           <w:p>
             <w:r>
-              <w:t>196</w:t>
+              <w:t>0</w:t>
             </w:r>
           </w:p>
         </w:tc>
@@ -3928,7 +3928,7 @@
           </w:tcPr>
           <w:p>
             <w:r>
-              <w:t>—</w:t>
+              <w:t>651.47</w:t>
             </w:r>
           </w:p>
         </w:tc>
@@ -3950,7 +3950,7 @@
           </w:tcPr>
           <w:p>
             <w:r>
-              <w:t>286</w:t>
+              <w:t>0</w:t>
             </w:r>
           </w:p>
         </w:tc>
@@ -4052,16 +4052,6 @@
           </w:tcPr>
           <w:p>
             <w:r>
-              <w:t>88</w:t>
-            </w:r>
-          </w:p>
-        </w:tc>
-        <w:tc>
-          <w:tcPr>
-            <w:tcW w:type="dxa" w:w="864"/>
-          </w:tcPr>
-          <w:p>
-            <w:r>
               <w:t>0</w:t>
             </w:r>
           </w:p>
@@ -4072,6 +4062,16 @@
           </w:tcPr>
           <w:p>
             <w:r>
+              <w:t>0</w:t>
+            </w:r>
+          </w:p>
+        </w:tc>
+        <w:tc>
+          <w:tcPr>
+            <w:tcW w:type="dxa" w:w="864"/>
+          </w:tcPr>
+          <w:p>
+            <w:r>
               <w:t>7</w:t>
             </w:r>
           </w:p>
@@ -4132,7 +4132,7 @@
           </w:tcPr>
           <w:p>
             <w:r>
-              <w:t>—</w:t>
+              <w:t>293.26</w:t>
             </w:r>
           </w:p>
         </w:tc>
@@ -4154,7 +4154,7 @@
           </w:tcPr>
           <w:p>
             <w:r>
-              <w:t>58</w:t>
+              <w:t>0</w:t>
             </w:r>
           </w:p>
         </w:tc>
@@ -4234,7 +4234,7 @@
           </w:tcPr>
           <w:p>
             <w:r>
-              <w:t>—</w:t>
+              <w:t>192.18</w:t>
             </w:r>
           </w:p>
         </w:tc>
@@ -4256,7 +4256,7 @@
           </w:tcPr>
           <w:p>
             <w:r>
-              <w:t>190</w:t>
+              <w:t>0</w:t>
             </w:r>
           </w:p>
         </w:tc>
@@ -4336,7 +4336,7 @@
           </w:tcPr>
           <w:p>
             <w:r>
-              <w:t>—</w:t>
+              <w:t>790.26</w:t>
             </w:r>
           </w:p>
         </w:tc>
@@ -4358,7 +4358,7 @@
           </w:tcPr>
           <w:p>
             <w:r>
-              <w:t>291</w:t>
+              <w:t>0</w:t>
             </w:r>
           </w:p>
         </w:tc>
@@ -4438,7 +4438,7 @@
           </w:tcPr>
           <w:p>
             <w:r>
-              <w:t>—</w:t>
+              <w:t>969.34</w:t>
             </w:r>
           </w:p>
         </w:tc>
@@ -4460,7 +4460,7 @@
           </w:tcPr>
           <w:p>
             <w:r>
-              <w:t>798</w:t>
+              <w:t>0</w:t>
             </w:r>
           </w:p>
         </w:tc>
@@ -4540,7 +4540,7 @@
           </w:tcPr>
           <w:p>
             <w:r>
-              <w:t>—</w:t>
+              <w:t>2660.02</w:t>
             </w:r>
           </w:p>
         </w:tc>
@@ -4562,7 +4562,7 @@
           </w:tcPr>
           <w:p>
             <w:r>
-              <w:t>139</w:t>
+              <w:t>0</w:t>
             </w:r>
           </w:p>
         </w:tc>
@@ -4642,7 +4642,7 @@
           </w:tcPr>
           <w:p>
             <w:r>
-              <w:t>—</w:t>
+              <w:t>461.03</w:t>
             </w:r>
           </w:p>
         </w:tc>
@@ -4664,7 +4664,7 @@
           </w:tcPr>
           <w:p>
             <w:r>
-              <w:t>279</w:t>
+              <w:t>0</w:t>
             </w:r>
           </w:p>
         </w:tc>
@@ -4744,7 +4744,7 @@
           </w:tcPr>
           <w:p>
             <w:r>
-              <w:t>—</w:t>
+              <w:t>556.86</w:t>
             </w:r>
           </w:p>
         </w:tc>
@@ -4766,7 +4766,7 @@
           </w:tcPr>
           <w:p>
             <w:r>
-              <w:t>86</w:t>
+              <w:t>0</w:t>
             </w:r>
           </w:p>
         </w:tc>
@@ -4846,7 +4846,7 @@
           </w:tcPr>
           <w:p>
             <w:r>
-              <w:t>—</w:t>
+              <w:t>284.24</w:t>
             </w:r>
           </w:p>
         </w:tc>
@@ -4868,7 +4868,7 @@
           </w:tcPr>
           <w:p>
             <w:r>
-              <w:t>612</w:t>
+              <w:t>0</w:t>
             </w:r>
           </w:p>
         </w:tc>
@@ -4948,7 +4948,7 @@
           </w:tcPr>
           <w:p>
             <w:r>
-              <w:t>—</w:t>
+              <w:t>1019.92</w:t>
             </w:r>
           </w:p>
         </w:tc>
@@ -4970,7 +4970,7 @@
           </w:tcPr>
           <w:p>
             <w:r>
-              <w:t>174</w:t>
+              <w:t>0</w:t>
             </w:r>
           </w:p>
         </w:tc>
@@ -5050,7 +5050,7 @@
           </w:tcPr>
           <w:p>
             <w:r>
-              <w:t>—</w:t>
+              <w:t>578.36</w:t>
             </w:r>
           </w:p>
         </w:tc>
@@ -5072,7 +5072,7 @@
           </w:tcPr>
           <w:p>
             <w:r>
-              <w:t>349</w:t>
+              <w:t>0</w:t>
             </w:r>
           </w:p>
         </w:tc>
@@ -5152,7 +5152,7 @@
           </w:tcPr>
           <w:p>
             <w:r>
-              <w:t>—</w:t>
+              <w:t>581.46</w:t>
             </w:r>
           </w:p>
         </w:tc>
@@ -5174,7 +5174,7 @@
           </w:tcPr>
           <w:p>
             <w:r>
-              <w:t>220</w:t>
+              <w:t>0</w:t>
             </w:r>
           </w:p>
         </w:tc>
@@ -5254,7 +5254,7 @@
           </w:tcPr>
           <w:p>
             <w:r>
-              <w:t>—</w:t>
+              <w:t>366.56</w:t>
             </w:r>
           </w:p>
         </w:tc>
@@ -5276,7 +5276,7 @@
           </w:tcPr>
           <w:p>
             <w:r>
-              <w:t>447</w:t>
+              <w:t>0</w:t>
             </w:r>
           </w:p>
         </w:tc>
@@ -5356,7 +5356,7 @@
           </w:tcPr>
           <w:p>
             <w:r>
-              <w:t>—</w:t>
+              <w:t>1489.92</w:t>
             </w:r>
           </w:p>
         </w:tc>
@@ -5378,7 +5378,7 @@
           </w:tcPr>
           <w:p>
             <w:r>
-              <w:t>110</w:t>
+              <w:t>0</w:t>
             </w:r>
           </w:p>
         </w:tc>
@@ -5458,7 +5458,7 @@
           </w:tcPr>
           <w:p>
             <w:r>
-              <w:t>—</w:t>
+              <w:t>365.44</w:t>
             </w:r>
           </w:p>
         </w:tc>
@@ -5480,16 +5480,6 @@
           </w:tcPr>
           <w:p>
             <w:r>
-              <w:t>70</w:t>
-            </w:r>
-          </w:p>
-        </w:tc>
-        <w:tc>
-          <w:tcPr>
-            <w:tcW w:type="dxa" w:w="864"/>
-          </w:tcPr>
-          <w:p>
-            <w:r>
               <w:t>0</w:t>
             </w:r>
           </w:p>
@@ -5500,6 +5490,16 @@
           </w:tcPr>
           <w:p>
             <w:r>
+              <w:t>0</w:t>
+            </w:r>
+          </w:p>
+        </w:tc>
+        <w:tc>
+          <w:tcPr>
+            <w:tcW w:type="dxa" w:w="864"/>
+          </w:tcPr>
+          <w:p>
+            <w:r>
               <w:t>3</w:t>
             </w:r>
           </w:p>
@@ -5560,7 +5560,7 @@
           </w:tcPr>
           <w:p>
             <w:r>
-              <w:t>—</w:t>
+              <w:t>233.18</w:t>
             </w:r>
           </w:p>
         </w:tc>
@@ -5582,7 +5582,7 @@
           </w:tcPr>
           <w:p>
             <w:r>
-              <w:t>249</w:t>
+              <w:t>0</w:t>
             </w:r>
           </w:p>
         </w:tc>
@@ -5662,7 +5662,7 @@
           </w:tcPr>
           <w:p>
             <w:r>
-              <w:t>—</w:t>
+              <w:t>828.76</w:t>
             </w:r>
           </w:p>
         </w:tc>
@@ -5684,7 +5684,7 @@
           </w:tcPr>
           <w:p>
             <w:r>
-              <w:t>155</w:t>
+              <w:t>0</w:t>
             </w:r>
           </w:p>
         </w:tc>
@@ -5764,7 +5764,7 @@
           </w:tcPr>
           <w:p>
             <w:r>
-              <w:t>—</w:t>
+              <w:t>516.00</w:t>
             </w:r>
           </w:p>
         </w:tc>
@@ -5786,7 +5786,7 @@
           </w:tcPr>
           <w:p>
             <w:r>
-              <w:t>164</w:t>
+              <w:t>0</w:t>
             </w:r>
           </w:p>
         </w:tc>
@@ -5866,7 +5866,7 @@
           </w:tcPr>
           <w:p>
             <w:r>
-              <w:t>—</w:t>
+              <w:t>653.14</w:t>
             </w:r>
           </w:p>
         </w:tc>
@@ -5888,7 +5888,7 @@
           </w:tcPr>
           <w:p>
             <w:r>
-              <w:t>152</w:t>
+              <w:t>0</w:t>
             </w:r>
           </w:p>
         </w:tc>
@@ -5968,7 +5968,7 @@
           </w:tcPr>
           <w:p>
             <w:r>
-              <w:t>—</w:t>
+              <w:t>506.60</w:t>
             </w:r>
           </w:p>
         </w:tc>
@@ -5990,7 +5990,7 @@
           </w:tcPr>
           <w:p>
             <w:r>
-              <w:t>103</w:t>
+              <w:t>0</w:t>
             </w:r>
           </w:p>
         </w:tc>
@@ -6070,7 +6070,7 @@
           </w:tcPr>
           <w:p>
             <w:r>
-              <w:t>—</w:t>
+              <w:t>341.86</w:t>
             </w:r>
           </w:p>
         </w:tc>
@@ -6092,7 +6092,7 @@
           </w:tcPr>
           <w:p>
             <w:r>
-              <w:t>156</w:t>
+              <w:t>0</w:t>
             </w:r>
           </w:p>
         </w:tc>
@@ -6172,7 +6172,7 @@
           </w:tcPr>
           <w:p>
             <w:r>
-              <w:t>—</w:t>
+              <w:t>623.66</w:t>
             </w:r>
           </w:p>
         </w:tc>
@@ -6194,7 +6194,7 @@
           </w:tcPr>
           <w:p>
             <w:r>
-              <w:t>506</w:t>
+              <w:t>0</w:t>
             </w:r>
           </w:p>
         </w:tc>
@@ -6274,7 +6274,7 @@
           </w:tcPr>
           <w:p>
             <w:r>
-              <w:t>—</w:t>
+              <w:t>843.30</w:t>
             </w:r>
           </w:p>
         </w:tc>
@@ -6296,16 +6296,6 @@
           </w:tcPr>
           <w:p>
             <w:r>
-              <w:t>151</w:t>
-            </w:r>
-          </w:p>
-        </w:tc>
-        <w:tc>
-          <w:tcPr>
-            <w:tcW w:type="dxa" w:w="864"/>
-          </w:tcPr>
-          <w:p>
-            <w:r>
               <w:t>0</w:t>
             </w:r>
           </w:p>
@@ -6316,6 +6306,16 @@
           </w:tcPr>
           <w:p>
             <w:r>
+              <w:t>0</w:t>
+            </w:r>
+          </w:p>
+        </w:tc>
+        <w:tc>
+          <w:tcPr>
+            <w:tcW w:type="dxa" w:w="864"/>
+          </w:tcPr>
+          <w:p>
+            <w:r>
               <w:t>2</w:t>
             </w:r>
           </w:p>
@@ -6376,7 +6376,7 @@
           </w:tcPr>
           <w:p>
             <w:r>
-              <w:t>—</w:t>
+              <w:t>503.16</w:t>
             </w:r>
           </w:p>
         </w:tc>
@@ -6398,7 +6398,7 @@
           </w:tcPr>
           <w:p>
             <w:r>
-              <w:t>865</w:t>
+              <w:t>0</w:t>
             </w:r>
           </w:p>
         </w:tc>
@@ -6478,7 +6478,7 @@
           </w:tcPr>
           <w:p>
             <w:r>
-              <w:t>—</w:t>
+              <w:t>1440.80</w:t>
             </w:r>
           </w:p>
         </w:tc>
@@ -6500,7 +6500,7 @@
           </w:tcPr>
           <w:p>
             <w:r>
-              <w:t>357</w:t>
+              <w:t>0</w:t>
             </w:r>
           </w:p>
         </w:tc>
@@ -6580,7 +6580,7 @@
           </w:tcPr>
           <w:p>
             <w:r>
-              <w:t>—</w:t>
+              <w:t>594.48</w:t>
             </w:r>
           </w:p>
         </w:tc>
@@ -6602,7 +6602,7 @@
           </w:tcPr>
           <w:p>
             <w:r>
-              <w:t>305</w:t>
+              <w:t>0</w:t>
             </w:r>
           </w:p>
         </w:tc>
@@ -6682,7 +6682,7 @@
           </w:tcPr>
           <w:p>
             <w:r>
-              <w:t>—</w:t>
+              <w:t>1016.74</w:t>
             </w:r>
           </w:p>
         </w:tc>
@@ -6704,7 +6704,7 @@
           </w:tcPr>
           <w:p>
             <w:r>
-              <w:t>220</w:t>
+              <w:t>0</w:t>
             </w:r>
           </w:p>
         </w:tc>
@@ -6784,7 +6784,7 @@
           </w:tcPr>
           <w:p>
             <w:r>
-              <w:t>—</w:t>
+              <w:t>730.70</w:t>
             </w:r>
           </w:p>
         </w:tc>
@@ -6806,7 +6806,7 @@
           </w:tcPr>
           <w:p>
             <w:r>
-              <w:t>126</w:t>
+              <w:t>0</w:t>
             </w:r>
           </w:p>
         </w:tc>
@@ -6886,7 +6886,7 @@
           </w:tcPr>
           <w:p>
             <w:r>
-              <w:t>—</w:t>
+              <w:t>503.76</w:t>
             </w:r>
           </w:p>
         </w:tc>
@@ -6908,16 +6908,6 @@
           </w:tcPr>
           <w:p>
             <w:r>
-              <w:t>77</w:t>
-            </w:r>
-          </w:p>
-        </w:tc>
-        <w:tc>
-          <w:tcPr>
-            <w:tcW w:type="dxa" w:w="864"/>
-          </w:tcPr>
-          <w:p>
-            <w:r>
               <w:t>0</w:t>
             </w:r>
           </w:p>
@@ -6928,6 +6918,16 @@
           </w:tcPr>
           <w:p>
             <w:r>
+              <w:t>0</w:t>
+            </w:r>
+          </w:p>
+        </w:tc>
+        <w:tc>
+          <w:tcPr>
+            <w:tcW w:type="dxa" w:w="864"/>
+          </w:tcPr>
+          <w:p>
+            <w:r>
               <w:t>3</w:t>
             </w:r>
           </w:p>
@@ -6988,7 +6988,7 @@
           </w:tcPr>
           <w:p>
             <w:r>
-              <w:t>—</w:t>
+              <w:t>254.54</w:t>
             </w:r>
           </w:p>
         </w:tc>
@@ -7010,7 +7010,7 @@
           </w:tcPr>
           <w:p>
             <w:r>
-              <w:t>204</w:t>
+              <w:t>0</w:t>
             </w:r>
           </w:p>
         </w:tc>
@@ -7090,7 +7090,7 @@
           </w:tcPr>
           <w:p>
             <w:r>
-              <w:t>—</w:t>
+              <w:t>678.76</w:t>
             </w:r>
           </w:p>
         </w:tc>
@@ -7112,7 +7112,7 @@
           </w:tcPr>
           <w:p>
             <w:r>
-              <w:t>138</w:t>
+              <w:t>0</w:t>
             </w:r>
           </w:p>
         </w:tc>
@@ -7192,7 +7192,7 @@
           </w:tcPr>
           <w:p>
             <w:r>
-              <w:t>—</w:t>
+              <w:t>458.42</w:t>
             </w:r>
           </w:p>
         </w:tc>
@@ -7214,7 +7214,7 @@
           </w:tcPr>
           <w:p>
             <w:r>
-              <w:t>71</w:t>
+              <w:t>0</w:t>
             </w:r>
           </w:p>
         </w:tc>
@@ -7294,7 +7294,7 @@
           </w:tcPr>
           <w:p>
             <w:r>
-              <w:t>—</w:t>
+              <w:t>236.16</w:t>
             </w:r>
           </w:p>
         </w:tc>
@@ -7316,7 +7316,7 @@
           </w:tcPr>
           <w:p>
             <w:r>
-              <w:t>268</w:t>
+              <w:t>0</w:t>
             </w:r>
           </w:p>
         </w:tc>
@@ -7396,7 +7396,7 @@
           </w:tcPr>
           <w:p>
             <w:r>
-              <w:t>—</w:t>
+              <w:t>891.28</w:t>
             </w:r>
           </w:p>
         </w:tc>
@@ -7418,7 +7418,7 @@
           </w:tcPr>
           <w:p>
             <w:r>
-              <w:t>357</w:t>
+              <w:t>0</w:t>
             </w:r>
           </w:p>
         </w:tc>
@@ -7498,7 +7498,7 @@
           </w:tcPr>
           <w:p>
             <w:r>
-              <w:t>—</w:t>
+              <w:t>1189.62</w:t>
             </w:r>
           </w:p>
         </w:tc>
@@ -7520,7 +7520,7 @@
           </w:tcPr>
           <w:p>
             <w:r>
-              <w:t>367</w:t>
+              <w:t>0</w:t>
             </w:r>
           </w:p>
         </w:tc>
@@ -7600,7 +7600,7 @@
           </w:tcPr>
           <w:p>
             <w:r>
-              <w:t>—</w:t>
+              <w:t>612.04</w:t>
             </w:r>
           </w:p>
         </w:tc>
@@ -7622,7 +7622,7 @@
           </w:tcPr>
           <w:p>
             <w:r>
-              <w:t>176</w:t>
+              <w:t>0</w:t>
             </w:r>
           </w:p>
         </w:tc>
@@ -7702,7 +7702,7 @@
           </w:tcPr>
           <w:p>
             <w:r>
-              <w:t>—</w:t>
+              <w:t>584.56</w:t>
             </w:r>
           </w:p>
         </w:tc>

--- a/TranscriptAnalysis/results/metrics/Embodied_metrics.docx
+++ b/TranscriptAnalysis/results/metrics/Embodied_metrics.docx
@@ -25,17 +25,17 @@
       <w:r>
         <w:t>Videos: 74</w:t>
         <w:br/>
-        <w:t>Avg frames: 0</w:t>
+        <w:t>Avg frames: 248.45</w:t>
         <w:br/>
         <w:t>Avg transcript words: 1530.84</w:t>
         <w:br/>
         <w:t>Avg topics: 3.7</w:t>
         <w:br/>
-        <w:t>Avg comments: 2.07</w:t>
+        <w:t>Avg comments: 1.69</w:t>
         <w:br/>
-        <w:t>Avg of per-video correlation averages: 57.119</w:t>
+        <w:t>Avg of per-video correlation averages: 37.716</w:t>
         <w:br/>
-        <w:t>Median of per-video correlation averages: 59.466</w:t>
+        <w:t>Median of per-video correlation averages: 40.0</w:t>
         <w:br/>
         <w:t>Threshold for counted correlations: &gt;= 60</w:t>
       </w:r>
@@ -176,67 +176,67 @@
           </w:tcPr>
           <w:p>
             <w:r>
+              <w:t>144</w:t>
+            </w:r>
+          </w:p>
+        </w:tc>
+        <w:tc>
+          <w:tcPr>
+            <w:tcW w:type="dxa" w:w="864"/>
+          </w:tcPr>
+          <w:p>
+            <w:r>
+              <w:t>1</w:t>
+            </w:r>
+          </w:p>
+        </w:tc>
+        <w:tc>
+          <w:tcPr>
+            <w:tcW w:type="dxa" w:w="864"/>
+          </w:tcPr>
+          <w:p>
+            <w:r>
+              <w:t>2</w:t>
+            </w:r>
+          </w:p>
+        </w:tc>
+        <w:tc>
+          <w:tcPr>
+            <w:tcW w:type="dxa" w:w="864"/>
+          </w:tcPr>
+          <w:p>
+            <w:r>
+              <w:t>0.000</w:t>
+            </w:r>
+          </w:p>
+        </w:tc>
+        <w:tc>
+          <w:tcPr>
+            <w:tcW w:type="dxa" w:w="864"/>
+          </w:tcPr>
+          <w:p>
+            <w:r>
+              <w:t>0.000</w:t>
+            </w:r>
+          </w:p>
+        </w:tc>
+        <w:tc>
+          <w:tcPr>
+            <w:tcW w:type="dxa" w:w="864"/>
+          </w:tcPr>
+          <w:p>
+            <w:r>
+              <w:t>4</w:t>
+            </w:r>
+          </w:p>
+        </w:tc>
+        <w:tc>
+          <w:tcPr>
+            <w:tcW w:type="dxa" w:w="864"/>
+          </w:tcPr>
+          <w:p>
+            <w:r>
               <w:t>0</w:t>
-            </w:r>
-          </w:p>
-        </w:tc>
-        <w:tc>
-          <w:tcPr>
-            <w:tcW w:type="dxa" w:w="864"/>
-          </w:tcPr>
-          <w:p>
-            <w:r>
-              <w:t>1</w:t>
-            </w:r>
-          </w:p>
-        </w:tc>
-        <w:tc>
-          <w:tcPr>
-            <w:tcW w:type="dxa" w:w="864"/>
-          </w:tcPr>
-          <w:p>
-            <w:r>
-              <w:t>2</w:t>
-            </w:r>
-          </w:p>
-        </w:tc>
-        <w:tc>
-          <w:tcPr>
-            <w:tcW w:type="dxa" w:w="864"/>
-          </w:tcPr>
-          <w:p>
-            <w:r>
-              <w:t>81.879</w:t>
-            </w:r>
-          </w:p>
-        </w:tc>
-        <w:tc>
-          <w:tcPr>
-            <w:tcW w:type="dxa" w:w="864"/>
-          </w:tcPr>
-          <w:p>
-            <w:r>
-              <w:t>85.000</w:t>
-            </w:r>
-          </w:p>
-        </w:tc>
-        <w:tc>
-          <w:tcPr>
-            <w:tcW w:type="dxa" w:w="864"/>
-          </w:tcPr>
-          <w:p>
-            <w:r>
-              <w:t>290</w:t>
-            </w:r>
-          </w:p>
-        </w:tc>
-        <w:tc>
-          <w:tcPr>
-            <w:tcW w:type="dxa" w:w="864"/>
-          </w:tcPr>
-          <w:p>
-            <w:r>
-              <w:t>270</w:t>
             </w:r>
           </w:p>
         </w:tc>
@@ -278,7 +278,7 @@
           </w:tcPr>
           <w:p>
             <w:r>
-              <w:t>0</w:t>
+              <w:t>526</w:t>
             </w:r>
           </w:p>
         </w:tc>
@@ -308,7 +308,7 @@
           </w:tcPr>
           <w:p>
             <w:r>
-              <w:t>19.462</w:t>
+              <w:t>31.500</w:t>
             </w:r>
           </w:p>
         </w:tc>
@@ -328,17 +328,17 @@
           </w:tcPr>
           <w:p>
             <w:r>
-              <w:t>1062</w:t>
-            </w:r>
-          </w:p>
-        </w:tc>
-        <w:tc>
-          <w:tcPr>
-            <w:tcW w:type="dxa" w:w="864"/>
-          </w:tcPr>
-          <w:p>
-            <w:r>
-              <w:t>94</w:t>
+              <w:t>20</w:t>
+            </w:r>
+          </w:p>
+        </w:tc>
+        <w:tc>
+          <w:tcPr>
+            <w:tcW w:type="dxa" w:w="864"/>
+          </w:tcPr>
+          <w:p>
+            <w:r>
+              <w:t>6</w:t>
             </w:r>
           </w:p>
         </w:tc>
@@ -380,7 +380,7 @@
           </w:tcPr>
           <w:p>
             <w:r>
-              <w:t>0</w:t>
+              <w:t>129</w:t>
             </w:r>
           </w:p>
         </w:tc>
@@ -410,37 +410,37 @@
           </w:tcPr>
           <w:p>
             <w:r>
-              <w:t>29.545</w:t>
-            </w:r>
-          </w:p>
-        </w:tc>
-        <w:tc>
-          <w:tcPr>
-            <w:tcW w:type="dxa" w:w="864"/>
-          </w:tcPr>
-          <w:p>
-            <w:r>
-              <w:t>20.000</w:t>
-            </w:r>
-          </w:p>
-        </w:tc>
-        <w:tc>
-          <w:tcPr>
-            <w:tcW w:type="dxa" w:w="864"/>
-          </w:tcPr>
-          <w:p>
-            <w:r>
-              <w:t>266</w:t>
-            </w:r>
-          </w:p>
-        </w:tc>
-        <w:tc>
-          <w:tcPr>
-            <w:tcW w:type="dxa" w:w="864"/>
-          </w:tcPr>
-          <w:p>
-            <w:r>
-              <w:t>56</w:t>
+              <w:t>68.125</w:t>
+            </w:r>
+          </w:p>
+        </w:tc>
+        <w:tc>
+          <w:tcPr>
+            <w:tcW w:type="dxa" w:w="864"/>
+          </w:tcPr>
+          <w:p>
+            <w:r>
+              <w:t>80.000</w:t>
+            </w:r>
+          </w:p>
+        </w:tc>
+        <w:tc>
+          <w:tcPr>
+            <w:tcW w:type="dxa" w:w="864"/>
+          </w:tcPr>
+          <w:p>
+            <w:r>
+              <w:t>16</w:t>
+            </w:r>
+          </w:p>
+        </w:tc>
+        <w:tc>
+          <w:tcPr>
+            <w:tcW w:type="dxa" w:w="864"/>
+          </w:tcPr>
+          <w:p>
+            <w:r>
+              <w:t>12</w:t>
             </w:r>
           </w:p>
         </w:tc>
@@ -482,7 +482,7 @@
           </w:tcPr>
           <w:p>
             <w:r>
-              <w:t>0</w:t>
+              <w:t>988</w:t>
             </w:r>
           </w:p>
         </w:tc>
@@ -512,37 +512,37 @@
           </w:tcPr>
           <w:p>
             <w:r>
-              <w:t>80.227</w:t>
-            </w:r>
-          </w:p>
-        </w:tc>
-        <w:tc>
-          <w:tcPr>
-            <w:tcW w:type="dxa" w:w="864"/>
-          </w:tcPr>
-          <w:p>
-            <w:r>
-              <w:t>85.000</w:t>
-            </w:r>
-          </w:p>
-        </w:tc>
-        <w:tc>
-          <w:tcPr>
-            <w:tcW w:type="dxa" w:w="864"/>
-          </w:tcPr>
-          <w:p>
-            <w:r>
-              <w:t>994</w:t>
-            </w:r>
-          </w:p>
-        </w:tc>
-        <w:tc>
-          <w:tcPr>
-            <w:tcW w:type="dxa" w:w="864"/>
-          </w:tcPr>
-          <w:p>
-            <w:r>
-              <w:t>906</w:t>
+              <w:t>81.667</w:t>
+            </w:r>
+          </w:p>
+        </w:tc>
+        <w:tc>
+          <w:tcPr>
+            <w:tcW w:type="dxa" w:w="864"/>
+          </w:tcPr>
+          <w:p>
+            <w:r>
+              <w:t>80.000</w:t>
+            </w:r>
+          </w:p>
+        </w:tc>
+        <w:tc>
+          <w:tcPr>
+            <w:tcW w:type="dxa" w:w="864"/>
+          </w:tcPr>
+          <w:p>
+            <w:r>
+              <w:t>12</w:t>
+            </w:r>
+          </w:p>
+        </w:tc>
+        <w:tc>
+          <w:tcPr>
+            <w:tcW w:type="dxa" w:w="864"/>
+          </w:tcPr>
+          <w:p>
+            <w:r>
+              <w:t>12</w:t>
             </w:r>
           </w:p>
         </w:tc>
@@ -584,7 +584,7 @@
           </w:tcPr>
           <w:p>
             <w:r>
-              <w:t>0</w:t>
+              <w:t>160</w:t>
             </w:r>
           </w:p>
         </w:tc>
@@ -614,7 +614,7 @@
           </w:tcPr>
           <w:p>
             <w:r>
-              <w:t>60.152</w:t>
+              <w:t>67.500</w:t>
             </w:r>
           </w:p>
         </w:tc>
@@ -634,17 +634,17 @@
           </w:tcPr>
           <w:p>
             <w:r>
-              <w:t>164</w:t>
-            </w:r>
-          </w:p>
-        </w:tc>
-        <w:tc>
-          <w:tcPr>
-            <w:tcW w:type="dxa" w:w="864"/>
-          </w:tcPr>
-          <w:p>
-            <w:r>
-              <w:t>111</w:t>
+              <w:t>8</w:t>
+            </w:r>
+          </w:p>
+        </w:tc>
+        <w:tc>
+          <w:tcPr>
+            <w:tcW w:type="dxa" w:w="864"/>
+          </w:tcPr>
+          <w:p>
+            <w:r>
+              <w:t>6</w:t>
             </w:r>
           </w:p>
         </w:tc>
@@ -686,7 +686,7 @@
           </w:tcPr>
           <w:p>
             <w:r>
-              <w:t>0</w:t>
+              <w:t>46</w:t>
             </w:r>
           </w:p>
         </w:tc>
@@ -716,37 +716,37 @@
           </w:tcPr>
           <w:p>
             <w:r>
-              <w:t>79.184</w:t>
-            </w:r>
-          </w:p>
-        </w:tc>
-        <w:tc>
-          <w:tcPr>
-            <w:tcW w:type="dxa" w:w="864"/>
-          </w:tcPr>
-          <w:p>
-            <w:r>
-              <w:t>85.000</w:t>
-            </w:r>
-          </w:p>
-        </w:tc>
-        <w:tc>
-          <w:tcPr>
-            <w:tcW w:type="dxa" w:w="864"/>
-          </w:tcPr>
-          <w:p>
-            <w:r>
-              <w:t>49</w:t>
-            </w:r>
-          </w:p>
-        </w:tc>
-        <w:tc>
-          <w:tcPr>
-            <w:tcW w:type="dxa" w:w="864"/>
-          </w:tcPr>
-          <w:p>
-            <w:r>
-              <w:t>43</w:t>
+              <w:t>90.000</w:t>
+            </w:r>
+          </w:p>
+        </w:tc>
+        <w:tc>
+          <w:tcPr>
+            <w:tcW w:type="dxa" w:w="864"/>
+          </w:tcPr>
+          <w:p>
+            <w:r>
+              <w:t>90.000</w:t>
+            </w:r>
+          </w:p>
+        </w:tc>
+        <w:tc>
+          <w:tcPr>
+            <w:tcW w:type="dxa" w:w="864"/>
+          </w:tcPr>
+          <w:p>
+            <w:r>
+              <w:t>6</w:t>
+            </w:r>
+          </w:p>
+        </w:tc>
+        <w:tc>
+          <w:tcPr>
+            <w:tcW w:type="dxa" w:w="864"/>
+          </w:tcPr>
+          <w:p>
+            <w:r>
+              <w:t>6</w:t>
             </w:r>
           </w:p>
         </w:tc>
@@ -788,6 +788,26 @@
           </w:tcPr>
           <w:p>
             <w:r>
+              <w:t>115</w:t>
+            </w:r>
+          </w:p>
+        </w:tc>
+        <w:tc>
+          <w:tcPr>
+            <w:tcW w:type="dxa" w:w="864"/>
+          </w:tcPr>
+          <w:p>
+            <w:r>
+              <w:t>3</w:t>
+            </w:r>
+          </w:p>
+        </w:tc>
+        <w:tc>
+          <w:tcPr>
+            <w:tcW w:type="dxa" w:w="864"/>
+          </w:tcPr>
+          <w:p>
+            <w:r>
               <w:t>0</w:t>
             </w:r>
           </w:p>
@@ -798,57 +818,37 @@
           </w:tcPr>
           <w:p>
             <w:r>
-              <w:t>3</w:t>
-            </w:r>
-          </w:p>
-        </w:tc>
-        <w:tc>
-          <w:tcPr>
-            <w:tcW w:type="dxa" w:w="864"/>
-          </w:tcPr>
-          <w:p>
-            <w:r>
-              <w:t>3</w:t>
-            </w:r>
-          </w:p>
-        </w:tc>
-        <w:tc>
-          <w:tcPr>
-            <w:tcW w:type="dxa" w:w="864"/>
-          </w:tcPr>
-          <w:p>
-            <w:r>
-              <w:t>56.817</w:t>
-            </w:r>
-          </w:p>
-        </w:tc>
-        <w:tc>
-          <w:tcPr>
-            <w:tcW w:type="dxa" w:w="864"/>
-          </w:tcPr>
-          <w:p>
-            <w:r>
-              <w:t>80.000</w:t>
-            </w:r>
-          </w:p>
-        </w:tc>
-        <w:tc>
-          <w:tcPr>
-            <w:tcW w:type="dxa" w:w="864"/>
-          </w:tcPr>
-          <w:p>
-            <w:r>
-              <w:t>345</w:t>
-            </w:r>
-          </w:p>
-        </w:tc>
-        <w:tc>
-          <w:tcPr>
-            <w:tcW w:type="dxa" w:w="864"/>
-          </w:tcPr>
-          <w:p>
-            <w:r>
-              <w:t>212</w:t>
+              <w:t>—</w:t>
+            </w:r>
+          </w:p>
+        </w:tc>
+        <w:tc>
+          <w:tcPr>
+            <w:tcW w:type="dxa" w:w="864"/>
+          </w:tcPr>
+          <w:p>
+            <w:r>
+              <w:t>—</w:t>
+            </w:r>
+          </w:p>
+        </w:tc>
+        <w:tc>
+          <w:tcPr>
+            <w:tcW w:type="dxa" w:w="864"/>
+          </w:tcPr>
+          <w:p>
+            <w:r>
+              <w:t>0</w:t>
+            </w:r>
+          </w:p>
+        </w:tc>
+        <w:tc>
+          <w:tcPr>
+            <w:tcW w:type="dxa" w:w="864"/>
+          </w:tcPr>
+          <w:p>
+            <w:r>
+              <w:t>0</w:t>
             </w:r>
           </w:p>
         </w:tc>
@@ -890,7 +890,7 @@
           </w:tcPr>
           <w:p>
             <w:r>
-              <w:t>0</w:t>
+              <w:t>363</w:t>
             </w:r>
           </w:p>
         </w:tc>
@@ -920,37 +920,37 @@
           </w:tcPr>
           <w:p>
             <w:r>
-              <w:t>73.520</w:t>
-            </w:r>
-          </w:p>
-        </w:tc>
-        <w:tc>
-          <w:tcPr>
-            <w:tcW w:type="dxa" w:w="864"/>
-          </w:tcPr>
-          <w:p>
-            <w:r>
-              <w:t>85.000</w:t>
-            </w:r>
-          </w:p>
-        </w:tc>
-        <w:tc>
-          <w:tcPr>
-            <w:tcW w:type="dxa" w:w="864"/>
-          </w:tcPr>
-          <w:p>
-            <w:r>
-              <w:t>1468</w:t>
-            </w:r>
-          </w:p>
-        </w:tc>
-        <w:tc>
-          <w:tcPr>
-            <w:tcW w:type="dxa" w:w="864"/>
-          </w:tcPr>
-          <w:p>
-            <w:r>
-              <w:t>1219</w:t>
+              <w:t>66.875</w:t>
+            </w:r>
+          </w:p>
+        </w:tc>
+        <w:tc>
+          <w:tcPr>
+            <w:tcW w:type="dxa" w:w="864"/>
+          </w:tcPr>
+          <w:p>
+            <w:r>
+              <w:t>80.000</w:t>
+            </w:r>
+          </w:p>
+        </w:tc>
+        <w:tc>
+          <w:tcPr>
+            <w:tcW w:type="dxa" w:w="864"/>
+          </w:tcPr>
+          <w:p>
+            <w:r>
+              <w:t>32</w:t>
+            </w:r>
+          </w:p>
+        </w:tc>
+        <w:tc>
+          <w:tcPr>
+            <w:tcW w:type="dxa" w:w="864"/>
+          </w:tcPr>
+          <w:p>
+            <w:r>
+              <w:t>24</w:t>
             </w:r>
           </w:p>
         </w:tc>
@@ -992,67 +992,67 @@
           </w:tcPr>
           <w:p>
             <w:r>
+              <w:t>157</w:t>
+            </w:r>
+          </w:p>
+        </w:tc>
+        <w:tc>
+          <w:tcPr>
+            <w:tcW w:type="dxa" w:w="864"/>
+          </w:tcPr>
+          <w:p>
+            <w:r>
+              <w:t>2</w:t>
+            </w:r>
+          </w:p>
+        </w:tc>
+        <w:tc>
+          <w:tcPr>
+            <w:tcW w:type="dxa" w:w="864"/>
+          </w:tcPr>
+          <w:p>
+            <w:r>
+              <w:t>1</w:t>
+            </w:r>
+          </w:p>
+        </w:tc>
+        <w:tc>
+          <w:tcPr>
+            <w:tcW w:type="dxa" w:w="864"/>
+          </w:tcPr>
+          <w:p>
+            <w:r>
+              <w:t>10.000</w:t>
+            </w:r>
+          </w:p>
+        </w:tc>
+        <w:tc>
+          <w:tcPr>
+            <w:tcW w:type="dxa" w:w="864"/>
+          </w:tcPr>
+          <w:p>
+            <w:r>
+              <w:t>10.000</w:t>
+            </w:r>
+          </w:p>
+        </w:tc>
+        <w:tc>
+          <w:tcPr>
+            <w:tcW w:type="dxa" w:w="864"/>
+          </w:tcPr>
+          <w:p>
+            <w:r>
+              <w:t>4</w:t>
+            </w:r>
+          </w:p>
+        </w:tc>
+        <w:tc>
+          <w:tcPr>
+            <w:tcW w:type="dxa" w:w="864"/>
+          </w:tcPr>
+          <w:p>
+            <w:r>
               <w:t>0</w:t>
-            </w:r>
-          </w:p>
-        </w:tc>
-        <w:tc>
-          <w:tcPr>
-            <w:tcW w:type="dxa" w:w="864"/>
-          </w:tcPr>
-          <w:p>
-            <w:r>
-              <w:t>2</w:t>
-            </w:r>
-          </w:p>
-        </w:tc>
-        <w:tc>
-          <w:tcPr>
-            <w:tcW w:type="dxa" w:w="864"/>
-          </w:tcPr>
-          <w:p>
-            <w:r>
-              <w:t>1</w:t>
-            </w:r>
-          </w:p>
-        </w:tc>
-        <w:tc>
-          <w:tcPr>
-            <w:tcW w:type="dxa" w:w="864"/>
-          </w:tcPr>
-          <w:p>
-            <w:r>
-              <w:t>14.654</w:t>
-            </w:r>
-          </w:p>
-        </w:tc>
-        <w:tc>
-          <w:tcPr>
-            <w:tcW w:type="dxa" w:w="864"/>
-          </w:tcPr>
-          <w:p>
-            <w:r>
-              <w:t>5.000</w:t>
-            </w:r>
-          </w:p>
-        </w:tc>
-        <w:tc>
-          <w:tcPr>
-            <w:tcW w:type="dxa" w:w="864"/>
-          </w:tcPr>
-          <w:p>
-            <w:r>
-              <w:t>159</w:t>
-            </w:r>
-          </w:p>
-        </w:tc>
-        <w:tc>
-          <w:tcPr>
-            <w:tcW w:type="dxa" w:w="864"/>
-          </w:tcPr>
-          <w:p>
-            <w:r>
-              <w:t>13</w:t>
             </w:r>
           </w:p>
         </w:tc>
@@ -1094,6 +1094,16 @@
           </w:tcPr>
           <w:p>
             <w:r>
+              <w:t>126</w:t>
+            </w:r>
+          </w:p>
+        </w:tc>
+        <w:tc>
+          <w:tcPr>
+            <w:tcW w:type="dxa" w:w="864"/>
+          </w:tcPr>
+          <w:p>
+            <w:r>
               <w:t>0</w:t>
             </w:r>
           </w:p>
@@ -1114,47 +1124,37 @@
           </w:tcPr>
           <w:p>
             <w:r>
-              <w:t>2</w:t>
-            </w:r>
-          </w:p>
-        </w:tc>
-        <w:tc>
-          <w:tcPr>
-            <w:tcW w:type="dxa" w:w="864"/>
-          </w:tcPr>
-          <w:p>
-            <w:r>
-              <w:t>53.762</w:t>
-            </w:r>
-          </w:p>
-        </w:tc>
-        <w:tc>
-          <w:tcPr>
-            <w:tcW w:type="dxa" w:w="864"/>
-          </w:tcPr>
-          <w:p>
-            <w:r>
-              <w:t>80.000</w:t>
-            </w:r>
-          </w:p>
-        </w:tc>
-        <w:tc>
-          <w:tcPr>
-            <w:tcW w:type="dxa" w:w="864"/>
-          </w:tcPr>
-          <w:p>
-            <w:r>
-              <w:t>252</w:t>
-            </w:r>
-          </w:p>
-        </w:tc>
-        <w:tc>
-          <w:tcPr>
-            <w:tcW w:type="dxa" w:w="864"/>
-          </w:tcPr>
-          <w:p>
-            <w:r>
-              <w:t>142</w:t>
+              <w:t>—</w:t>
+            </w:r>
+          </w:p>
+        </w:tc>
+        <w:tc>
+          <w:tcPr>
+            <w:tcW w:type="dxa" w:w="864"/>
+          </w:tcPr>
+          <w:p>
+            <w:r>
+              <w:t>—</w:t>
+            </w:r>
+          </w:p>
+        </w:tc>
+        <w:tc>
+          <w:tcPr>
+            <w:tcW w:type="dxa" w:w="864"/>
+          </w:tcPr>
+          <w:p>
+            <w:r>
+              <w:t>0</w:t>
+            </w:r>
+          </w:p>
+        </w:tc>
+        <w:tc>
+          <w:tcPr>
+            <w:tcW w:type="dxa" w:w="864"/>
+          </w:tcPr>
+          <w:p>
+            <w:r>
+              <w:t>0</w:t>
             </w:r>
           </w:p>
         </w:tc>
@@ -1196,7 +1196,7 @@
           </w:tcPr>
           <w:p>
             <w:r>
-              <w:t>0</w:t>
+              <w:t>164</w:t>
             </w:r>
           </w:p>
         </w:tc>
@@ -1226,7 +1226,7 @@
           </w:tcPr>
           <w:p>
             <w:r>
-              <w:t>41.647</w:t>
+              <w:t>26.667</w:t>
             </w:r>
           </w:p>
         </w:tc>
@@ -1246,17 +1246,17 @@
           </w:tcPr>
           <w:p>
             <w:r>
-              <w:t>170</w:t>
-            </w:r>
-          </w:p>
-        </w:tc>
-        <w:tc>
-          <w:tcPr>
-            <w:tcW w:type="dxa" w:w="864"/>
-          </w:tcPr>
-          <w:p>
-            <w:r>
-              <w:t>67</w:t>
+              <w:t>12</w:t>
+            </w:r>
+          </w:p>
+        </w:tc>
+        <w:tc>
+          <w:tcPr>
+            <w:tcW w:type="dxa" w:w="864"/>
+          </w:tcPr>
+          <w:p>
+            <w:r>
+              <w:t>2</w:t>
             </w:r>
           </w:p>
         </w:tc>
@@ -1298,6 +1298,16 @@
           </w:tcPr>
           <w:p>
             <w:r>
+              <w:t>100</w:t>
+            </w:r>
+          </w:p>
+        </w:tc>
+        <w:tc>
+          <w:tcPr>
+            <w:tcW w:type="dxa" w:w="864"/>
+          </w:tcPr>
+          <w:p>
+            <w:r>
               <w:t>0</w:t>
             </w:r>
           </w:p>
@@ -1318,47 +1328,37 @@
           </w:tcPr>
           <w:p>
             <w:r>
-              <w:t>2</w:t>
-            </w:r>
-          </w:p>
-        </w:tc>
-        <w:tc>
-          <w:tcPr>
-            <w:tcW w:type="dxa" w:w="864"/>
-          </w:tcPr>
-          <w:p>
-            <w:r>
-              <w:t>59.650</w:t>
-            </w:r>
-          </w:p>
-        </w:tc>
-        <w:tc>
-          <w:tcPr>
-            <w:tcW w:type="dxa" w:w="864"/>
-          </w:tcPr>
-          <w:p>
-            <w:r>
-              <w:t>80.000</w:t>
-            </w:r>
-          </w:p>
-        </w:tc>
-        <w:tc>
-          <w:tcPr>
-            <w:tcW w:type="dxa" w:w="864"/>
-          </w:tcPr>
-          <w:p>
-            <w:r>
-              <w:t>200</w:t>
-            </w:r>
-          </w:p>
-        </w:tc>
-        <w:tc>
-          <w:tcPr>
-            <w:tcW w:type="dxa" w:w="864"/>
-          </w:tcPr>
-          <w:p>
-            <w:r>
-              <w:t>132</w:t>
+              <w:t>—</w:t>
+            </w:r>
+          </w:p>
+        </w:tc>
+        <w:tc>
+          <w:tcPr>
+            <w:tcW w:type="dxa" w:w="864"/>
+          </w:tcPr>
+          <w:p>
+            <w:r>
+              <w:t>—</w:t>
+            </w:r>
+          </w:p>
+        </w:tc>
+        <w:tc>
+          <w:tcPr>
+            <w:tcW w:type="dxa" w:w="864"/>
+          </w:tcPr>
+          <w:p>
+            <w:r>
+              <w:t>0</w:t>
+            </w:r>
+          </w:p>
+        </w:tc>
+        <w:tc>
+          <w:tcPr>
+            <w:tcW w:type="dxa" w:w="864"/>
+          </w:tcPr>
+          <w:p>
+            <w:r>
+              <w:t>0</w:t>
             </w:r>
           </w:p>
         </w:tc>
@@ -1400,7 +1400,7 @@
           </w:tcPr>
           <w:p>
             <w:r>
-              <w:t>0</w:t>
+              <w:t>296</w:t>
             </w:r>
           </w:p>
         </w:tc>
@@ -1430,37 +1430,37 @@
           </w:tcPr>
           <w:p>
             <w:r>
-              <w:t>55.421</w:t>
-            </w:r>
-          </w:p>
-        </w:tc>
-        <w:tc>
-          <w:tcPr>
-            <w:tcW w:type="dxa" w:w="864"/>
-          </w:tcPr>
-          <w:p>
-            <w:r>
-              <w:t>80.000</w:t>
-            </w:r>
-          </w:p>
-        </w:tc>
-        <w:tc>
-          <w:tcPr>
-            <w:tcW w:type="dxa" w:w="864"/>
-          </w:tcPr>
-          <w:p>
-            <w:r>
-              <w:t>304</w:t>
-            </w:r>
-          </w:p>
-        </w:tc>
-        <w:tc>
-          <w:tcPr>
-            <w:tcW w:type="dxa" w:w="864"/>
-          </w:tcPr>
-          <w:p>
-            <w:r>
-              <w:t>172</w:t>
+              <w:t>81.250</w:t>
+            </w:r>
+          </w:p>
+        </w:tc>
+        <w:tc>
+          <w:tcPr>
+            <w:tcW w:type="dxa" w:w="864"/>
+          </w:tcPr>
+          <w:p>
+            <w:r>
+              <w:t>90.000</w:t>
+            </w:r>
+          </w:p>
+        </w:tc>
+        <w:tc>
+          <w:tcPr>
+            <w:tcW w:type="dxa" w:w="864"/>
+          </w:tcPr>
+          <w:p>
+            <w:r>
+              <w:t>16</w:t>
+            </w:r>
+          </w:p>
+        </w:tc>
+        <w:tc>
+          <w:tcPr>
+            <w:tcW w:type="dxa" w:w="864"/>
+          </w:tcPr>
+          <w:p>
+            <w:r>
+              <w:t>14</w:t>
             </w:r>
           </w:p>
         </w:tc>
@@ -1502,7 +1502,7 @@
           </w:tcPr>
           <w:p>
             <w:r>
-              <w:t>0</w:t>
+              <w:t>163</w:t>
             </w:r>
           </w:p>
         </w:tc>
@@ -1532,37 +1532,37 @@
           </w:tcPr>
           <w:p>
             <w:r>
-              <w:t>60.850</w:t>
-            </w:r>
-          </w:p>
-        </w:tc>
-        <w:tc>
-          <w:tcPr>
-            <w:tcW w:type="dxa" w:w="864"/>
-          </w:tcPr>
-          <w:p>
-            <w:r>
-              <w:t>80.000</w:t>
-            </w:r>
-          </w:p>
-        </w:tc>
-        <w:tc>
-          <w:tcPr>
-            <w:tcW w:type="dxa" w:w="864"/>
-          </w:tcPr>
-          <w:p>
-            <w:r>
-              <w:t>1155</w:t>
-            </w:r>
-          </w:p>
-        </w:tc>
-        <w:tc>
-          <w:tcPr>
-            <w:tcW w:type="dxa" w:w="864"/>
-          </w:tcPr>
-          <w:p>
-            <w:r>
-              <w:t>782</w:t>
+              <w:t>32.143</w:t>
+            </w:r>
+          </w:p>
+        </w:tc>
+        <w:tc>
+          <w:tcPr>
+            <w:tcW w:type="dxa" w:w="864"/>
+          </w:tcPr>
+          <w:p>
+            <w:r>
+              <w:t>20.000</w:t>
+            </w:r>
+          </w:p>
+        </w:tc>
+        <w:tc>
+          <w:tcPr>
+            <w:tcW w:type="dxa" w:w="864"/>
+          </w:tcPr>
+          <w:p>
+            <w:r>
+              <w:t>28</w:t>
+            </w:r>
+          </w:p>
+        </w:tc>
+        <w:tc>
+          <w:tcPr>
+            <w:tcW w:type="dxa" w:w="864"/>
+          </w:tcPr>
+          <w:p>
+            <w:r>
+              <w:t>6</w:t>
             </w:r>
           </w:p>
         </w:tc>
@@ -1604,67 +1604,67 @@
           </w:tcPr>
           <w:p>
             <w:r>
+              <w:t>171</w:t>
+            </w:r>
+          </w:p>
+        </w:tc>
+        <w:tc>
+          <w:tcPr>
+            <w:tcW w:type="dxa" w:w="864"/>
+          </w:tcPr>
+          <w:p>
+            <w:r>
+              <w:t>1</w:t>
+            </w:r>
+          </w:p>
+        </w:tc>
+        <w:tc>
+          <w:tcPr>
+            <w:tcW w:type="dxa" w:w="864"/>
+          </w:tcPr>
+          <w:p>
+            <w:r>
+              <w:t>3</w:t>
+            </w:r>
+          </w:p>
+        </w:tc>
+        <w:tc>
+          <w:tcPr>
+            <w:tcW w:type="dxa" w:w="864"/>
+          </w:tcPr>
+          <w:p>
+            <w:r>
+              <w:t>6.667</w:t>
+            </w:r>
+          </w:p>
+        </w:tc>
+        <w:tc>
+          <w:tcPr>
+            <w:tcW w:type="dxa" w:w="864"/>
+          </w:tcPr>
+          <w:p>
+            <w:r>
+              <w:t>0.000</w:t>
+            </w:r>
+          </w:p>
+        </w:tc>
+        <w:tc>
+          <w:tcPr>
+            <w:tcW w:type="dxa" w:w="864"/>
+          </w:tcPr>
+          <w:p>
+            <w:r>
+              <w:t>6</w:t>
+            </w:r>
+          </w:p>
+        </w:tc>
+        <w:tc>
+          <w:tcPr>
+            <w:tcW w:type="dxa" w:w="864"/>
+          </w:tcPr>
+          <w:p>
+            <w:r>
               <w:t>0</w:t>
-            </w:r>
-          </w:p>
-        </w:tc>
-        <w:tc>
-          <w:tcPr>
-            <w:tcW w:type="dxa" w:w="864"/>
-          </w:tcPr>
-          <w:p>
-            <w:r>
-              <w:t>1</w:t>
-            </w:r>
-          </w:p>
-        </w:tc>
-        <w:tc>
-          <w:tcPr>
-            <w:tcW w:type="dxa" w:w="864"/>
-          </w:tcPr>
-          <w:p>
-            <w:r>
-              <w:t>3</w:t>
-            </w:r>
-          </w:p>
-        </w:tc>
-        <w:tc>
-          <w:tcPr>
-            <w:tcW w:type="dxa" w:w="864"/>
-          </w:tcPr>
-          <w:p>
-            <w:r>
-              <w:t>71.628</w:t>
-            </w:r>
-          </w:p>
-        </w:tc>
-        <w:tc>
-          <w:tcPr>
-            <w:tcW w:type="dxa" w:w="864"/>
-          </w:tcPr>
-          <w:p>
-            <w:r>
-              <w:t>80.000</w:t>
-            </w:r>
-          </w:p>
-        </w:tc>
-        <w:tc>
-          <w:tcPr>
-            <w:tcW w:type="dxa" w:w="864"/>
-          </w:tcPr>
-          <w:p>
-            <w:r>
-              <w:t>516</w:t>
-            </w:r>
-          </w:p>
-        </w:tc>
-        <w:tc>
-          <w:tcPr>
-            <w:tcW w:type="dxa" w:w="864"/>
-          </w:tcPr>
-          <w:p>
-            <w:r>
-              <w:t>428</w:t>
             </w:r>
           </w:p>
         </w:tc>
@@ -1706,67 +1706,67 @@
           </w:tcPr>
           <w:p>
             <w:r>
+              <w:t>310</w:t>
+            </w:r>
+          </w:p>
+        </w:tc>
+        <w:tc>
+          <w:tcPr>
+            <w:tcW w:type="dxa" w:w="864"/>
+          </w:tcPr>
+          <w:p>
+            <w:r>
+              <w:t>4</w:t>
+            </w:r>
+          </w:p>
+        </w:tc>
+        <w:tc>
+          <w:tcPr>
+            <w:tcW w:type="dxa" w:w="864"/>
+          </w:tcPr>
+          <w:p>
+            <w:r>
+              <w:t>1</w:t>
+            </w:r>
+          </w:p>
+        </w:tc>
+        <w:tc>
+          <w:tcPr>
+            <w:tcW w:type="dxa" w:w="864"/>
+          </w:tcPr>
+          <w:p>
+            <w:r>
+              <w:t>10.000</w:t>
+            </w:r>
+          </w:p>
+        </w:tc>
+        <w:tc>
+          <w:tcPr>
+            <w:tcW w:type="dxa" w:w="864"/>
+          </w:tcPr>
+          <w:p>
+            <w:r>
+              <w:t>10.000</w:t>
+            </w:r>
+          </w:p>
+        </w:tc>
+        <w:tc>
+          <w:tcPr>
+            <w:tcW w:type="dxa" w:w="864"/>
+          </w:tcPr>
+          <w:p>
+            <w:r>
+              <w:t>8</w:t>
+            </w:r>
+          </w:p>
+        </w:tc>
+        <w:tc>
+          <w:tcPr>
+            <w:tcW w:type="dxa" w:w="864"/>
+          </w:tcPr>
+          <w:p>
+            <w:r>
               <w:t>0</w:t>
-            </w:r>
-          </w:p>
-        </w:tc>
-        <w:tc>
-          <w:tcPr>
-            <w:tcW w:type="dxa" w:w="864"/>
-          </w:tcPr>
-          <w:p>
-            <w:r>
-              <w:t>4</w:t>
-            </w:r>
-          </w:p>
-        </w:tc>
-        <w:tc>
-          <w:tcPr>
-            <w:tcW w:type="dxa" w:w="864"/>
-          </w:tcPr>
-          <w:p>
-            <w:r>
-              <w:t>1</w:t>
-            </w:r>
-          </w:p>
-        </w:tc>
-        <w:tc>
-          <w:tcPr>
-            <w:tcW w:type="dxa" w:w="864"/>
-          </w:tcPr>
-          <w:p>
-            <w:r>
-              <w:t>6.529</w:t>
-            </w:r>
-          </w:p>
-        </w:tc>
-        <w:tc>
-          <w:tcPr>
-            <w:tcW w:type="dxa" w:w="864"/>
-          </w:tcPr>
-          <w:p>
-            <w:r>
-              <w:t>0.000</w:t>
-            </w:r>
-          </w:p>
-        </w:tc>
-        <w:tc>
-          <w:tcPr>
-            <w:tcW w:type="dxa" w:w="864"/>
-          </w:tcPr>
-          <w:p>
-            <w:r>
-              <w:t>314</w:t>
-            </w:r>
-          </w:p>
-        </w:tc>
-        <w:tc>
-          <w:tcPr>
-            <w:tcW w:type="dxa" w:w="864"/>
-          </w:tcPr>
-          <w:p>
-            <w:r>
-              <w:t>6</w:t>
             </w:r>
           </w:p>
         </w:tc>
@@ -1808,7 +1808,7 @@
           </w:tcPr>
           <w:p>
             <w:r>
-              <w:t>0</w:t>
+              <w:t>160</w:t>
             </w:r>
           </w:p>
         </w:tc>
@@ -1838,37 +1838,37 @@
           </w:tcPr>
           <w:p>
             <w:r>
-              <w:t>76.006</w:t>
-            </w:r>
-          </w:p>
-        </w:tc>
-        <w:tc>
-          <w:tcPr>
-            <w:tcW w:type="dxa" w:w="864"/>
-          </w:tcPr>
-          <w:p>
-            <w:r>
-              <w:t>80.000</w:t>
-            </w:r>
-          </w:p>
-        </w:tc>
-        <w:tc>
-          <w:tcPr>
-            <w:tcW w:type="dxa" w:w="864"/>
-          </w:tcPr>
-          <w:p>
-            <w:r>
-              <w:t>164</w:t>
-            </w:r>
-          </w:p>
-        </w:tc>
-        <w:tc>
-          <w:tcPr>
-            <w:tcW w:type="dxa" w:w="864"/>
-          </w:tcPr>
-          <w:p>
-            <w:r>
-              <w:t>148</w:t>
+              <w:t>50.000</w:t>
+            </w:r>
+          </w:p>
+        </w:tc>
+        <w:tc>
+          <w:tcPr>
+            <w:tcW w:type="dxa" w:w="864"/>
+          </w:tcPr>
+          <w:p>
+            <w:r>
+              <w:t>50.000</w:t>
+            </w:r>
+          </w:p>
+        </w:tc>
+        <w:tc>
+          <w:tcPr>
+            <w:tcW w:type="dxa" w:w="864"/>
+          </w:tcPr>
+          <w:p>
+            <w:r>
+              <w:t>8</w:t>
+            </w:r>
+          </w:p>
+        </w:tc>
+        <w:tc>
+          <w:tcPr>
+            <w:tcW w:type="dxa" w:w="864"/>
+          </w:tcPr>
+          <w:p>
+            <w:r>
+              <w:t>4</w:t>
             </w:r>
           </w:p>
         </w:tc>
@@ -1910,7 +1910,7 @@
           </w:tcPr>
           <w:p>
             <w:r>
-              <w:t>0</w:t>
+              <w:t>478</w:t>
             </w:r>
           </w:p>
         </w:tc>
@@ -1940,37 +1940,37 @@
           </w:tcPr>
           <w:p>
             <w:r>
-              <w:t>49.823</w:t>
-            </w:r>
-          </w:p>
-        </w:tc>
-        <w:tc>
-          <w:tcPr>
-            <w:tcW w:type="dxa" w:w="864"/>
-          </w:tcPr>
-          <w:p>
-            <w:r>
-              <w:t>40.000</w:t>
-            </w:r>
-          </w:p>
-        </w:tc>
-        <w:tc>
-          <w:tcPr>
-            <w:tcW w:type="dxa" w:w="864"/>
-          </w:tcPr>
-          <w:p>
-            <w:r>
-              <w:t>485</w:t>
-            </w:r>
-          </w:p>
-        </w:tc>
-        <w:tc>
-          <w:tcPr>
-            <w:tcW w:type="dxa" w:w="864"/>
-          </w:tcPr>
-          <w:p>
-            <w:r>
-              <w:t>242</w:t>
+              <w:t>78.571</w:t>
+            </w:r>
+          </w:p>
+        </w:tc>
+        <w:tc>
+          <w:tcPr>
+            <w:tcW w:type="dxa" w:w="864"/>
+          </w:tcPr>
+          <w:p>
+            <w:r>
+              <w:t>90.000</w:t>
+            </w:r>
+          </w:p>
+        </w:tc>
+        <w:tc>
+          <w:tcPr>
+            <w:tcW w:type="dxa" w:w="864"/>
+          </w:tcPr>
+          <w:p>
+            <w:r>
+              <w:t>14</w:t>
+            </w:r>
+          </w:p>
+        </w:tc>
+        <w:tc>
+          <w:tcPr>
+            <w:tcW w:type="dxa" w:w="864"/>
+          </w:tcPr>
+          <w:p>
+            <w:r>
+              <w:t>12</w:t>
             </w:r>
           </w:p>
         </w:tc>
@@ -2012,7 +2012,7 @@
           </w:tcPr>
           <w:p>
             <w:r>
-              <w:t>0</w:t>
+              <w:t>97</w:t>
             </w:r>
           </w:p>
         </w:tc>
@@ -2042,37 +2042,37 @@
           </w:tcPr>
           <w:p>
             <w:r>
-              <w:t>63.775</w:t>
-            </w:r>
-          </w:p>
-        </w:tc>
-        <w:tc>
-          <w:tcPr>
-            <w:tcW w:type="dxa" w:w="864"/>
-          </w:tcPr>
-          <w:p>
-            <w:r>
-              <w:t>80.000</w:t>
-            </w:r>
-          </w:p>
-        </w:tc>
-        <w:tc>
-          <w:tcPr>
-            <w:tcW w:type="dxa" w:w="864"/>
-          </w:tcPr>
-          <w:p>
-            <w:r>
-              <w:t>102</w:t>
-            </w:r>
-          </w:p>
-        </w:tc>
-        <w:tc>
-          <w:tcPr>
-            <w:tcW w:type="dxa" w:w="864"/>
-          </w:tcPr>
-          <w:p>
-            <w:r>
-              <w:t>72</w:t>
+              <w:t>44.000</w:t>
+            </w:r>
+          </w:p>
+        </w:tc>
+        <w:tc>
+          <w:tcPr>
+            <w:tcW w:type="dxa" w:w="864"/>
+          </w:tcPr>
+          <w:p>
+            <w:r>
+              <w:t>20.000</w:t>
+            </w:r>
+          </w:p>
+        </w:tc>
+        <w:tc>
+          <w:tcPr>
+            <w:tcW w:type="dxa" w:w="864"/>
+          </w:tcPr>
+          <w:p>
+            <w:r>
+              <w:t>10</w:t>
+            </w:r>
+          </w:p>
+        </w:tc>
+        <w:tc>
+          <w:tcPr>
+            <w:tcW w:type="dxa" w:w="864"/>
+          </w:tcPr>
+          <w:p>
+            <w:r>
+              <w:t>4</w:t>
             </w:r>
           </w:p>
         </w:tc>
@@ -2114,67 +2114,67 @@
           </w:tcPr>
           <w:p>
             <w:r>
+              <w:t>104</w:t>
+            </w:r>
+          </w:p>
+        </w:tc>
+        <w:tc>
+          <w:tcPr>
+            <w:tcW w:type="dxa" w:w="864"/>
+          </w:tcPr>
+          <w:p>
+            <w:r>
+              <w:t>3</w:t>
+            </w:r>
+          </w:p>
+        </w:tc>
+        <w:tc>
+          <w:tcPr>
+            <w:tcW w:type="dxa" w:w="864"/>
+          </w:tcPr>
+          <w:p>
+            <w:r>
+              <w:t>2</w:t>
+            </w:r>
+          </w:p>
+        </w:tc>
+        <w:tc>
+          <w:tcPr>
+            <w:tcW w:type="dxa" w:w="864"/>
+          </w:tcPr>
+          <w:p>
+            <w:r>
+              <w:t>15.000</w:t>
+            </w:r>
+          </w:p>
+        </w:tc>
+        <w:tc>
+          <w:tcPr>
+            <w:tcW w:type="dxa" w:w="864"/>
+          </w:tcPr>
+          <w:p>
+            <w:r>
+              <w:t>20.000</w:t>
+            </w:r>
+          </w:p>
+        </w:tc>
+        <w:tc>
+          <w:tcPr>
+            <w:tcW w:type="dxa" w:w="864"/>
+          </w:tcPr>
+          <w:p>
+            <w:r>
+              <w:t>12</w:t>
+            </w:r>
+          </w:p>
+        </w:tc>
+        <w:tc>
+          <w:tcPr>
+            <w:tcW w:type="dxa" w:w="864"/>
+          </w:tcPr>
+          <w:p>
+            <w:r>
               <w:t>0</w:t>
-            </w:r>
-          </w:p>
-        </w:tc>
-        <w:tc>
-          <w:tcPr>
-            <w:tcW w:type="dxa" w:w="864"/>
-          </w:tcPr>
-          <w:p>
-            <w:r>
-              <w:t>3</w:t>
-            </w:r>
-          </w:p>
-        </w:tc>
-        <w:tc>
-          <w:tcPr>
-            <w:tcW w:type="dxa" w:w="864"/>
-          </w:tcPr>
-          <w:p>
-            <w:r>
-              <w:t>2</w:t>
-            </w:r>
-          </w:p>
-        </w:tc>
-        <w:tc>
-          <w:tcPr>
-            <w:tcW w:type="dxa" w:w="864"/>
-          </w:tcPr>
-          <w:p>
-            <w:r>
-              <w:t>71.173</w:t>
-            </w:r>
-          </w:p>
-        </w:tc>
-        <w:tc>
-          <w:tcPr>
-            <w:tcW w:type="dxa" w:w="864"/>
-          </w:tcPr>
-          <w:p>
-            <w:r>
-              <w:t>80.000</w:t>
-            </w:r>
-          </w:p>
-        </w:tc>
-        <w:tc>
-          <w:tcPr>
-            <w:tcW w:type="dxa" w:w="864"/>
-          </w:tcPr>
-          <w:p>
-            <w:r>
-              <w:t>214</w:t>
-            </w:r>
-          </w:p>
-        </w:tc>
-        <w:tc>
-          <w:tcPr>
-            <w:tcW w:type="dxa" w:w="864"/>
-          </w:tcPr>
-          <w:p>
-            <w:r>
-              <w:t>176</w:t>
             </w:r>
           </w:p>
         </w:tc>
@@ -2216,7 +2216,7 @@
           </w:tcPr>
           <w:p>
             <w:r>
-              <w:t>0</w:t>
+              <w:t>103</w:t>
             </w:r>
           </w:p>
         </w:tc>
@@ -2246,37 +2246,37 @@
           </w:tcPr>
           <w:p>
             <w:r>
-              <w:t>50.238</w:t>
-            </w:r>
-          </w:p>
-        </w:tc>
-        <w:tc>
-          <w:tcPr>
-            <w:tcW w:type="dxa" w:w="864"/>
-          </w:tcPr>
-          <w:p>
-            <w:r>
-              <w:t>70.000</w:t>
-            </w:r>
-          </w:p>
-        </w:tc>
-        <w:tc>
-          <w:tcPr>
-            <w:tcW w:type="dxa" w:w="864"/>
-          </w:tcPr>
-          <w:p>
-            <w:r>
-              <w:t>105</w:t>
-            </w:r>
-          </w:p>
-        </w:tc>
-        <w:tc>
-          <w:tcPr>
-            <w:tcW w:type="dxa" w:w="864"/>
-          </w:tcPr>
-          <w:p>
-            <w:r>
-              <w:t>55</w:t>
+              <w:t>45.000</w:t>
+            </w:r>
+          </w:p>
+        </w:tc>
+        <w:tc>
+          <w:tcPr>
+            <w:tcW w:type="dxa" w:w="864"/>
+          </w:tcPr>
+          <w:p>
+            <w:r>
+              <w:t>45.000</w:t>
+            </w:r>
+          </w:p>
+        </w:tc>
+        <w:tc>
+          <w:tcPr>
+            <w:tcW w:type="dxa" w:w="864"/>
+          </w:tcPr>
+          <w:p>
+            <w:r>
+              <w:t>4</w:t>
+            </w:r>
+          </w:p>
+        </w:tc>
+        <w:tc>
+          <w:tcPr>
+            <w:tcW w:type="dxa" w:w="864"/>
+          </w:tcPr>
+          <w:p>
+            <w:r>
+              <w:t>2</w:t>
             </w:r>
           </w:p>
         </w:tc>
@@ -2318,67 +2318,67 @@
           </w:tcPr>
           <w:p>
             <w:r>
+              <w:t>146</w:t>
+            </w:r>
+          </w:p>
+        </w:tc>
+        <w:tc>
+          <w:tcPr>
+            <w:tcW w:type="dxa" w:w="864"/>
+          </w:tcPr>
+          <w:p>
+            <w:r>
+              <w:t>3</w:t>
+            </w:r>
+          </w:p>
+        </w:tc>
+        <w:tc>
+          <w:tcPr>
+            <w:tcW w:type="dxa" w:w="864"/>
+          </w:tcPr>
+          <w:p>
+            <w:r>
+              <w:t>4</w:t>
+            </w:r>
+          </w:p>
+        </w:tc>
+        <w:tc>
+          <w:tcPr>
+            <w:tcW w:type="dxa" w:w="864"/>
+          </w:tcPr>
+          <w:p>
+            <w:r>
+              <w:t>9.167</w:t>
+            </w:r>
+          </w:p>
+        </w:tc>
+        <w:tc>
+          <w:tcPr>
+            <w:tcW w:type="dxa" w:w="864"/>
+          </w:tcPr>
+          <w:p>
+            <w:r>
+              <w:t>5.000</w:t>
+            </w:r>
+          </w:p>
+        </w:tc>
+        <w:tc>
+          <w:tcPr>
+            <w:tcW w:type="dxa" w:w="864"/>
+          </w:tcPr>
+          <w:p>
+            <w:r>
+              <w:t>24</w:t>
+            </w:r>
+          </w:p>
+        </w:tc>
+        <w:tc>
+          <w:tcPr>
+            <w:tcW w:type="dxa" w:w="864"/>
+          </w:tcPr>
+          <w:p>
+            <w:r>
               <w:t>0</w:t>
-            </w:r>
-          </w:p>
-        </w:tc>
-        <w:tc>
-          <w:tcPr>
-            <w:tcW w:type="dxa" w:w="864"/>
-          </w:tcPr>
-          <w:p>
-            <w:r>
-              <w:t>3</w:t>
-            </w:r>
-          </w:p>
-        </w:tc>
-        <w:tc>
-          <w:tcPr>
-            <w:tcW w:type="dxa" w:w="864"/>
-          </w:tcPr>
-          <w:p>
-            <w:r>
-              <w:t>4</w:t>
-            </w:r>
-          </w:p>
-        </w:tc>
-        <w:tc>
-          <w:tcPr>
-            <w:tcW w:type="dxa" w:w="864"/>
-          </w:tcPr>
-          <w:p>
-            <w:r>
-              <w:t>25.847</w:t>
-            </w:r>
-          </w:p>
-        </w:tc>
-        <w:tc>
-          <w:tcPr>
-            <w:tcW w:type="dxa" w:w="864"/>
-          </w:tcPr>
-          <w:p>
-            <w:r>
-              <w:t>20.000</w:t>
-            </w:r>
-          </w:p>
-        </w:tc>
-        <w:tc>
-          <w:tcPr>
-            <w:tcW w:type="dxa" w:w="864"/>
-          </w:tcPr>
-          <w:p>
-            <w:r>
-              <w:t>596</w:t>
-            </w:r>
-          </w:p>
-        </w:tc>
-        <w:tc>
-          <w:tcPr>
-            <w:tcW w:type="dxa" w:w="864"/>
-          </w:tcPr>
-          <w:p>
-            <w:r>
-              <w:t>107</w:t>
             </w:r>
           </w:p>
         </w:tc>
@@ -2420,7 +2420,7 @@
           </w:tcPr>
           <w:p>
             <w:r>
-              <w:t>0</w:t>
+              <w:t>263</w:t>
             </w:r>
           </w:p>
         </w:tc>
@@ -2450,37 +2450,37 @@
           </w:tcPr>
           <w:p>
             <w:r>
-              <w:t>66.550</w:t>
-            </w:r>
-          </w:p>
-        </w:tc>
-        <w:tc>
-          <w:tcPr>
-            <w:tcW w:type="dxa" w:w="864"/>
-          </w:tcPr>
-          <w:p>
-            <w:r>
-              <w:t>80.000</w:t>
-            </w:r>
-          </w:p>
-        </w:tc>
-        <w:tc>
-          <w:tcPr>
-            <w:tcW w:type="dxa" w:w="864"/>
-          </w:tcPr>
-          <w:p>
-            <w:r>
-              <w:t>269</w:t>
-            </w:r>
-          </w:p>
-        </w:tc>
-        <w:tc>
-          <w:tcPr>
-            <w:tcW w:type="dxa" w:w="864"/>
-          </w:tcPr>
-          <w:p>
-            <w:r>
-              <w:t>194</w:t>
+              <w:t>55.000</w:t>
+            </w:r>
+          </w:p>
+        </w:tc>
+        <w:tc>
+          <w:tcPr>
+            <w:tcW w:type="dxa" w:w="864"/>
+          </w:tcPr>
+          <w:p>
+            <w:r>
+              <w:t>55.000</w:t>
+            </w:r>
+          </w:p>
+        </w:tc>
+        <w:tc>
+          <w:tcPr>
+            <w:tcW w:type="dxa" w:w="864"/>
+          </w:tcPr>
+          <w:p>
+            <w:r>
+              <w:t>12</w:t>
+            </w:r>
+          </w:p>
+        </w:tc>
+        <w:tc>
+          <w:tcPr>
+            <w:tcW w:type="dxa" w:w="864"/>
+          </w:tcPr>
+          <w:p>
+            <w:r>
+              <w:t>6</w:t>
             </w:r>
           </w:p>
         </w:tc>
@@ -2522,7 +2522,7 @@
           </w:tcPr>
           <w:p>
             <w:r>
-              <w:t>0</w:t>
+              <w:t>181</w:t>
             </w:r>
           </w:p>
         </w:tc>
@@ -2552,37 +2552,37 @@
           </w:tcPr>
           <w:p>
             <w:r>
-              <w:t>83.784</w:t>
-            </w:r>
-          </w:p>
-        </w:tc>
-        <w:tc>
-          <w:tcPr>
-            <w:tcW w:type="dxa" w:w="864"/>
-          </w:tcPr>
-          <w:p>
-            <w:r>
-              <w:t>85.000</w:t>
-            </w:r>
-          </w:p>
-        </w:tc>
-        <w:tc>
-          <w:tcPr>
-            <w:tcW w:type="dxa" w:w="864"/>
-          </w:tcPr>
-          <w:p>
-            <w:r>
-              <w:t>366</w:t>
-            </w:r>
-          </w:p>
-        </w:tc>
-        <w:tc>
-          <w:tcPr>
-            <w:tcW w:type="dxa" w:w="864"/>
-          </w:tcPr>
-          <w:p>
-            <w:r>
-              <w:t>351</w:t>
+              <w:t>55.000</w:t>
+            </w:r>
+          </w:p>
+        </w:tc>
+        <w:tc>
+          <w:tcPr>
+            <w:tcW w:type="dxa" w:w="864"/>
+          </w:tcPr>
+          <w:p>
+            <w:r>
+              <w:t>55.000</w:t>
+            </w:r>
+          </w:p>
+        </w:tc>
+        <w:tc>
+          <w:tcPr>
+            <w:tcW w:type="dxa" w:w="864"/>
+          </w:tcPr>
+          <w:p>
+            <w:r>
+              <w:t>8</w:t>
+            </w:r>
+          </w:p>
+        </w:tc>
+        <w:tc>
+          <w:tcPr>
+            <w:tcW w:type="dxa" w:w="864"/>
+          </w:tcPr>
+          <w:p>
+            <w:r>
+              <w:t>4</w:t>
             </w:r>
           </w:p>
         </w:tc>
@@ -2624,7 +2624,7 @@
           </w:tcPr>
           <w:p>
             <w:r>
-              <w:t>0</w:t>
+              <w:t>510</w:t>
             </w:r>
           </w:p>
         </w:tc>
@@ -2654,37 +2654,37 @@
           </w:tcPr>
           <w:p>
             <w:r>
-              <w:t>85.348</w:t>
-            </w:r>
-          </w:p>
-        </w:tc>
-        <w:tc>
-          <w:tcPr>
-            <w:tcW w:type="dxa" w:w="864"/>
-          </w:tcPr>
-          <w:p>
-            <w:r>
-              <w:t>90.000</w:t>
-            </w:r>
-          </w:p>
-        </w:tc>
-        <w:tc>
-          <w:tcPr>
-            <w:tcW w:type="dxa" w:w="864"/>
-          </w:tcPr>
-          <w:p>
-            <w:r>
-              <w:t>1026</w:t>
-            </w:r>
-          </w:p>
-        </w:tc>
-        <w:tc>
-          <w:tcPr>
-            <w:tcW w:type="dxa" w:w="864"/>
-          </w:tcPr>
-          <w:p>
-            <w:r>
-              <w:t>979</w:t>
+              <w:t>63.333</w:t>
+            </w:r>
+          </w:p>
+        </w:tc>
+        <w:tc>
+          <w:tcPr>
+            <w:tcW w:type="dxa" w:w="864"/>
+          </w:tcPr>
+          <w:p>
+            <w:r>
+              <w:t>80.000</w:t>
+            </w:r>
+          </w:p>
+        </w:tc>
+        <w:tc>
+          <w:tcPr>
+            <w:tcW w:type="dxa" w:w="864"/>
+          </w:tcPr>
+          <w:p>
+            <w:r>
+              <w:t>12</w:t>
+            </w:r>
+          </w:p>
+        </w:tc>
+        <w:tc>
+          <w:tcPr>
+            <w:tcW w:type="dxa" w:w="864"/>
+          </w:tcPr>
+          <w:p>
+            <w:r>
+              <w:t>8</w:t>
             </w:r>
           </w:p>
         </w:tc>
@@ -2726,67 +2726,67 @@
           </w:tcPr>
           <w:p>
             <w:r>
+              <w:t>304</w:t>
+            </w:r>
+          </w:p>
+        </w:tc>
+        <w:tc>
+          <w:tcPr>
+            <w:tcW w:type="dxa" w:w="864"/>
+          </w:tcPr>
+          <w:p>
+            <w:r>
+              <w:t>3</w:t>
+            </w:r>
+          </w:p>
+        </w:tc>
+        <w:tc>
+          <w:tcPr>
+            <w:tcW w:type="dxa" w:w="864"/>
+          </w:tcPr>
+          <w:p>
+            <w:r>
+              <w:t>7</w:t>
+            </w:r>
+          </w:p>
+        </w:tc>
+        <w:tc>
+          <w:tcPr>
+            <w:tcW w:type="dxa" w:w="864"/>
+          </w:tcPr>
+          <w:p>
+            <w:r>
+              <w:t>7.143</w:t>
+            </w:r>
+          </w:p>
+        </w:tc>
+        <w:tc>
+          <w:tcPr>
+            <w:tcW w:type="dxa" w:w="864"/>
+          </w:tcPr>
+          <w:p>
+            <w:r>
+              <w:t>0.000</w:t>
+            </w:r>
+          </w:p>
+        </w:tc>
+        <w:tc>
+          <w:tcPr>
+            <w:tcW w:type="dxa" w:w="864"/>
+          </w:tcPr>
+          <w:p>
+            <w:r>
+              <w:t>42</w:t>
+            </w:r>
+          </w:p>
+        </w:tc>
+        <w:tc>
+          <w:tcPr>
+            <w:tcW w:type="dxa" w:w="864"/>
+          </w:tcPr>
+          <w:p>
+            <w:r>
               <w:t>0</w:t>
-            </w:r>
-          </w:p>
-        </w:tc>
-        <w:tc>
-          <w:tcPr>
-            <w:tcW w:type="dxa" w:w="864"/>
-          </w:tcPr>
-          <w:p>
-            <w:r>
-              <w:t>3</w:t>
-            </w:r>
-          </w:p>
-        </w:tc>
-        <w:tc>
-          <w:tcPr>
-            <w:tcW w:type="dxa" w:w="864"/>
-          </w:tcPr>
-          <w:p>
-            <w:r>
-              <w:t>7</w:t>
-            </w:r>
-          </w:p>
-        </w:tc>
-        <w:tc>
-          <w:tcPr>
-            <w:tcW w:type="dxa" w:w="864"/>
-          </w:tcPr>
-          <w:p>
-            <w:r>
-              <w:t>62.517</w:t>
-            </w:r>
-          </w:p>
-        </w:tc>
-        <w:tc>
-          <w:tcPr>
-            <w:tcW w:type="dxa" w:w="864"/>
-          </w:tcPr>
-          <w:p>
-            <w:r>
-              <w:t>80.000</w:t>
-            </w:r>
-          </w:p>
-        </w:tc>
-        <w:tc>
-          <w:tcPr>
-            <w:tcW w:type="dxa" w:w="864"/>
-          </w:tcPr>
-          <w:p>
-            <w:r>
-              <w:t>2149</w:t>
-            </w:r>
-          </w:p>
-        </w:tc>
-        <w:tc>
-          <w:tcPr>
-            <w:tcW w:type="dxa" w:w="864"/>
-          </w:tcPr>
-          <w:p>
-            <w:r>
-              <w:t>1456</w:t>
             </w:r>
           </w:p>
         </w:tc>
@@ -2828,6 +2828,16 @@
           </w:tcPr>
           <w:p>
             <w:r>
+              <w:t>175</w:t>
+            </w:r>
+          </w:p>
+        </w:tc>
+        <w:tc>
+          <w:tcPr>
+            <w:tcW w:type="dxa" w:w="864"/>
+          </w:tcPr>
+          <w:p>
+            <w:r>
               <w:t>0</w:t>
             </w:r>
           </w:p>
@@ -2848,47 +2858,37 @@
           </w:tcPr>
           <w:p>
             <w:r>
-              <w:t>1</w:t>
-            </w:r>
-          </w:p>
-        </w:tc>
-        <w:tc>
-          <w:tcPr>
-            <w:tcW w:type="dxa" w:w="864"/>
-          </w:tcPr>
-          <w:p>
-            <w:r>
-              <w:t>78.857</w:t>
-            </w:r>
-          </w:p>
-        </w:tc>
-        <w:tc>
-          <w:tcPr>
-            <w:tcW w:type="dxa" w:w="864"/>
-          </w:tcPr>
-          <w:p>
-            <w:r>
-              <w:t>80.000</w:t>
-            </w:r>
-          </w:p>
-        </w:tc>
-        <w:tc>
-          <w:tcPr>
-            <w:tcW w:type="dxa" w:w="864"/>
-          </w:tcPr>
-          <w:p>
-            <w:r>
-              <w:t>175</w:t>
-            </w:r>
-          </w:p>
-        </w:tc>
-        <w:tc>
-          <w:tcPr>
-            <w:tcW w:type="dxa" w:w="864"/>
-          </w:tcPr>
-          <w:p>
-            <w:r>
-              <w:t>161</w:t>
+              <w:t>—</w:t>
+            </w:r>
+          </w:p>
+        </w:tc>
+        <w:tc>
+          <w:tcPr>
+            <w:tcW w:type="dxa" w:w="864"/>
+          </w:tcPr>
+          <w:p>
+            <w:r>
+              <w:t>—</w:t>
+            </w:r>
+          </w:p>
+        </w:tc>
+        <w:tc>
+          <w:tcPr>
+            <w:tcW w:type="dxa" w:w="864"/>
+          </w:tcPr>
+          <w:p>
+            <w:r>
+              <w:t>0</w:t>
+            </w:r>
+          </w:p>
+        </w:tc>
+        <w:tc>
+          <w:tcPr>
+            <w:tcW w:type="dxa" w:w="864"/>
+          </w:tcPr>
+          <w:p>
+            <w:r>
+              <w:t>0</w:t>
             </w:r>
           </w:p>
         </w:tc>
@@ -2930,67 +2930,67 @@
           </w:tcPr>
           <w:p>
             <w:r>
+              <w:t>307</w:t>
+            </w:r>
+          </w:p>
+        </w:tc>
+        <w:tc>
+          <w:tcPr>
+            <w:tcW w:type="dxa" w:w="864"/>
+          </w:tcPr>
+          <w:p>
+            <w:r>
+              <w:t>7</w:t>
+            </w:r>
+          </w:p>
+        </w:tc>
+        <w:tc>
+          <w:tcPr>
+            <w:tcW w:type="dxa" w:w="864"/>
+          </w:tcPr>
+          <w:p>
+            <w:r>
+              <w:t>2</w:t>
+            </w:r>
+          </w:p>
+        </w:tc>
+        <w:tc>
+          <w:tcPr>
+            <w:tcW w:type="dxa" w:w="864"/>
+          </w:tcPr>
+          <w:p>
+            <w:r>
+              <w:t>9.286</w:t>
+            </w:r>
+          </w:p>
+        </w:tc>
+        <w:tc>
+          <w:tcPr>
+            <w:tcW w:type="dxa" w:w="864"/>
+          </w:tcPr>
+          <w:p>
+            <w:r>
+              <w:t>5.000</w:t>
+            </w:r>
+          </w:p>
+        </w:tc>
+        <w:tc>
+          <w:tcPr>
+            <w:tcW w:type="dxa" w:w="864"/>
+          </w:tcPr>
+          <w:p>
+            <w:r>
+              <w:t>28</w:t>
+            </w:r>
+          </w:p>
+        </w:tc>
+        <w:tc>
+          <w:tcPr>
+            <w:tcW w:type="dxa" w:w="864"/>
+          </w:tcPr>
+          <w:p>
+            <w:r>
               <w:t>0</w:t>
-            </w:r>
-          </w:p>
-        </w:tc>
-        <w:tc>
-          <w:tcPr>
-            <w:tcW w:type="dxa" w:w="864"/>
-          </w:tcPr>
-          <w:p>
-            <w:r>
-              <w:t>7</w:t>
-            </w:r>
-          </w:p>
-        </w:tc>
-        <w:tc>
-          <w:tcPr>
-            <w:tcW w:type="dxa" w:w="864"/>
-          </w:tcPr>
-          <w:p>
-            <w:r>
-              <w:t>2</w:t>
-            </w:r>
-          </w:p>
-        </w:tc>
-        <w:tc>
-          <w:tcPr>
-            <w:tcW w:type="dxa" w:w="864"/>
-          </w:tcPr>
-          <w:p>
-            <w:r>
-              <w:t>55.272</w:t>
-            </w:r>
-          </w:p>
-        </w:tc>
-        <w:tc>
-          <w:tcPr>
-            <w:tcW w:type="dxa" w:w="864"/>
-          </w:tcPr>
-          <w:p>
-            <w:r>
-              <w:t>80.000</w:t>
-            </w:r>
-          </w:p>
-        </w:tc>
-        <w:tc>
-          <w:tcPr>
-            <w:tcW w:type="dxa" w:w="864"/>
-          </w:tcPr>
-          <w:p>
-            <w:r>
-              <w:t>628</w:t>
-            </w:r>
-          </w:p>
-        </w:tc>
-        <w:tc>
-          <w:tcPr>
-            <w:tcW w:type="dxa" w:w="864"/>
-          </w:tcPr>
-          <w:p>
-            <w:r>
-              <w:t>337</w:t>
             </w:r>
           </w:p>
         </w:tc>
@@ -3032,7 +3032,7 @@
           </w:tcPr>
           <w:p>
             <w:r>
-              <w:t>0</w:t>
+              <w:t>644</w:t>
             </w:r>
           </w:p>
         </w:tc>
@@ -3062,37 +3062,37 @@
           </w:tcPr>
           <w:p>
             <w:r>
-              <w:t>45.163</w:t>
-            </w:r>
-          </w:p>
-        </w:tc>
-        <w:tc>
-          <w:tcPr>
-            <w:tcW w:type="dxa" w:w="864"/>
-          </w:tcPr>
-          <w:p>
-            <w:r>
-              <w:t>20.000</w:t>
-            </w:r>
-          </w:p>
-        </w:tc>
-        <w:tc>
-          <w:tcPr>
-            <w:tcW w:type="dxa" w:w="864"/>
-          </w:tcPr>
-          <w:p>
-            <w:r>
-              <w:t>650</w:t>
-            </w:r>
-          </w:p>
-        </w:tc>
-        <w:tc>
-          <w:tcPr>
-            <w:tcW w:type="dxa" w:w="864"/>
-          </w:tcPr>
-          <w:p>
-            <w:r>
-              <w:t>305</w:t>
+              <w:t>87.500</w:t>
+            </w:r>
+          </w:p>
+        </w:tc>
+        <w:tc>
+          <w:tcPr>
+            <w:tcW w:type="dxa" w:w="864"/>
+          </w:tcPr>
+          <w:p>
+            <w:r>
+              <w:t>87.500</w:t>
+            </w:r>
+          </w:p>
+        </w:tc>
+        <w:tc>
+          <w:tcPr>
+            <w:tcW w:type="dxa" w:w="864"/>
+          </w:tcPr>
+          <w:p>
+            <w:r>
+              <w:t>12</w:t>
+            </w:r>
+          </w:p>
+        </w:tc>
+        <w:tc>
+          <w:tcPr>
+            <w:tcW w:type="dxa" w:w="864"/>
+          </w:tcPr>
+          <w:p>
+            <w:r>
+              <w:t>12</w:t>
             </w:r>
           </w:p>
         </w:tc>
@@ -3134,7 +3134,7 @@
           </w:tcPr>
           <w:p>
             <w:r>
-              <w:t>0</w:t>
+              <w:t>30</w:t>
             </w:r>
           </w:p>
         </w:tc>
@@ -3164,7 +3164,7 @@
           </w:tcPr>
           <w:p>
             <w:r>
-              <w:t>74.030</w:t>
+              <w:t>84.333</w:t>
             </w:r>
           </w:p>
         </w:tc>
@@ -3184,17 +3184,17 @@
           </w:tcPr>
           <w:p>
             <w:r>
-              <w:t>165</w:t>
-            </w:r>
-          </w:p>
-        </w:tc>
-        <w:tc>
-          <w:tcPr>
-            <w:tcW w:type="dxa" w:w="864"/>
-          </w:tcPr>
-          <w:p>
-            <w:r>
-              <w:t>138</w:t>
+              <w:t>30</w:t>
+            </w:r>
+          </w:p>
+        </w:tc>
+        <w:tc>
+          <w:tcPr>
+            <w:tcW w:type="dxa" w:w="864"/>
+          </w:tcPr>
+          <w:p>
+            <w:r>
+              <w:t>30</w:t>
             </w:r>
           </w:p>
         </w:tc>
@@ -3236,7 +3236,7 @@
           </w:tcPr>
           <w:p>
             <w:r>
-              <w:t>0</w:t>
+              <w:t>362</w:t>
             </w:r>
           </w:p>
         </w:tc>
@@ -3266,37 +3266,37 @@
           </w:tcPr>
           <w:p>
             <w:r>
-              <w:t>52.913</w:t>
-            </w:r>
-          </w:p>
-        </w:tc>
-        <w:tc>
-          <w:tcPr>
-            <w:tcW w:type="dxa" w:w="864"/>
-          </w:tcPr>
-          <w:p>
-            <w:r>
-              <w:t>80.000</w:t>
-            </w:r>
-          </w:p>
-        </w:tc>
-        <w:tc>
-          <w:tcPr>
-            <w:tcW w:type="dxa" w:w="864"/>
-          </w:tcPr>
-          <w:p>
-            <w:r>
-              <w:t>1825</w:t>
-            </w:r>
-          </w:p>
-        </w:tc>
-        <w:tc>
-          <w:tcPr>
-            <w:tcW w:type="dxa" w:w="864"/>
-          </w:tcPr>
-          <w:p>
-            <w:r>
-              <w:t>973</w:t>
+              <w:t>37.000</w:t>
+            </w:r>
+          </w:p>
+        </w:tc>
+        <w:tc>
+          <w:tcPr>
+            <w:tcW w:type="dxa" w:w="864"/>
+          </w:tcPr>
+          <w:p>
+            <w:r>
+              <w:t>20.000</w:t>
+            </w:r>
+          </w:p>
+        </w:tc>
+        <w:tc>
+          <w:tcPr>
+            <w:tcW w:type="dxa" w:w="864"/>
+          </w:tcPr>
+          <w:p>
+            <w:r>
+              <w:t>30</w:t>
+            </w:r>
+          </w:p>
+        </w:tc>
+        <w:tc>
+          <w:tcPr>
+            <w:tcW w:type="dxa" w:w="864"/>
+          </w:tcPr>
+          <w:p>
+            <w:r>
+              <w:t>8</w:t>
             </w:r>
           </w:p>
         </w:tc>
@@ -3338,7 +3338,7 @@
           </w:tcPr>
           <w:p>
             <w:r>
-              <w:t>0</w:t>
+              <w:t>264</w:t>
             </w:r>
           </w:p>
         </w:tc>
@@ -3368,37 +3368,37 @@
           </w:tcPr>
           <w:p>
             <w:r>
-              <w:t>74.545</w:t>
-            </w:r>
-          </w:p>
-        </w:tc>
-        <w:tc>
-          <w:tcPr>
-            <w:tcW w:type="dxa" w:w="864"/>
-          </w:tcPr>
-          <w:p>
-            <w:r>
-              <w:t>80.000</w:t>
-            </w:r>
-          </w:p>
-        </w:tc>
-        <w:tc>
-          <w:tcPr>
-            <w:tcW w:type="dxa" w:w="864"/>
-          </w:tcPr>
-          <w:p>
-            <w:r>
-              <w:t>538</w:t>
-            </w:r>
-          </w:p>
-        </w:tc>
-        <w:tc>
-          <w:tcPr>
-            <w:tcW w:type="dxa" w:w="864"/>
-          </w:tcPr>
-          <w:p>
-            <w:r>
-              <w:t>466</w:t>
+              <w:t>51.000</w:t>
+            </w:r>
+          </w:p>
+        </w:tc>
+        <w:tc>
+          <w:tcPr>
+            <w:tcW w:type="dxa" w:w="864"/>
+          </w:tcPr>
+          <w:p>
+            <w:r>
+              <w:t>50.000</w:t>
+            </w:r>
+          </w:p>
+        </w:tc>
+        <w:tc>
+          <w:tcPr>
+            <w:tcW w:type="dxa" w:w="864"/>
+          </w:tcPr>
+          <w:p>
+            <w:r>
+              <w:t>20</w:t>
+            </w:r>
+          </w:p>
+        </w:tc>
+        <w:tc>
+          <w:tcPr>
+            <w:tcW w:type="dxa" w:w="864"/>
+          </w:tcPr>
+          <w:p>
+            <w:r>
+              <w:t>10</w:t>
             </w:r>
           </w:p>
         </w:tc>
@@ -3440,67 +3440,67 @@
           </w:tcPr>
           <w:p>
             <w:r>
+              <w:t>115</w:t>
+            </w:r>
+          </w:p>
+        </w:tc>
+        <w:tc>
+          <w:tcPr>
+            <w:tcW w:type="dxa" w:w="864"/>
+          </w:tcPr>
+          <w:p>
+            <w:r>
+              <w:t>1</w:t>
+            </w:r>
+          </w:p>
+        </w:tc>
+        <w:tc>
+          <w:tcPr>
+            <w:tcW w:type="dxa" w:w="864"/>
+          </w:tcPr>
+          <w:p>
+            <w:r>
+              <w:t>1</w:t>
+            </w:r>
+          </w:p>
+        </w:tc>
+        <w:tc>
+          <w:tcPr>
+            <w:tcW w:type="dxa" w:w="864"/>
+          </w:tcPr>
+          <w:p>
+            <w:r>
+              <w:t>0.000</w:t>
+            </w:r>
+          </w:p>
+        </w:tc>
+        <w:tc>
+          <w:tcPr>
+            <w:tcW w:type="dxa" w:w="864"/>
+          </w:tcPr>
+          <w:p>
+            <w:r>
+              <w:t>0.000</w:t>
+            </w:r>
+          </w:p>
+        </w:tc>
+        <w:tc>
+          <w:tcPr>
+            <w:tcW w:type="dxa" w:w="864"/>
+          </w:tcPr>
+          <w:p>
+            <w:r>
+              <w:t>2</w:t>
+            </w:r>
+          </w:p>
+        </w:tc>
+        <w:tc>
+          <w:tcPr>
+            <w:tcW w:type="dxa" w:w="864"/>
+          </w:tcPr>
+          <w:p>
+            <w:r>
               <w:t>0</w:t>
-            </w:r>
-          </w:p>
-        </w:tc>
-        <w:tc>
-          <w:tcPr>
-            <w:tcW w:type="dxa" w:w="864"/>
-          </w:tcPr>
-          <w:p>
-            <w:r>
-              <w:t>1</w:t>
-            </w:r>
-          </w:p>
-        </w:tc>
-        <w:tc>
-          <w:tcPr>
-            <w:tcW w:type="dxa" w:w="864"/>
-          </w:tcPr>
-          <w:p>
-            <w:r>
-              <w:t>1</w:t>
-            </w:r>
-          </w:p>
-        </w:tc>
-        <w:tc>
-          <w:tcPr>
-            <w:tcW w:type="dxa" w:w="864"/>
-          </w:tcPr>
-          <w:p>
-            <w:r>
-              <w:t>76.983</w:t>
-            </w:r>
-          </w:p>
-        </w:tc>
-        <w:tc>
-          <w:tcPr>
-            <w:tcW w:type="dxa" w:w="864"/>
-          </w:tcPr>
-          <w:p>
-            <w:r>
-              <w:t>80.000</w:t>
-            </w:r>
-          </w:p>
-        </w:tc>
-        <w:tc>
-          <w:tcPr>
-            <w:tcW w:type="dxa" w:w="864"/>
-          </w:tcPr>
-          <w:p>
-            <w:r>
-              <w:t>116</w:t>
-            </w:r>
-          </w:p>
-        </w:tc>
-        <w:tc>
-          <w:tcPr>
-            <w:tcW w:type="dxa" w:w="864"/>
-          </w:tcPr>
-          <w:p>
-            <w:r>
-              <w:t>106</w:t>
             </w:r>
           </w:p>
         </w:tc>
@@ -3542,67 +3542,67 @@
           </w:tcPr>
           <w:p>
             <w:r>
+              <w:t>255</w:t>
+            </w:r>
+          </w:p>
+        </w:tc>
+        <w:tc>
+          <w:tcPr>
+            <w:tcW w:type="dxa" w:w="864"/>
+          </w:tcPr>
+          <w:p>
+            <w:r>
+              <w:t>1</w:t>
+            </w:r>
+          </w:p>
+        </w:tc>
+        <w:tc>
+          <w:tcPr>
+            <w:tcW w:type="dxa" w:w="864"/>
+          </w:tcPr>
+          <w:p>
+            <w:r>
+              <w:t>2</w:t>
+            </w:r>
+          </w:p>
+        </w:tc>
+        <w:tc>
+          <w:tcPr>
+            <w:tcW w:type="dxa" w:w="864"/>
+          </w:tcPr>
+          <w:p>
+            <w:r>
+              <w:t>5.000</w:t>
+            </w:r>
+          </w:p>
+        </w:tc>
+        <w:tc>
+          <w:tcPr>
+            <w:tcW w:type="dxa" w:w="864"/>
+          </w:tcPr>
+          <w:p>
+            <w:r>
+              <w:t>5.000</w:t>
+            </w:r>
+          </w:p>
+        </w:tc>
+        <w:tc>
+          <w:tcPr>
+            <w:tcW w:type="dxa" w:w="864"/>
+          </w:tcPr>
+          <w:p>
+            <w:r>
+              <w:t>4</w:t>
+            </w:r>
+          </w:p>
+        </w:tc>
+        <w:tc>
+          <w:tcPr>
+            <w:tcW w:type="dxa" w:w="864"/>
+          </w:tcPr>
+          <w:p>
+            <w:r>
               <w:t>0</w:t>
-            </w:r>
-          </w:p>
-        </w:tc>
-        <w:tc>
-          <w:tcPr>
-            <w:tcW w:type="dxa" w:w="864"/>
-          </w:tcPr>
-          <w:p>
-            <w:r>
-              <w:t>1</w:t>
-            </w:r>
-          </w:p>
-        </w:tc>
-        <w:tc>
-          <w:tcPr>
-            <w:tcW w:type="dxa" w:w="864"/>
-          </w:tcPr>
-          <w:p>
-            <w:r>
-              <w:t>2</w:t>
-            </w:r>
-          </w:p>
-        </w:tc>
-        <w:tc>
-          <w:tcPr>
-            <w:tcW w:type="dxa" w:w="864"/>
-          </w:tcPr>
-          <w:p>
-            <w:r>
-              <w:t>81.709</w:t>
-            </w:r>
-          </w:p>
-        </w:tc>
-        <w:tc>
-          <w:tcPr>
-            <w:tcW w:type="dxa" w:w="864"/>
-          </w:tcPr>
-          <w:p>
-            <w:r>
-              <w:t>80.000</w:t>
-            </w:r>
-          </w:p>
-        </w:tc>
-        <w:tc>
-          <w:tcPr>
-            <w:tcW w:type="dxa" w:w="864"/>
-          </w:tcPr>
-          <w:p>
-            <w:r>
-              <w:t>512</w:t>
-            </w:r>
-          </w:p>
-        </w:tc>
-        <w:tc>
-          <w:tcPr>
-            <w:tcW w:type="dxa" w:w="864"/>
-          </w:tcPr>
-          <w:p>
-            <w:r>
-              <w:t>495</w:t>
             </w:r>
           </w:p>
         </w:tc>
@@ -3644,6 +3644,16 @@
           </w:tcPr>
           <w:p>
             <w:r>
+              <w:t>163</w:t>
+            </w:r>
+          </w:p>
+        </w:tc>
+        <w:tc>
+          <w:tcPr>
+            <w:tcW w:type="dxa" w:w="864"/>
+          </w:tcPr>
+          <w:p>
+            <w:r>
               <w:t>0</w:t>
             </w:r>
           </w:p>
@@ -3664,47 +3674,37 @@
           </w:tcPr>
           <w:p>
             <w:r>
-              <w:t>5</w:t>
-            </w:r>
-          </w:p>
-        </w:tc>
-        <w:tc>
-          <w:tcPr>
-            <w:tcW w:type="dxa" w:w="864"/>
-          </w:tcPr>
-          <w:p>
-            <w:r>
-              <w:t>59.282</w:t>
-            </w:r>
-          </w:p>
-        </w:tc>
-        <w:tc>
-          <w:tcPr>
-            <w:tcW w:type="dxa" w:w="864"/>
-          </w:tcPr>
-          <w:p>
-            <w:r>
-              <w:t>80.000</w:t>
-            </w:r>
-          </w:p>
-        </w:tc>
-        <w:tc>
-          <w:tcPr>
-            <w:tcW w:type="dxa" w:w="864"/>
-          </w:tcPr>
-          <w:p>
-            <w:r>
-              <w:t>815</w:t>
-            </w:r>
-          </w:p>
-        </w:tc>
-        <w:tc>
-          <w:tcPr>
-            <w:tcW w:type="dxa" w:w="864"/>
-          </w:tcPr>
-          <w:p>
-            <w:r>
-              <w:t>530</w:t>
+              <w:t>—</w:t>
+            </w:r>
+          </w:p>
+        </w:tc>
+        <w:tc>
+          <w:tcPr>
+            <w:tcW w:type="dxa" w:w="864"/>
+          </w:tcPr>
+          <w:p>
+            <w:r>
+              <w:t>—</w:t>
+            </w:r>
+          </w:p>
+        </w:tc>
+        <w:tc>
+          <w:tcPr>
+            <w:tcW w:type="dxa" w:w="864"/>
+          </w:tcPr>
+          <w:p>
+            <w:r>
+              <w:t>0</w:t>
+            </w:r>
+          </w:p>
+        </w:tc>
+        <w:tc>
+          <w:tcPr>
+            <w:tcW w:type="dxa" w:w="864"/>
+          </w:tcPr>
+          <w:p>
+            <w:r>
+              <w:t>0</w:t>
             </w:r>
           </w:p>
         </w:tc>
@@ -3746,7 +3746,7 @@
           </w:tcPr>
           <w:p>
             <w:r>
-              <w:t>0</w:t>
+              <w:t>206</w:t>
             </w:r>
           </w:p>
         </w:tc>
@@ -3776,7 +3776,7 @@
           </w:tcPr>
           <w:p>
             <w:r>
-              <w:t>54.297</w:t>
+              <w:t>75.000</w:t>
             </w:r>
           </w:p>
         </w:tc>
@@ -3796,17 +3796,17 @@
           </w:tcPr>
           <w:p>
             <w:r>
-              <w:t>633</w:t>
-            </w:r>
-          </w:p>
-        </w:tc>
-        <w:tc>
-          <w:tcPr>
-            <w:tcW w:type="dxa" w:w="864"/>
-          </w:tcPr>
-          <w:p>
-            <w:r>
-              <w:t>370</w:t>
+              <w:t>30</w:t>
+            </w:r>
+          </w:p>
+        </w:tc>
+        <w:tc>
+          <w:tcPr>
+            <w:tcW w:type="dxa" w:w="864"/>
+          </w:tcPr>
+          <w:p>
+            <w:r>
+              <w:t>26</w:t>
             </w:r>
           </w:p>
         </w:tc>
@@ -3848,7 +3848,7 @@
           </w:tcPr>
           <w:p>
             <w:r>
-              <w:t>0</w:t>
+              <w:t>196</w:t>
             </w:r>
           </w:p>
         </w:tc>
@@ -3878,7 +3878,7 @@
           </w:tcPr>
           <w:p>
             <w:r>
-              <w:t>59.129</w:t>
+              <w:t>63.333</w:t>
             </w:r>
           </w:p>
         </w:tc>
@@ -3898,17 +3898,17 @@
           </w:tcPr>
           <w:p>
             <w:r>
-              <w:t>202</w:t>
-            </w:r>
-          </w:p>
-        </w:tc>
-        <w:tc>
-          <w:tcPr>
-            <w:tcW w:type="dxa" w:w="864"/>
-          </w:tcPr>
-          <w:p>
-            <w:r>
-              <w:t>125</w:t>
+              <w:t>12</w:t>
+            </w:r>
+          </w:p>
+        </w:tc>
+        <w:tc>
+          <w:tcPr>
+            <w:tcW w:type="dxa" w:w="864"/>
+          </w:tcPr>
+          <w:p>
+            <w:r>
+              <w:t>8</w:t>
             </w:r>
           </w:p>
         </w:tc>
@@ -3950,7 +3950,7 @@
           </w:tcPr>
           <w:p>
             <w:r>
-              <w:t>0</w:t>
+              <w:t>286</w:t>
             </w:r>
           </w:p>
         </w:tc>
@@ -3980,37 +3980,37 @@
           </w:tcPr>
           <w:p>
             <w:r>
-              <w:t>46.459</w:t>
-            </w:r>
-          </w:p>
-        </w:tc>
-        <w:tc>
-          <w:tcPr>
-            <w:tcW w:type="dxa" w:w="864"/>
-          </w:tcPr>
-          <w:p>
-            <w:r>
-              <w:t>20.000</w:t>
-            </w:r>
-          </w:p>
-        </w:tc>
-        <w:tc>
-          <w:tcPr>
-            <w:tcW w:type="dxa" w:w="864"/>
-          </w:tcPr>
-          <w:p>
-            <w:r>
-              <w:t>294</w:t>
-            </w:r>
-          </w:p>
-        </w:tc>
-        <w:tc>
-          <w:tcPr>
-            <w:tcW w:type="dxa" w:w="864"/>
-          </w:tcPr>
-          <w:p>
-            <w:r>
-              <w:t>141</w:t>
+              <w:t>53.750</w:t>
+            </w:r>
+          </w:p>
+        </w:tc>
+        <w:tc>
+          <w:tcPr>
+            <w:tcW w:type="dxa" w:w="864"/>
+          </w:tcPr>
+          <w:p>
+            <w:r>
+              <w:t>80.000</w:t>
+            </w:r>
+          </w:p>
+        </w:tc>
+        <w:tc>
+          <w:tcPr>
+            <w:tcW w:type="dxa" w:w="864"/>
+          </w:tcPr>
+          <w:p>
+            <w:r>
+              <w:t>16</w:t>
+            </w:r>
+          </w:p>
+        </w:tc>
+        <w:tc>
+          <w:tcPr>
+            <w:tcW w:type="dxa" w:w="864"/>
+          </w:tcPr>
+          <w:p>
+            <w:r>
+              <w:t>10</w:t>
             </w:r>
           </w:p>
         </w:tc>
@@ -4052,6 +4052,16 @@
           </w:tcPr>
           <w:p>
             <w:r>
+              <w:t>88</w:t>
+            </w:r>
+          </w:p>
+        </w:tc>
+        <w:tc>
+          <w:tcPr>
+            <w:tcW w:type="dxa" w:w="864"/>
+          </w:tcPr>
+          <w:p>
+            <w:r>
               <w:t>0</w:t>
             </w:r>
           </w:p>
@@ -4072,47 +4082,37 @@
           </w:tcPr>
           <w:p>
             <w:r>
-              <w:t>7</w:t>
-            </w:r>
-          </w:p>
-        </w:tc>
-        <w:tc>
-          <w:tcPr>
-            <w:tcW w:type="dxa" w:w="864"/>
-          </w:tcPr>
-          <w:p>
-            <w:r>
-              <w:t>62.932</w:t>
-            </w:r>
-          </w:p>
-        </w:tc>
-        <w:tc>
-          <w:tcPr>
-            <w:tcW w:type="dxa" w:w="864"/>
-          </w:tcPr>
-          <w:p>
-            <w:r>
-              <w:t>80.000</w:t>
-            </w:r>
-          </w:p>
-        </w:tc>
-        <w:tc>
-          <w:tcPr>
-            <w:tcW w:type="dxa" w:w="864"/>
-          </w:tcPr>
-          <w:p>
-            <w:r>
-              <w:t>616</w:t>
-            </w:r>
-          </w:p>
-        </w:tc>
-        <w:tc>
-          <w:tcPr>
-            <w:tcW w:type="dxa" w:w="864"/>
-          </w:tcPr>
-          <w:p>
-            <w:r>
-              <w:t>429</w:t>
+              <w:t>—</w:t>
+            </w:r>
+          </w:p>
+        </w:tc>
+        <w:tc>
+          <w:tcPr>
+            <w:tcW w:type="dxa" w:w="864"/>
+          </w:tcPr>
+          <w:p>
+            <w:r>
+              <w:t>—</w:t>
+            </w:r>
+          </w:p>
+        </w:tc>
+        <w:tc>
+          <w:tcPr>
+            <w:tcW w:type="dxa" w:w="864"/>
+          </w:tcPr>
+          <w:p>
+            <w:r>
+              <w:t>0</w:t>
+            </w:r>
+          </w:p>
+        </w:tc>
+        <w:tc>
+          <w:tcPr>
+            <w:tcW w:type="dxa" w:w="864"/>
+          </w:tcPr>
+          <w:p>
+            <w:r>
+              <w:t>0</w:t>
             </w:r>
           </w:p>
         </w:tc>
@@ -4154,7 +4154,7 @@
           </w:tcPr>
           <w:p>
             <w:r>
-              <w:t>0</w:t>
+              <w:t>58</w:t>
             </w:r>
           </w:p>
         </w:tc>
@@ -4184,7 +4184,7 @@
           </w:tcPr>
           <w:p>
             <w:r>
-              <w:t>38.443</w:t>
+              <w:t>40.000</w:t>
             </w:r>
           </w:p>
         </w:tc>
@@ -4204,17 +4204,17 @@
           </w:tcPr>
           <w:p>
             <w:r>
-              <w:t>61</w:t>
-            </w:r>
-          </w:p>
-        </w:tc>
-        <w:tc>
-          <w:tcPr>
-            <w:tcW w:type="dxa" w:w="864"/>
-          </w:tcPr>
-          <w:p>
-            <w:r>
-              <w:t>21</w:t>
+              <w:t>6</w:t>
+            </w:r>
+          </w:p>
+        </w:tc>
+        <w:tc>
+          <w:tcPr>
+            <w:tcW w:type="dxa" w:w="864"/>
+          </w:tcPr>
+          <w:p>
+            <w:r>
+              <w:t>2</w:t>
             </w:r>
           </w:p>
         </w:tc>
@@ -4256,7 +4256,7 @@
           </w:tcPr>
           <w:p>
             <w:r>
-              <w:t>0</w:t>
+              <w:t>190</w:t>
             </w:r>
           </w:p>
         </w:tc>
@@ -4286,37 +4286,37 @@
           </w:tcPr>
           <w:p>
             <w:r>
-              <w:t>38.010</w:t>
-            </w:r>
-          </w:p>
-        </w:tc>
-        <w:tc>
-          <w:tcPr>
-            <w:tcW w:type="dxa" w:w="864"/>
-          </w:tcPr>
-          <w:p>
-            <w:r>
-              <w:t>20.000</w:t>
-            </w:r>
-          </w:p>
-        </w:tc>
-        <w:tc>
-          <w:tcPr>
-            <w:tcW w:type="dxa" w:w="864"/>
-          </w:tcPr>
-          <w:p>
-            <w:r>
-              <w:t>196</w:t>
-            </w:r>
-          </w:p>
-        </w:tc>
-        <w:tc>
-          <w:tcPr>
-            <w:tcW w:type="dxa" w:w="864"/>
-          </w:tcPr>
-          <w:p>
-            <w:r>
-              <w:t>62</w:t>
+              <w:t>64.167</w:t>
+            </w:r>
+          </w:p>
+        </w:tc>
+        <w:tc>
+          <w:tcPr>
+            <w:tcW w:type="dxa" w:w="864"/>
+          </w:tcPr>
+          <w:p>
+            <w:r>
+              <w:t>82.500</w:t>
+            </w:r>
+          </w:p>
+        </w:tc>
+        <w:tc>
+          <w:tcPr>
+            <w:tcW w:type="dxa" w:w="864"/>
+          </w:tcPr>
+          <w:p>
+            <w:r>
+              <w:t>12</w:t>
+            </w:r>
+          </w:p>
+        </w:tc>
+        <w:tc>
+          <w:tcPr>
+            <w:tcW w:type="dxa" w:w="864"/>
+          </w:tcPr>
+          <w:p>
+            <w:r>
+              <w:t>8</w:t>
             </w:r>
           </w:p>
         </w:tc>
@@ -4358,7 +4358,7 @@
           </w:tcPr>
           <w:p>
             <w:r>
-              <w:t>0</w:t>
+              <w:t>291</w:t>
             </w:r>
           </w:p>
         </w:tc>
@@ -4388,7 +4388,7 @@
           </w:tcPr>
           <w:p>
             <w:r>
-              <w:t>76.198</w:t>
+              <w:t>64.500</w:t>
             </w:r>
           </w:p>
         </w:tc>
@@ -4408,17 +4408,17 @@
           </w:tcPr>
           <w:p>
             <w:r>
-              <w:t>592</w:t>
-            </w:r>
-          </w:p>
-        </w:tc>
-        <w:tc>
-          <w:tcPr>
-            <w:tcW w:type="dxa" w:w="864"/>
-          </w:tcPr>
-          <w:p>
-            <w:r>
-              <w:t>530</w:t>
+              <w:t>20</w:t>
+            </w:r>
+          </w:p>
+        </w:tc>
+        <w:tc>
+          <w:tcPr>
+            <w:tcW w:type="dxa" w:w="864"/>
+          </w:tcPr>
+          <w:p>
+            <w:r>
+              <w:t>14</w:t>
             </w:r>
           </w:p>
         </w:tc>
@@ -4460,7 +4460,7 @@
           </w:tcPr>
           <w:p>
             <w:r>
-              <w:t>0</w:t>
+              <w:t>798</w:t>
             </w:r>
           </w:p>
         </w:tc>
@@ -4490,37 +4490,37 @@
           </w:tcPr>
           <w:p>
             <w:r>
-              <w:t>33.925</w:t>
-            </w:r>
-          </w:p>
-        </w:tc>
-        <w:tc>
-          <w:tcPr>
-            <w:tcW w:type="dxa" w:w="864"/>
-          </w:tcPr>
-          <w:p>
-            <w:r>
-              <w:t>20.000</w:t>
-            </w:r>
-          </w:p>
-        </w:tc>
-        <w:tc>
-          <w:tcPr>
-            <w:tcW w:type="dxa" w:w="864"/>
-          </w:tcPr>
-          <w:p>
-            <w:r>
-              <w:t>1604</w:t>
-            </w:r>
-          </w:p>
-        </w:tc>
-        <w:tc>
-          <w:tcPr>
-            <w:tcW w:type="dxa" w:w="864"/>
-          </w:tcPr>
-          <w:p>
-            <w:r>
-              <w:t>406</w:t>
+              <w:t>48.750</w:t>
+            </w:r>
+          </w:p>
+        </w:tc>
+        <w:tc>
+          <w:tcPr>
+            <w:tcW w:type="dxa" w:w="864"/>
+          </w:tcPr>
+          <w:p>
+            <w:r>
+              <w:t>50.000</w:t>
+            </w:r>
+          </w:p>
+        </w:tc>
+        <w:tc>
+          <w:tcPr>
+            <w:tcW w:type="dxa" w:w="864"/>
+          </w:tcPr>
+          <w:p>
+            <w:r>
+              <w:t>16</w:t>
+            </w:r>
+          </w:p>
+        </w:tc>
+        <w:tc>
+          <w:tcPr>
+            <w:tcW w:type="dxa" w:w="864"/>
+          </w:tcPr>
+          <w:p>
+            <w:r>
+              <w:t>8</w:t>
             </w:r>
           </w:p>
         </w:tc>
@@ -4562,7 +4562,7 @@
           </w:tcPr>
           <w:p>
             <w:r>
-              <w:t>0</w:t>
+              <w:t>139</w:t>
             </w:r>
           </w:p>
         </w:tc>
@@ -4592,7 +4592,7 @@
           </w:tcPr>
           <w:p>
             <w:r>
-              <w:t>77.770</w:t>
+              <w:t>53.333</w:t>
             </w:r>
           </w:p>
         </w:tc>
@@ -4612,17 +4612,17 @@
           </w:tcPr>
           <w:p>
             <w:r>
-              <w:t>296</w:t>
-            </w:r>
-          </w:p>
-        </w:tc>
-        <w:tc>
-          <w:tcPr>
-            <w:tcW w:type="dxa" w:w="864"/>
-          </w:tcPr>
-          <w:p>
-            <w:r>
-              <w:t>273</w:t>
+              <w:t>36</w:t>
+            </w:r>
+          </w:p>
+        </w:tc>
+        <w:tc>
+          <w:tcPr>
+            <w:tcW w:type="dxa" w:w="864"/>
+          </w:tcPr>
+          <w:p>
+            <w:r>
+              <w:t>20</w:t>
             </w:r>
           </w:p>
         </w:tc>
@@ -4664,67 +4664,67 @@
           </w:tcPr>
           <w:p>
             <w:r>
+              <w:t>279</w:t>
+            </w:r>
+          </w:p>
+        </w:tc>
+        <w:tc>
+          <w:tcPr>
+            <w:tcW w:type="dxa" w:w="864"/>
+          </w:tcPr>
+          <w:p>
+            <w:r>
+              <w:t>3</w:t>
+            </w:r>
+          </w:p>
+        </w:tc>
+        <w:tc>
+          <w:tcPr>
+            <w:tcW w:type="dxa" w:w="864"/>
+          </w:tcPr>
+          <w:p>
+            <w:r>
+              <w:t>4</w:t>
+            </w:r>
+          </w:p>
+        </w:tc>
+        <w:tc>
+          <w:tcPr>
+            <w:tcW w:type="dxa" w:w="864"/>
+          </w:tcPr>
+          <w:p>
+            <w:r>
+              <w:t>2.500</w:t>
+            </w:r>
+          </w:p>
+        </w:tc>
+        <w:tc>
+          <w:tcPr>
+            <w:tcW w:type="dxa" w:w="864"/>
+          </w:tcPr>
+          <w:p>
+            <w:r>
+              <w:t>0.000</w:t>
+            </w:r>
+          </w:p>
+        </w:tc>
+        <w:tc>
+          <w:tcPr>
+            <w:tcW w:type="dxa" w:w="864"/>
+          </w:tcPr>
+          <w:p>
+            <w:r>
+              <w:t>24</w:t>
+            </w:r>
+          </w:p>
+        </w:tc>
+        <w:tc>
+          <w:tcPr>
+            <w:tcW w:type="dxa" w:w="864"/>
+          </w:tcPr>
+          <w:p>
+            <w:r>
               <w:t>0</w:t>
-            </w:r>
-          </w:p>
-        </w:tc>
-        <w:tc>
-          <w:tcPr>
-            <w:tcW w:type="dxa" w:w="864"/>
-          </w:tcPr>
-          <w:p>
-            <w:r>
-              <w:t>3</w:t>
-            </w:r>
-          </w:p>
-        </w:tc>
-        <w:tc>
-          <w:tcPr>
-            <w:tcW w:type="dxa" w:w="864"/>
-          </w:tcPr>
-          <w:p>
-            <w:r>
-              <w:t>4</w:t>
-            </w:r>
-          </w:p>
-        </w:tc>
-        <w:tc>
-          <w:tcPr>
-            <w:tcW w:type="dxa" w:w="864"/>
-          </w:tcPr>
-          <w:p>
-            <w:r>
-              <w:t>74.028</w:t>
-            </w:r>
-          </w:p>
-        </w:tc>
-        <w:tc>
-          <w:tcPr>
-            <w:tcW w:type="dxa" w:w="864"/>
-          </w:tcPr>
-          <w:p>
-            <w:r>
-              <w:t>80.000</w:t>
-            </w:r>
-          </w:p>
-        </w:tc>
-        <w:tc>
-          <w:tcPr>
-            <w:tcW w:type="dxa" w:w="864"/>
-          </w:tcPr>
-          <w:p>
-            <w:r>
-              <w:t>1128</w:t>
-            </w:r>
-          </w:p>
-        </w:tc>
-        <w:tc>
-          <w:tcPr>
-            <w:tcW w:type="dxa" w:w="864"/>
-          </w:tcPr>
-          <w:p>
-            <w:r>
-              <w:t>965</w:t>
             </w:r>
           </w:p>
         </w:tc>
@@ -4766,67 +4766,67 @@
           </w:tcPr>
           <w:p>
             <w:r>
+              <w:t>86</w:t>
+            </w:r>
+          </w:p>
+        </w:tc>
+        <w:tc>
+          <w:tcPr>
+            <w:tcW w:type="dxa" w:w="864"/>
+          </w:tcPr>
+          <w:p>
+            <w:r>
+              <w:t>3</w:t>
+            </w:r>
+          </w:p>
+        </w:tc>
+        <w:tc>
+          <w:tcPr>
+            <w:tcW w:type="dxa" w:w="864"/>
+          </w:tcPr>
+          <w:p>
+            <w:r>
+              <w:t>1</w:t>
+            </w:r>
+          </w:p>
+        </w:tc>
+        <w:tc>
+          <w:tcPr>
+            <w:tcW w:type="dxa" w:w="864"/>
+          </w:tcPr>
+          <w:p>
+            <w:r>
+              <w:t>6.667</w:t>
+            </w:r>
+          </w:p>
+        </w:tc>
+        <w:tc>
+          <w:tcPr>
+            <w:tcW w:type="dxa" w:w="864"/>
+          </w:tcPr>
+          <w:p>
+            <w:r>
+              <w:t>0.000</w:t>
+            </w:r>
+          </w:p>
+        </w:tc>
+        <w:tc>
+          <w:tcPr>
+            <w:tcW w:type="dxa" w:w="864"/>
+          </w:tcPr>
+          <w:p>
+            <w:r>
+              <w:t>6</w:t>
+            </w:r>
+          </w:p>
+        </w:tc>
+        <w:tc>
+          <w:tcPr>
+            <w:tcW w:type="dxa" w:w="864"/>
+          </w:tcPr>
+          <w:p>
+            <w:r>
               <w:t>0</w:t>
-            </w:r>
-          </w:p>
-        </w:tc>
-        <w:tc>
-          <w:tcPr>
-            <w:tcW w:type="dxa" w:w="864"/>
-          </w:tcPr>
-          <w:p>
-            <w:r>
-              <w:t>3</w:t>
-            </w:r>
-          </w:p>
-        </w:tc>
-        <w:tc>
-          <w:tcPr>
-            <w:tcW w:type="dxa" w:w="864"/>
-          </w:tcPr>
-          <w:p>
-            <w:r>
-              <w:t>1</w:t>
-            </w:r>
-          </w:p>
-        </w:tc>
-        <w:tc>
-          <w:tcPr>
-            <w:tcW w:type="dxa" w:w="864"/>
-          </w:tcPr>
-          <w:p>
-            <w:r>
-              <w:t>56.461</w:t>
-            </w:r>
-          </w:p>
-        </w:tc>
-        <w:tc>
-          <w:tcPr>
-            <w:tcW w:type="dxa" w:w="864"/>
-          </w:tcPr>
-          <w:p>
-            <w:r>
-              <w:t>80.000</w:t>
-            </w:r>
-          </w:p>
-        </w:tc>
-        <w:tc>
-          <w:tcPr>
-            <w:tcW w:type="dxa" w:w="864"/>
-          </w:tcPr>
-          <w:p>
-            <w:r>
-              <w:t>89</w:t>
-            </w:r>
-          </w:p>
-        </w:tc>
-        <w:tc>
-          <w:tcPr>
-            <w:tcW w:type="dxa" w:w="864"/>
-          </w:tcPr>
-          <w:p>
-            <w:r>
-              <w:t>53</w:t>
             </w:r>
           </w:p>
         </w:tc>
@@ -4868,7 +4868,7 @@
           </w:tcPr>
           <w:p>
             <w:r>
-              <w:t>0</w:t>
+              <w:t>612</w:t>
             </w:r>
           </w:p>
         </w:tc>
@@ -4898,7 +4898,7 @@
           </w:tcPr>
           <w:p>
             <w:r>
-              <w:t>77.586</w:t>
+              <w:t>81.667</w:t>
             </w:r>
           </w:p>
         </w:tc>
@@ -4918,17 +4918,17 @@
           </w:tcPr>
           <w:p>
             <w:r>
-              <w:t>618</w:t>
-            </w:r>
-          </w:p>
-        </w:tc>
-        <w:tc>
-          <w:tcPr>
-            <w:tcW w:type="dxa" w:w="864"/>
-          </w:tcPr>
-          <w:p>
-            <w:r>
-              <w:t>572</w:t>
+              <w:t>12</w:t>
+            </w:r>
+          </w:p>
+        </w:tc>
+        <w:tc>
+          <w:tcPr>
+            <w:tcW w:type="dxa" w:w="864"/>
+          </w:tcPr>
+          <w:p>
+            <w:r>
+              <w:t>12</w:t>
             </w:r>
           </w:p>
         </w:tc>
@@ -4970,67 +4970,67 @@
           </w:tcPr>
           <w:p>
             <w:r>
+              <w:t>174</w:t>
+            </w:r>
+          </w:p>
+        </w:tc>
+        <w:tc>
+          <w:tcPr>
+            <w:tcW w:type="dxa" w:w="864"/>
+          </w:tcPr>
+          <w:p>
+            <w:r>
+              <w:t>3</w:t>
+            </w:r>
+          </w:p>
+        </w:tc>
+        <w:tc>
+          <w:tcPr>
+            <w:tcW w:type="dxa" w:w="864"/>
+          </w:tcPr>
+          <w:p>
+            <w:r>
+              <w:t>1</w:t>
+            </w:r>
+          </w:p>
+        </w:tc>
+        <w:tc>
+          <w:tcPr>
+            <w:tcW w:type="dxa" w:w="864"/>
+          </w:tcPr>
+          <w:p>
+            <w:r>
+              <w:t>6.667</w:t>
+            </w:r>
+          </w:p>
+        </w:tc>
+        <w:tc>
+          <w:tcPr>
+            <w:tcW w:type="dxa" w:w="864"/>
+          </w:tcPr>
+          <w:p>
+            <w:r>
+              <w:t>0.000</w:t>
+            </w:r>
+          </w:p>
+        </w:tc>
+        <w:tc>
+          <w:tcPr>
+            <w:tcW w:type="dxa" w:w="864"/>
+          </w:tcPr>
+          <w:p>
+            <w:r>
+              <w:t>6</w:t>
+            </w:r>
+          </w:p>
+        </w:tc>
+        <w:tc>
+          <w:tcPr>
+            <w:tcW w:type="dxa" w:w="864"/>
+          </w:tcPr>
+          <w:p>
+            <w:r>
               <w:t>0</w:t>
-            </w:r>
-          </w:p>
-        </w:tc>
-        <w:tc>
-          <w:tcPr>
-            <w:tcW w:type="dxa" w:w="864"/>
-          </w:tcPr>
-          <w:p>
-            <w:r>
-              <w:t>3</w:t>
-            </w:r>
-          </w:p>
-        </w:tc>
-        <w:tc>
-          <w:tcPr>
-            <w:tcW w:type="dxa" w:w="864"/>
-          </w:tcPr>
-          <w:p>
-            <w:r>
-              <w:t>1</w:t>
-            </w:r>
-          </w:p>
-        </w:tc>
-        <w:tc>
-          <w:tcPr>
-            <w:tcW w:type="dxa" w:w="864"/>
-          </w:tcPr>
-          <w:p>
-            <w:r>
-              <w:t>65.322</w:t>
-            </w:r>
-          </w:p>
-        </w:tc>
-        <w:tc>
-          <w:tcPr>
-            <w:tcW w:type="dxa" w:w="864"/>
-          </w:tcPr>
-          <w:p>
-            <w:r>
-              <w:t>85.000</w:t>
-            </w:r>
-          </w:p>
-        </w:tc>
-        <w:tc>
-          <w:tcPr>
-            <w:tcW w:type="dxa" w:w="864"/>
-          </w:tcPr>
-          <w:p>
-            <w:r>
-              <w:t>177</w:t>
-            </w:r>
-          </w:p>
-        </w:tc>
-        <w:tc>
-          <w:tcPr>
-            <w:tcW w:type="dxa" w:w="864"/>
-          </w:tcPr>
-          <w:p>
-            <w:r>
-              <w:t>131</w:t>
             </w:r>
           </w:p>
         </w:tc>
@@ -5072,67 +5072,67 @@
           </w:tcPr>
           <w:p>
             <w:r>
+              <w:t>349</w:t>
+            </w:r>
+          </w:p>
+        </w:tc>
+        <w:tc>
+          <w:tcPr>
+            <w:tcW w:type="dxa" w:w="864"/>
+          </w:tcPr>
+          <w:p>
+            <w:r>
+              <w:t>3</w:t>
+            </w:r>
+          </w:p>
+        </w:tc>
+        <w:tc>
+          <w:tcPr>
+            <w:tcW w:type="dxa" w:w="864"/>
+          </w:tcPr>
+          <w:p>
+            <w:r>
+              <w:t>2</w:t>
+            </w:r>
+          </w:p>
+        </w:tc>
+        <w:tc>
+          <w:tcPr>
+            <w:tcW w:type="dxa" w:w="864"/>
+          </w:tcPr>
+          <w:p>
+            <w:r>
+              <w:t>10.000</w:t>
+            </w:r>
+          </w:p>
+        </w:tc>
+        <w:tc>
+          <w:tcPr>
+            <w:tcW w:type="dxa" w:w="864"/>
+          </w:tcPr>
+          <w:p>
+            <w:r>
+              <w:t>10.000</w:t>
+            </w:r>
+          </w:p>
+        </w:tc>
+        <w:tc>
+          <w:tcPr>
+            <w:tcW w:type="dxa" w:w="864"/>
+          </w:tcPr>
+          <w:p>
+            <w:r>
+              <w:t>12</w:t>
+            </w:r>
+          </w:p>
+        </w:tc>
+        <w:tc>
+          <w:tcPr>
+            <w:tcW w:type="dxa" w:w="864"/>
+          </w:tcPr>
+          <w:p>
+            <w:r>
               <w:t>0</w:t>
-            </w:r>
-          </w:p>
-        </w:tc>
-        <w:tc>
-          <w:tcPr>
-            <w:tcW w:type="dxa" w:w="864"/>
-          </w:tcPr>
-          <w:p>
-            <w:r>
-              <w:t>3</w:t>
-            </w:r>
-          </w:p>
-        </w:tc>
-        <w:tc>
-          <w:tcPr>
-            <w:tcW w:type="dxa" w:w="864"/>
-          </w:tcPr>
-          <w:p>
-            <w:r>
-              <w:t>2</w:t>
-            </w:r>
-          </w:p>
-        </w:tc>
-        <w:tc>
-          <w:tcPr>
-            <w:tcW w:type="dxa" w:w="864"/>
-          </w:tcPr>
-          <w:p>
-            <w:r>
-              <w:t>54.314</w:t>
-            </w:r>
-          </w:p>
-        </w:tc>
-        <w:tc>
-          <w:tcPr>
-            <w:tcW w:type="dxa" w:w="864"/>
-          </w:tcPr>
-          <w:p>
-            <w:r>
-              <w:t>80.000</w:t>
-            </w:r>
-          </w:p>
-        </w:tc>
-        <w:tc>
-          <w:tcPr>
-            <w:tcW w:type="dxa" w:w="864"/>
-          </w:tcPr>
-          <w:p>
-            <w:r>
-              <w:t>704</w:t>
-            </w:r>
-          </w:p>
-        </w:tc>
-        <w:tc>
-          <w:tcPr>
-            <w:tcW w:type="dxa" w:w="864"/>
-          </w:tcPr>
-          <w:p>
-            <w:r>
-              <w:t>397</w:t>
             </w:r>
           </w:p>
         </w:tc>
@@ -5174,67 +5174,67 @@
           </w:tcPr>
           <w:p>
             <w:r>
+              <w:t>220</w:t>
+            </w:r>
+          </w:p>
+        </w:tc>
+        <w:tc>
+          <w:tcPr>
+            <w:tcW w:type="dxa" w:w="864"/>
+          </w:tcPr>
+          <w:p>
+            <w:r>
+              <w:t>3</w:t>
+            </w:r>
+          </w:p>
+        </w:tc>
+        <w:tc>
+          <w:tcPr>
+            <w:tcW w:type="dxa" w:w="864"/>
+          </w:tcPr>
+          <w:p>
+            <w:r>
+              <w:t>2</w:t>
+            </w:r>
+          </w:p>
+        </w:tc>
+        <w:tc>
+          <w:tcPr>
+            <w:tcW w:type="dxa" w:w="864"/>
+          </w:tcPr>
+          <w:p>
+            <w:r>
+              <w:t>6.667</w:t>
+            </w:r>
+          </w:p>
+        </w:tc>
+        <w:tc>
+          <w:tcPr>
+            <w:tcW w:type="dxa" w:w="864"/>
+          </w:tcPr>
+          <w:p>
+            <w:r>
+              <w:t>0.000</w:t>
+            </w:r>
+          </w:p>
+        </w:tc>
+        <w:tc>
+          <w:tcPr>
+            <w:tcW w:type="dxa" w:w="864"/>
+          </w:tcPr>
+          <w:p>
+            <w:r>
+              <w:t>12</w:t>
+            </w:r>
+          </w:p>
+        </w:tc>
+        <w:tc>
+          <w:tcPr>
+            <w:tcW w:type="dxa" w:w="864"/>
+          </w:tcPr>
+          <w:p>
+            <w:r>
               <w:t>0</w:t>
-            </w:r>
-          </w:p>
-        </w:tc>
-        <w:tc>
-          <w:tcPr>
-            <w:tcW w:type="dxa" w:w="864"/>
-          </w:tcPr>
-          <w:p>
-            <w:r>
-              <w:t>3</w:t>
-            </w:r>
-          </w:p>
-        </w:tc>
-        <w:tc>
-          <w:tcPr>
-            <w:tcW w:type="dxa" w:w="864"/>
-          </w:tcPr>
-          <w:p>
-            <w:r>
-              <w:t>2</w:t>
-            </w:r>
-          </w:p>
-        </w:tc>
-        <w:tc>
-          <w:tcPr>
-            <w:tcW w:type="dxa" w:w="864"/>
-          </w:tcPr>
-          <w:p>
-            <w:r>
-              <w:t>66.238</w:t>
-            </w:r>
-          </w:p>
-        </w:tc>
-        <w:tc>
-          <w:tcPr>
-            <w:tcW w:type="dxa" w:w="864"/>
-          </w:tcPr>
-          <w:p>
-            <w:r>
-              <w:t>80.000</w:t>
-            </w:r>
-          </w:p>
-        </w:tc>
-        <w:tc>
-          <w:tcPr>
-            <w:tcW w:type="dxa" w:w="864"/>
-          </w:tcPr>
-          <w:p>
-            <w:r>
-              <w:t>446</w:t>
-            </w:r>
-          </w:p>
-        </w:tc>
-        <w:tc>
-          <w:tcPr>
-            <w:tcW w:type="dxa" w:w="864"/>
-          </w:tcPr>
-          <w:p>
-            <w:r>
-              <w:t>341</w:t>
             </w:r>
           </w:p>
         </w:tc>
@@ -5276,7 +5276,7 @@
           </w:tcPr>
           <w:p>
             <w:r>
-              <w:t>0</w:t>
+              <w:t>447</w:t>
             </w:r>
           </w:p>
         </w:tc>
@@ -5306,37 +5306,37 @@
           </w:tcPr>
           <w:p>
             <w:r>
-              <w:t>35.210</w:t>
-            </w:r>
-          </w:p>
-        </w:tc>
-        <w:tc>
-          <w:tcPr>
-            <w:tcW w:type="dxa" w:w="864"/>
-          </w:tcPr>
-          <w:p>
-            <w:r>
-              <w:t>20.000</w:t>
-            </w:r>
-          </w:p>
-        </w:tc>
-        <w:tc>
-          <w:tcPr>
-            <w:tcW w:type="dxa" w:w="864"/>
-          </w:tcPr>
-          <w:p>
-            <w:r>
-              <w:t>453</w:t>
-            </w:r>
-          </w:p>
-        </w:tc>
-        <w:tc>
-          <w:tcPr>
-            <w:tcW w:type="dxa" w:w="864"/>
-          </w:tcPr>
-          <w:p>
-            <w:r>
-              <w:t>132</w:t>
+              <w:t>49.167</w:t>
+            </w:r>
+          </w:p>
+        </w:tc>
+        <w:tc>
+          <w:tcPr>
+            <w:tcW w:type="dxa" w:w="864"/>
+          </w:tcPr>
+          <w:p>
+            <w:r>
+              <w:t>50.000</w:t>
+            </w:r>
+          </w:p>
+        </w:tc>
+        <w:tc>
+          <w:tcPr>
+            <w:tcW w:type="dxa" w:w="864"/>
+          </w:tcPr>
+          <w:p>
+            <w:r>
+              <w:t>12</w:t>
+            </w:r>
+          </w:p>
+        </w:tc>
+        <w:tc>
+          <w:tcPr>
+            <w:tcW w:type="dxa" w:w="864"/>
+          </w:tcPr>
+          <w:p>
+            <w:r>
+              <w:t>6</w:t>
             </w:r>
           </w:p>
         </w:tc>
@@ -5378,7 +5378,7 @@
           </w:tcPr>
           <w:p>
             <w:r>
-              <w:t>0</w:t>
+              <w:t>110</w:t>
             </w:r>
           </w:p>
         </w:tc>
@@ -5408,37 +5408,37 @@
           </w:tcPr>
           <w:p>
             <w:r>
-              <w:t>49.354</w:t>
-            </w:r>
-          </w:p>
-        </w:tc>
-        <w:tc>
-          <w:tcPr>
-            <w:tcW w:type="dxa" w:w="864"/>
-          </w:tcPr>
-          <w:p>
-            <w:r>
-              <w:t>40.000</w:t>
-            </w:r>
-          </w:p>
-        </w:tc>
-        <w:tc>
-          <w:tcPr>
-            <w:tcW w:type="dxa" w:w="864"/>
-          </w:tcPr>
-          <w:p>
-            <w:r>
-              <w:t>672</w:t>
-            </w:r>
-          </w:p>
-        </w:tc>
-        <w:tc>
-          <w:tcPr>
-            <w:tcW w:type="dxa" w:w="864"/>
-          </w:tcPr>
-          <w:p>
-            <w:r>
-              <w:t>332</w:t>
+              <w:t>41.667</w:t>
+            </w:r>
+          </w:p>
+        </w:tc>
+        <w:tc>
+          <w:tcPr>
+            <w:tcW w:type="dxa" w:w="864"/>
+          </w:tcPr>
+          <w:p>
+            <w:r>
+              <w:t>20.000</w:t>
+            </w:r>
+          </w:p>
+        </w:tc>
+        <w:tc>
+          <w:tcPr>
+            <w:tcW w:type="dxa" w:w="864"/>
+          </w:tcPr>
+          <w:p>
+            <w:r>
+              <w:t>24</w:t>
+            </w:r>
+          </w:p>
+        </w:tc>
+        <w:tc>
+          <w:tcPr>
+            <w:tcW w:type="dxa" w:w="864"/>
+          </w:tcPr>
+          <w:p>
+            <w:r>
+              <w:t>10</w:t>
             </w:r>
           </w:p>
         </w:tc>
@@ -5480,6 +5480,16 @@
           </w:tcPr>
           <w:p>
             <w:r>
+              <w:t>70</w:t>
+            </w:r>
+          </w:p>
+        </w:tc>
+        <w:tc>
+          <w:tcPr>
+            <w:tcW w:type="dxa" w:w="864"/>
+          </w:tcPr>
+          <w:p>
+            <w:r>
               <w:t>0</w:t>
             </w:r>
           </w:p>
@@ -5500,47 +5510,37 @@
           </w:tcPr>
           <w:p>
             <w:r>
-              <w:t>3</w:t>
-            </w:r>
-          </w:p>
-        </w:tc>
-        <w:tc>
-          <w:tcPr>
-            <w:tcW w:type="dxa" w:w="864"/>
-          </w:tcPr>
-          <w:p>
-            <w:r>
-              <w:t>79.190</w:t>
-            </w:r>
-          </w:p>
-        </w:tc>
-        <w:tc>
-          <w:tcPr>
-            <w:tcW w:type="dxa" w:w="864"/>
-          </w:tcPr>
-          <w:p>
-            <w:r>
-              <w:t>85.000</w:t>
-            </w:r>
-          </w:p>
-        </w:tc>
-        <w:tc>
-          <w:tcPr>
-            <w:tcW w:type="dxa" w:w="864"/>
-          </w:tcPr>
-          <w:p>
-            <w:r>
-              <w:t>210</w:t>
-            </w:r>
-          </w:p>
-        </w:tc>
-        <w:tc>
-          <w:tcPr>
-            <w:tcW w:type="dxa" w:w="864"/>
-          </w:tcPr>
-          <w:p>
-            <w:r>
-              <w:t>193</w:t>
+              <w:t>—</w:t>
+            </w:r>
+          </w:p>
+        </w:tc>
+        <w:tc>
+          <w:tcPr>
+            <w:tcW w:type="dxa" w:w="864"/>
+          </w:tcPr>
+          <w:p>
+            <w:r>
+              <w:t>—</w:t>
+            </w:r>
+          </w:p>
+        </w:tc>
+        <w:tc>
+          <w:tcPr>
+            <w:tcW w:type="dxa" w:w="864"/>
+          </w:tcPr>
+          <w:p>
+            <w:r>
+              <w:t>0</w:t>
+            </w:r>
+          </w:p>
+        </w:tc>
+        <w:tc>
+          <w:tcPr>
+            <w:tcW w:type="dxa" w:w="864"/>
+          </w:tcPr>
+          <w:p>
+            <w:r>
+              <w:t>0</w:t>
             </w:r>
           </w:p>
         </w:tc>
@@ -5582,7 +5582,7 @@
           </w:tcPr>
           <w:p>
             <w:r>
-              <w:t>0</w:t>
+              <w:t>249</w:t>
             </w:r>
           </w:p>
         </w:tc>
@@ -5612,37 +5612,37 @@
           </w:tcPr>
           <w:p>
             <w:r>
-              <w:t>53.794</w:t>
-            </w:r>
-          </w:p>
-        </w:tc>
-        <w:tc>
-          <w:tcPr>
-            <w:tcW w:type="dxa" w:w="864"/>
-          </w:tcPr>
-          <w:p>
-            <w:r>
-              <w:t>80.000</w:t>
-            </w:r>
-          </w:p>
-        </w:tc>
-        <w:tc>
-          <w:tcPr>
-            <w:tcW w:type="dxa" w:w="864"/>
-          </w:tcPr>
-          <w:p>
-            <w:r>
-              <w:t>510</w:t>
-            </w:r>
-          </w:p>
-        </w:tc>
-        <w:tc>
-          <w:tcPr>
-            <w:tcW w:type="dxa" w:w="864"/>
-          </w:tcPr>
-          <w:p>
-            <w:r>
-              <w:t>287</w:t>
+              <w:t>28.333</w:t>
+            </w:r>
+          </w:p>
+        </w:tc>
+        <w:tc>
+          <w:tcPr>
+            <w:tcW w:type="dxa" w:w="864"/>
+          </w:tcPr>
+          <w:p>
+            <w:r>
+              <w:t>20.000</w:t>
+            </w:r>
+          </w:p>
+        </w:tc>
+        <w:tc>
+          <w:tcPr>
+            <w:tcW w:type="dxa" w:w="864"/>
+          </w:tcPr>
+          <w:p>
+            <w:r>
+              <w:t>24</w:t>
+            </w:r>
+          </w:p>
+        </w:tc>
+        <w:tc>
+          <w:tcPr>
+            <w:tcW w:type="dxa" w:w="864"/>
+          </w:tcPr>
+          <w:p>
+            <w:r>
+              <w:t>4</w:t>
             </w:r>
           </w:p>
         </w:tc>
@@ -5684,67 +5684,67 @@
           </w:tcPr>
           <w:p>
             <w:r>
+              <w:t>155</w:t>
+            </w:r>
+          </w:p>
+        </w:tc>
+        <w:tc>
+          <w:tcPr>
+            <w:tcW w:type="dxa" w:w="864"/>
+          </w:tcPr>
+          <w:p>
+            <w:r>
+              <w:t>1</w:t>
+            </w:r>
+          </w:p>
+        </w:tc>
+        <w:tc>
+          <w:tcPr>
+            <w:tcW w:type="dxa" w:w="864"/>
+          </w:tcPr>
+          <w:p>
+            <w:r>
+              <w:t>2</w:t>
+            </w:r>
+          </w:p>
+        </w:tc>
+        <w:tc>
+          <w:tcPr>
+            <w:tcW w:type="dxa" w:w="864"/>
+          </w:tcPr>
+          <w:p>
+            <w:r>
+              <w:t>5.000</w:t>
+            </w:r>
+          </w:p>
+        </w:tc>
+        <w:tc>
+          <w:tcPr>
+            <w:tcW w:type="dxa" w:w="864"/>
+          </w:tcPr>
+          <w:p>
+            <w:r>
+              <w:t>5.000</w:t>
+            </w:r>
+          </w:p>
+        </w:tc>
+        <w:tc>
+          <w:tcPr>
+            <w:tcW w:type="dxa" w:w="864"/>
+          </w:tcPr>
+          <w:p>
+            <w:r>
+              <w:t>4</w:t>
+            </w:r>
+          </w:p>
+        </w:tc>
+        <w:tc>
+          <w:tcPr>
+            <w:tcW w:type="dxa" w:w="864"/>
+          </w:tcPr>
+          <w:p>
+            <w:r>
               <w:t>0</w:t>
-            </w:r>
-          </w:p>
-        </w:tc>
-        <w:tc>
-          <w:tcPr>
-            <w:tcW w:type="dxa" w:w="864"/>
-          </w:tcPr>
-          <w:p>
-            <w:r>
-              <w:t>1</w:t>
-            </w:r>
-          </w:p>
-        </w:tc>
-        <w:tc>
-          <w:tcPr>
-            <w:tcW w:type="dxa" w:w="864"/>
-          </w:tcPr>
-          <w:p>
-            <w:r>
-              <w:t>2</w:t>
-            </w:r>
-          </w:p>
-        </w:tc>
-        <w:tc>
-          <w:tcPr>
-            <w:tcW w:type="dxa" w:w="864"/>
-          </w:tcPr>
-          <w:p>
-            <w:r>
-              <w:t>58.603</w:t>
-            </w:r>
-          </w:p>
-        </w:tc>
-        <w:tc>
-          <w:tcPr>
-            <w:tcW w:type="dxa" w:w="864"/>
-          </w:tcPr>
-          <w:p>
-            <w:r>
-              <w:t>80.000</w:t>
-            </w:r>
-          </w:p>
-        </w:tc>
-        <w:tc>
-          <w:tcPr>
-            <w:tcW w:type="dxa" w:w="864"/>
-          </w:tcPr>
-          <w:p>
-            <w:r>
-              <w:t>312</w:t>
-            </w:r>
-          </w:p>
-        </w:tc>
-        <w:tc>
-          <w:tcPr>
-            <w:tcW w:type="dxa" w:w="864"/>
-          </w:tcPr>
-          <w:p>
-            <w:r>
-              <w:t>199</w:t>
             </w:r>
           </w:p>
         </w:tc>
@@ -5786,67 +5786,67 @@
           </w:tcPr>
           <w:p>
             <w:r>
+              <w:t>164</w:t>
+            </w:r>
+          </w:p>
+        </w:tc>
+        <w:tc>
+          <w:tcPr>
+            <w:tcW w:type="dxa" w:w="864"/>
+          </w:tcPr>
+          <w:p>
+            <w:r>
+              <w:t>3</w:t>
+            </w:r>
+          </w:p>
+        </w:tc>
+        <w:tc>
+          <w:tcPr>
+            <w:tcW w:type="dxa" w:w="864"/>
+          </w:tcPr>
+          <w:p>
+            <w:r>
+              <w:t>2</w:t>
+            </w:r>
+          </w:p>
+        </w:tc>
+        <w:tc>
+          <w:tcPr>
+            <w:tcW w:type="dxa" w:w="864"/>
+          </w:tcPr>
+          <w:p>
+            <w:r>
+              <w:t>0.000</w:t>
+            </w:r>
+          </w:p>
+        </w:tc>
+        <w:tc>
+          <w:tcPr>
+            <w:tcW w:type="dxa" w:w="864"/>
+          </w:tcPr>
+          <w:p>
+            <w:r>
+              <w:t>0.000</w:t>
+            </w:r>
+          </w:p>
+        </w:tc>
+        <w:tc>
+          <w:tcPr>
+            <w:tcW w:type="dxa" w:w="864"/>
+          </w:tcPr>
+          <w:p>
+            <w:r>
+              <w:t>12</w:t>
+            </w:r>
+          </w:p>
+        </w:tc>
+        <w:tc>
+          <w:tcPr>
+            <w:tcW w:type="dxa" w:w="864"/>
+          </w:tcPr>
+          <w:p>
+            <w:r>
               <w:t>0</w:t>
-            </w:r>
-          </w:p>
-        </w:tc>
-        <w:tc>
-          <w:tcPr>
-            <w:tcW w:type="dxa" w:w="864"/>
-          </w:tcPr>
-          <w:p>
-            <w:r>
-              <w:t>3</w:t>
-            </w:r>
-          </w:p>
-        </w:tc>
-        <w:tc>
-          <w:tcPr>
-            <w:tcW w:type="dxa" w:w="864"/>
-          </w:tcPr>
-          <w:p>
-            <w:r>
-              <w:t>2</w:t>
-            </w:r>
-          </w:p>
-        </w:tc>
-        <w:tc>
-          <w:tcPr>
-            <w:tcW w:type="dxa" w:w="864"/>
-          </w:tcPr>
-          <w:p>
-            <w:r>
-              <w:t>58.644</w:t>
-            </w:r>
-          </w:p>
-        </w:tc>
-        <w:tc>
-          <w:tcPr>
-            <w:tcW w:type="dxa" w:w="864"/>
-          </w:tcPr>
-          <w:p>
-            <w:r>
-              <w:t>80.000</w:t>
-            </w:r>
-          </w:p>
-        </w:tc>
-        <w:tc>
-          <w:tcPr>
-            <w:tcW w:type="dxa" w:w="864"/>
-          </w:tcPr>
-          <w:p>
-            <w:r>
-              <w:t>334</w:t>
-            </w:r>
-          </w:p>
-        </w:tc>
-        <w:tc>
-          <w:tcPr>
-            <w:tcW w:type="dxa" w:w="864"/>
-          </w:tcPr>
-          <w:p>
-            <w:r>
-              <w:t>215</w:t>
             </w:r>
           </w:p>
         </w:tc>
@@ -5888,67 +5888,67 @@
           </w:tcPr>
           <w:p>
             <w:r>
+              <w:t>152</w:t>
+            </w:r>
+          </w:p>
+        </w:tc>
+        <w:tc>
+          <w:tcPr>
+            <w:tcW w:type="dxa" w:w="864"/>
+          </w:tcPr>
+          <w:p>
+            <w:r>
+              <w:t>3</w:t>
+            </w:r>
+          </w:p>
+        </w:tc>
+        <w:tc>
+          <w:tcPr>
+            <w:tcW w:type="dxa" w:w="864"/>
+          </w:tcPr>
+          <w:p>
+            <w:r>
+              <w:t>1</w:t>
+            </w:r>
+          </w:p>
+        </w:tc>
+        <w:tc>
+          <w:tcPr>
+            <w:tcW w:type="dxa" w:w="864"/>
+          </w:tcPr>
+          <w:p>
+            <w:r>
+              <w:t>6.667</w:t>
+            </w:r>
+          </w:p>
+        </w:tc>
+        <w:tc>
+          <w:tcPr>
+            <w:tcW w:type="dxa" w:w="864"/>
+          </w:tcPr>
+          <w:p>
+            <w:r>
+              <w:t>0.000</w:t>
+            </w:r>
+          </w:p>
+        </w:tc>
+        <w:tc>
+          <w:tcPr>
+            <w:tcW w:type="dxa" w:w="864"/>
+          </w:tcPr>
+          <w:p>
+            <w:r>
+              <w:t>6</w:t>
+            </w:r>
+          </w:p>
+        </w:tc>
+        <w:tc>
+          <w:tcPr>
+            <w:tcW w:type="dxa" w:w="864"/>
+          </w:tcPr>
+          <w:p>
+            <w:r>
               <w:t>0</w:t>
-            </w:r>
-          </w:p>
-        </w:tc>
-        <w:tc>
-          <w:tcPr>
-            <w:tcW w:type="dxa" w:w="864"/>
-          </w:tcPr>
-          <w:p>
-            <w:r>
-              <w:t>3</w:t>
-            </w:r>
-          </w:p>
-        </w:tc>
-        <w:tc>
-          <w:tcPr>
-            <w:tcW w:type="dxa" w:w="864"/>
-          </w:tcPr>
-          <w:p>
-            <w:r>
-              <w:t>1</w:t>
-            </w:r>
-          </w:p>
-        </w:tc>
-        <w:tc>
-          <w:tcPr>
-            <w:tcW w:type="dxa" w:w="864"/>
-          </w:tcPr>
-          <w:p>
-            <w:r>
-              <w:t>23.290</w:t>
-            </w:r>
-          </w:p>
-        </w:tc>
-        <w:tc>
-          <w:tcPr>
-            <w:tcW w:type="dxa" w:w="864"/>
-          </w:tcPr>
-          <w:p>
-            <w:r>
-              <w:t>20.000</w:t>
-            </w:r>
-          </w:p>
-        </w:tc>
-        <w:tc>
-          <w:tcPr>
-            <w:tcW w:type="dxa" w:w="864"/>
-          </w:tcPr>
-          <w:p>
-            <w:r>
-              <w:t>155</w:t>
-            </w:r>
-          </w:p>
-        </w:tc>
-        <w:tc>
-          <w:tcPr>
-            <w:tcW w:type="dxa" w:w="864"/>
-          </w:tcPr>
-          <w:p>
-            <w:r>
-              <w:t>13</w:t>
             </w:r>
           </w:p>
         </w:tc>
@@ -5990,67 +5990,67 @@
           </w:tcPr>
           <w:p>
             <w:r>
+              <w:t>103</w:t>
+            </w:r>
+          </w:p>
+        </w:tc>
+        <w:tc>
+          <w:tcPr>
+            <w:tcW w:type="dxa" w:w="864"/>
+          </w:tcPr>
+          <w:p>
+            <w:r>
+              <w:t>1</w:t>
+            </w:r>
+          </w:p>
+        </w:tc>
+        <w:tc>
+          <w:tcPr>
+            <w:tcW w:type="dxa" w:w="864"/>
+          </w:tcPr>
+          <w:p>
+            <w:r>
+              <w:t>3</w:t>
+            </w:r>
+          </w:p>
+        </w:tc>
+        <w:tc>
+          <w:tcPr>
+            <w:tcW w:type="dxa" w:w="864"/>
+          </w:tcPr>
+          <w:p>
+            <w:r>
+              <w:t>0.000</w:t>
+            </w:r>
+          </w:p>
+        </w:tc>
+        <w:tc>
+          <w:tcPr>
+            <w:tcW w:type="dxa" w:w="864"/>
+          </w:tcPr>
+          <w:p>
+            <w:r>
+              <w:t>0.000</w:t>
+            </w:r>
+          </w:p>
+        </w:tc>
+        <w:tc>
+          <w:tcPr>
+            <w:tcW w:type="dxa" w:w="864"/>
+          </w:tcPr>
+          <w:p>
+            <w:r>
+              <w:t>6</w:t>
+            </w:r>
+          </w:p>
+        </w:tc>
+        <w:tc>
+          <w:tcPr>
+            <w:tcW w:type="dxa" w:w="864"/>
+          </w:tcPr>
+          <w:p>
+            <w:r>
               <w:t>0</w:t>
-            </w:r>
-          </w:p>
-        </w:tc>
-        <w:tc>
-          <w:tcPr>
-            <w:tcW w:type="dxa" w:w="864"/>
-          </w:tcPr>
-          <w:p>
-            <w:r>
-              <w:t>1</w:t>
-            </w:r>
-          </w:p>
-        </w:tc>
-        <w:tc>
-          <w:tcPr>
-            <w:tcW w:type="dxa" w:w="864"/>
-          </w:tcPr>
-          <w:p>
-            <w:r>
-              <w:t>3</w:t>
-            </w:r>
-          </w:p>
-        </w:tc>
-        <w:tc>
-          <w:tcPr>
-            <w:tcW w:type="dxa" w:w="864"/>
-          </w:tcPr>
-          <w:p>
-            <w:r>
-              <w:t>75.439</w:t>
-            </w:r>
-          </w:p>
-        </w:tc>
-        <w:tc>
-          <w:tcPr>
-            <w:tcW w:type="dxa" w:w="864"/>
-          </w:tcPr>
-          <w:p>
-            <w:r>
-              <w:t>80.000</w:t>
-            </w:r>
-          </w:p>
-        </w:tc>
-        <w:tc>
-          <w:tcPr>
-            <w:tcW w:type="dxa" w:w="864"/>
-          </w:tcPr>
-          <w:p>
-            <w:r>
-              <w:t>312</w:t>
-            </w:r>
-          </w:p>
-        </w:tc>
-        <w:tc>
-          <w:tcPr>
-            <w:tcW w:type="dxa" w:w="864"/>
-          </w:tcPr>
-          <w:p>
-            <w:r>
-              <w:t>272</w:t>
             </w:r>
           </w:p>
         </w:tc>
@@ -6092,7 +6092,7 @@
           </w:tcPr>
           <w:p>
             <w:r>
-              <w:t>0</w:t>
+              <w:t>156</w:t>
             </w:r>
           </w:p>
         </w:tc>
@@ -6122,37 +6122,37 @@
           </w:tcPr>
           <w:p>
             <w:r>
-              <w:t>37.209</w:t>
-            </w:r>
-          </w:p>
-        </w:tc>
-        <w:tc>
-          <w:tcPr>
-            <w:tcW w:type="dxa" w:w="864"/>
-          </w:tcPr>
-          <w:p>
-            <w:r>
-              <w:t>20.000</w:t>
-            </w:r>
-          </w:p>
-        </w:tc>
-        <w:tc>
-          <w:tcPr>
-            <w:tcW w:type="dxa" w:w="864"/>
-          </w:tcPr>
-          <w:p>
-            <w:r>
-              <w:t>163</w:t>
-            </w:r>
-          </w:p>
-        </w:tc>
-        <w:tc>
-          <w:tcPr>
-            <w:tcW w:type="dxa" w:w="864"/>
-          </w:tcPr>
-          <w:p>
-            <w:r>
-              <w:t>59</w:t>
+              <w:t>54.286</w:t>
+            </w:r>
+          </w:p>
+        </w:tc>
+        <w:tc>
+          <w:tcPr>
+            <w:tcW w:type="dxa" w:w="864"/>
+          </w:tcPr>
+          <w:p>
+            <w:r>
+              <w:t>80.000</w:t>
+            </w:r>
+          </w:p>
+        </w:tc>
+        <w:tc>
+          <w:tcPr>
+            <w:tcW w:type="dxa" w:w="864"/>
+          </w:tcPr>
+          <w:p>
+            <w:r>
+              <w:t>14</w:t>
+            </w:r>
+          </w:p>
+        </w:tc>
+        <w:tc>
+          <w:tcPr>
+            <w:tcW w:type="dxa" w:w="864"/>
+          </w:tcPr>
+          <w:p>
+            <w:r>
+              <w:t>8</w:t>
             </w:r>
           </w:p>
         </w:tc>
@@ -6194,7 +6194,7 @@
           </w:tcPr>
           <w:p>
             <w:r>
-              <w:t>0</w:t>
+              <w:t>506</w:t>
             </w:r>
           </w:p>
         </w:tc>
@@ -6224,37 +6224,37 @@
           </w:tcPr>
           <w:p>
             <w:r>
-              <w:t>66.650</w:t>
-            </w:r>
-          </w:p>
-        </w:tc>
-        <w:tc>
-          <w:tcPr>
-            <w:tcW w:type="dxa" w:w="864"/>
-          </w:tcPr>
-          <w:p>
-            <w:r>
-              <w:t>80.000</w:t>
-            </w:r>
-          </w:p>
-        </w:tc>
-        <w:tc>
-          <w:tcPr>
-            <w:tcW w:type="dxa" w:w="864"/>
-          </w:tcPr>
-          <w:p>
-            <w:r>
-              <w:t>512</w:t>
-            </w:r>
-          </w:p>
-        </w:tc>
-        <w:tc>
-          <w:tcPr>
-            <w:tcW w:type="dxa" w:w="864"/>
-          </w:tcPr>
-          <w:p>
-            <w:r>
-              <w:t>393</w:t>
+              <w:t>50.000</w:t>
+            </w:r>
+          </w:p>
+        </w:tc>
+        <w:tc>
+          <w:tcPr>
+            <w:tcW w:type="dxa" w:w="864"/>
+          </w:tcPr>
+          <w:p>
+            <w:r>
+              <w:t>50.000</w:t>
+            </w:r>
+          </w:p>
+        </w:tc>
+        <w:tc>
+          <w:tcPr>
+            <w:tcW w:type="dxa" w:w="864"/>
+          </w:tcPr>
+          <w:p>
+            <w:r>
+              <w:t>12</w:t>
+            </w:r>
+          </w:p>
+        </w:tc>
+        <w:tc>
+          <w:tcPr>
+            <w:tcW w:type="dxa" w:w="864"/>
+          </w:tcPr>
+          <w:p>
+            <w:r>
+              <w:t>6</w:t>
             </w:r>
           </w:p>
         </w:tc>
@@ -6296,6 +6296,16 @@
           </w:tcPr>
           <w:p>
             <w:r>
+              <w:t>151</w:t>
+            </w:r>
+          </w:p>
+        </w:tc>
+        <w:tc>
+          <w:tcPr>
+            <w:tcW w:type="dxa" w:w="864"/>
+          </w:tcPr>
+          <w:p>
+            <w:r>
               <w:t>0</w:t>
             </w:r>
           </w:p>
@@ -6316,47 +6326,37 @@
           </w:tcPr>
           <w:p>
             <w:r>
-              <w:t>2</w:t>
-            </w:r>
-          </w:p>
-        </w:tc>
-        <w:tc>
-          <w:tcPr>
-            <w:tcW w:type="dxa" w:w="864"/>
-          </w:tcPr>
-          <w:p>
-            <w:r>
-              <w:t>66.642</w:t>
-            </w:r>
-          </w:p>
-        </w:tc>
-        <w:tc>
-          <w:tcPr>
-            <w:tcW w:type="dxa" w:w="864"/>
-          </w:tcPr>
-          <w:p>
-            <w:r>
-              <w:t>80.000</w:t>
-            </w:r>
-          </w:p>
-        </w:tc>
-        <w:tc>
-          <w:tcPr>
-            <w:tcW w:type="dxa" w:w="864"/>
-          </w:tcPr>
-          <w:p>
-            <w:r>
-              <w:t>302</w:t>
-            </w:r>
-          </w:p>
-        </w:tc>
-        <w:tc>
-          <w:tcPr>
-            <w:tcW w:type="dxa" w:w="864"/>
-          </w:tcPr>
-          <w:p>
-            <w:r>
-              <w:t>221</w:t>
+              <w:t>—</w:t>
+            </w:r>
+          </w:p>
+        </w:tc>
+        <w:tc>
+          <w:tcPr>
+            <w:tcW w:type="dxa" w:w="864"/>
+          </w:tcPr>
+          <w:p>
+            <w:r>
+              <w:t>—</w:t>
+            </w:r>
+          </w:p>
+        </w:tc>
+        <w:tc>
+          <w:tcPr>
+            <w:tcW w:type="dxa" w:w="864"/>
+          </w:tcPr>
+          <w:p>
+            <w:r>
+              <w:t>0</w:t>
+            </w:r>
+          </w:p>
+        </w:tc>
+        <w:tc>
+          <w:tcPr>
+            <w:tcW w:type="dxa" w:w="864"/>
+          </w:tcPr>
+          <w:p>
+            <w:r>
+              <w:t>0</w:t>
             </w:r>
           </w:p>
         </w:tc>
@@ -6398,67 +6398,67 @@
           </w:tcPr>
           <w:p>
             <w:r>
+              <w:t>865</w:t>
+            </w:r>
+          </w:p>
+        </w:tc>
+        <w:tc>
+          <w:tcPr>
+            <w:tcW w:type="dxa" w:w="864"/>
+          </w:tcPr>
+          <w:p>
+            <w:r>
+              <w:t>8</w:t>
+            </w:r>
+          </w:p>
+        </w:tc>
+        <w:tc>
+          <w:tcPr>
+            <w:tcW w:type="dxa" w:w="864"/>
+          </w:tcPr>
+          <w:p>
+            <w:r>
+              <w:t>1</w:t>
+            </w:r>
+          </w:p>
+        </w:tc>
+        <w:tc>
+          <w:tcPr>
+            <w:tcW w:type="dxa" w:w="864"/>
+          </w:tcPr>
+          <w:p>
+            <w:r>
+              <w:t>20.000</w:t>
+            </w:r>
+          </w:p>
+        </w:tc>
+        <w:tc>
+          <w:tcPr>
+            <w:tcW w:type="dxa" w:w="864"/>
+          </w:tcPr>
+          <w:p>
+            <w:r>
+              <w:t>20.000</w:t>
+            </w:r>
+          </w:p>
+        </w:tc>
+        <w:tc>
+          <w:tcPr>
+            <w:tcW w:type="dxa" w:w="864"/>
+          </w:tcPr>
+          <w:p>
+            <w:r>
+              <w:t>16</w:t>
+            </w:r>
+          </w:p>
+        </w:tc>
+        <w:tc>
+          <w:tcPr>
+            <w:tcW w:type="dxa" w:w="864"/>
+          </w:tcPr>
+          <w:p>
+            <w:r>
               <w:t>0</w:t>
-            </w:r>
-          </w:p>
-        </w:tc>
-        <w:tc>
-          <w:tcPr>
-            <w:tcW w:type="dxa" w:w="864"/>
-          </w:tcPr>
-          <w:p>
-            <w:r>
-              <w:t>8</w:t>
-            </w:r>
-          </w:p>
-        </w:tc>
-        <w:tc>
-          <w:tcPr>
-            <w:tcW w:type="dxa" w:w="864"/>
-          </w:tcPr>
-          <w:p>
-            <w:r>
-              <w:t>1</w:t>
-            </w:r>
-          </w:p>
-        </w:tc>
-        <w:tc>
-          <w:tcPr>
-            <w:tcW w:type="dxa" w:w="864"/>
-          </w:tcPr>
-          <w:p>
-            <w:r>
-              <w:t>21.922</w:t>
-            </w:r>
-          </w:p>
-        </w:tc>
-        <w:tc>
-          <w:tcPr>
-            <w:tcW w:type="dxa" w:w="864"/>
-          </w:tcPr>
-          <w:p>
-            <w:r>
-              <w:t>20.000</w:t>
-            </w:r>
-          </w:p>
-        </w:tc>
-        <w:tc>
-          <w:tcPr>
-            <w:tcW w:type="dxa" w:w="864"/>
-          </w:tcPr>
-          <w:p>
-            <w:r>
-              <w:t>873</w:t>
-            </w:r>
-          </w:p>
-        </w:tc>
-        <w:tc>
-          <w:tcPr>
-            <w:tcW w:type="dxa" w:w="864"/>
-          </w:tcPr>
-          <w:p>
-            <w:r>
-              <w:t>58</w:t>
             </w:r>
           </w:p>
         </w:tc>
@@ -6500,67 +6500,67 @@
           </w:tcPr>
           <w:p>
             <w:r>
+              <w:t>357</w:t>
+            </w:r>
+          </w:p>
+        </w:tc>
+        <w:tc>
+          <w:tcPr>
+            <w:tcW w:type="dxa" w:w="864"/>
+          </w:tcPr>
+          <w:p>
+            <w:r>
+              <w:t>1</w:t>
+            </w:r>
+          </w:p>
+        </w:tc>
+        <w:tc>
+          <w:tcPr>
+            <w:tcW w:type="dxa" w:w="864"/>
+          </w:tcPr>
+          <w:p>
+            <w:r>
+              <w:t>1</w:t>
+            </w:r>
+          </w:p>
+        </w:tc>
+        <w:tc>
+          <w:tcPr>
+            <w:tcW w:type="dxa" w:w="864"/>
+          </w:tcPr>
+          <w:p>
+            <w:r>
+              <w:t>0.000</w:t>
+            </w:r>
+          </w:p>
+        </w:tc>
+        <w:tc>
+          <w:tcPr>
+            <w:tcW w:type="dxa" w:w="864"/>
+          </w:tcPr>
+          <w:p>
+            <w:r>
+              <w:t>0.000</w:t>
+            </w:r>
+          </w:p>
+        </w:tc>
+        <w:tc>
+          <w:tcPr>
+            <w:tcW w:type="dxa" w:w="864"/>
+          </w:tcPr>
+          <w:p>
+            <w:r>
+              <w:t>2</w:t>
+            </w:r>
+          </w:p>
+        </w:tc>
+        <w:tc>
+          <w:tcPr>
+            <w:tcW w:type="dxa" w:w="864"/>
+          </w:tcPr>
+          <w:p>
+            <w:r>
               <w:t>0</w:t>
-            </w:r>
-          </w:p>
-        </w:tc>
-        <w:tc>
-          <w:tcPr>
-            <w:tcW w:type="dxa" w:w="864"/>
-          </w:tcPr>
-          <w:p>
-            <w:r>
-              <w:t>1</w:t>
-            </w:r>
-          </w:p>
-        </w:tc>
-        <w:tc>
-          <w:tcPr>
-            <w:tcW w:type="dxa" w:w="864"/>
-          </w:tcPr>
-          <w:p>
-            <w:r>
-              <w:t>1</w:t>
-            </w:r>
-          </w:p>
-        </w:tc>
-        <w:tc>
-          <w:tcPr>
-            <w:tcW w:type="dxa" w:w="864"/>
-          </w:tcPr>
-          <w:p>
-            <w:r>
-              <w:t>75.486</w:t>
-            </w:r>
-          </w:p>
-        </w:tc>
-        <w:tc>
-          <w:tcPr>
-            <w:tcW w:type="dxa" w:w="864"/>
-          </w:tcPr>
-          <w:p>
-            <w:r>
-              <w:t>80.000</w:t>
-            </w:r>
-          </w:p>
-        </w:tc>
-        <w:tc>
-          <w:tcPr>
-            <w:tcW w:type="dxa" w:w="864"/>
-          </w:tcPr>
-          <w:p>
-            <w:r>
-              <w:t>358</w:t>
-            </w:r>
-          </w:p>
-        </w:tc>
-        <w:tc>
-          <w:tcPr>
-            <w:tcW w:type="dxa" w:w="864"/>
-          </w:tcPr>
-          <w:p>
-            <w:r>
-              <w:t>318</w:t>
             </w:r>
           </w:p>
         </w:tc>
@@ -6602,67 +6602,67 @@
           </w:tcPr>
           <w:p>
             <w:r>
+              <w:t>305</w:t>
+            </w:r>
+          </w:p>
+        </w:tc>
+        <w:tc>
+          <w:tcPr>
+            <w:tcW w:type="dxa" w:w="864"/>
+          </w:tcPr>
+          <w:p>
+            <w:r>
+              <w:t>2</w:t>
+            </w:r>
+          </w:p>
+        </w:tc>
+        <w:tc>
+          <w:tcPr>
+            <w:tcW w:type="dxa" w:w="864"/>
+          </w:tcPr>
+          <w:p>
+            <w:r>
+              <w:t>1</w:t>
+            </w:r>
+          </w:p>
+        </w:tc>
+        <w:tc>
+          <w:tcPr>
+            <w:tcW w:type="dxa" w:w="864"/>
+          </w:tcPr>
+          <w:p>
+            <w:r>
+              <w:t>10.000</w:t>
+            </w:r>
+          </w:p>
+        </w:tc>
+        <w:tc>
+          <w:tcPr>
+            <w:tcW w:type="dxa" w:w="864"/>
+          </w:tcPr>
+          <w:p>
+            <w:r>
+              <w:t>10.000</w:t>
+            </w:r>
+          </w:p>
+        </w:tc>
+        <w:tc>
+          <w:tcPr>
+            <w:tcW w:type="dxa" w:w="864"/>
+          </w:tcPr>
+          <w:p>
+            <w:r>
+              <w:t>4</w:t>
+            </w:r>
+          </w:p>
+        </w:tc>
+        <w:tc>
+          <w:tcPr>
+            <w:tcW w:type="dxa" w:w="864"/>
+          </w:tcPr>
+          <w:p>
+            <w:r>
               <w:t>0</w:t>
-            </w:r>
-          </w:p>
-        </w:tc>
-        <w:tc>
-          <w:tcPr>
-            <w:tcW w:type="dxa" w:w="864"/>
-          </w:tcPr>
-          <w:p>
-            <w:r>
-              <w:t>2</w:t>
-            </w:r>
-          </w:p>
-        </w:tc>
-        <w:tc>
-          <w:tcPr>
-            <w:tcW w:type="dxa" w:w="864"/>
-          </w:tcPr>
-          <w:p>
-            <w:r>
-              <w:t>1</w:t>
-            </w:r>
-          </w:p>
-        </w:tc>
-        <w:tc>
-          <w:tcPr>
-            <w:tcW w:type="dxa" w:w="864"/>
-          </w:tcPr>
-          <w:p>
-            <w:r>
-              <w:t>17.752</w:t>
-            </w:r>
-          </w:p>
-        </w:tc>
-        <w:tc>
-          <w:tcPr>
-            <w:tcW w:type="dxa" w:w="864"/>
-          </w:tcPr>
-          <w:p>
-            <w:r>
-              <w:t>5.000</w:t>
-            </w:r>
-          </w:p>
-        </w:tc>
-        <w:tc>
-          <w:tcPr>
-            <w:tcW w:type="dxa" w:w="864"/>
-          </w:tcPr>
-          <w:p>
-            <w:r>
-              <w:t>307</w:t>
-            </w:r>
-          </w:p>
-        </w:tc>
-        <w:tc>
-          <w:tcPr>
-            <w:tcW w:type="dxa" w:w="864"/>
-          </w:tcPr>
-          <w:p>
-            <w:r>
-              <w:t>43</w:t>
             </w:r>
           </w:p>
         </w:tc>
@@ -6704,7 +6704,7 @@
           </w:tcPr>
           <w:p>
             <w:r>
-              <w:t>0</w:t>
+              <w:t>220</w:t>
             </w:r>
           </w:p>
         </w:tc>
@@ -6734,7 +6734,7 @@
           </w:tcPr>
           <w:p>
             <w:r>
-              <w:t>21.293</w:t>
+              <w:t>37.143</w:t>
             </w:r>
           </w:p>
         </w:tc>
@@ -6754,17 +6754,17 @@
           </w:tcPr>
           <w:p>
             <w:r>
-              <w:t>454</w:t>
-            </w:r>
-          </w:p>
-        </w:tc>
-        <w:tc>
-          <w:tcPr>
-            <w:tcW w:type="dxa" w:w="864"/>
-          </w:tcPr>
-          <w:p>
-            <w:r>
-              <w:t>55</w:t>
+              <w:t>28</w:t>
+            </w:r>
+          </w:p>
+        </w:tc>
+        <w:tc>
+          <w:tcPr>
+            <w:tcW w:type="dxa" w:w="864"/>
+          </w:tcPr>
+          <w:p>
+            <w:r>
+              <w:t>10</w:t>
             </w:r>
           </w:p>
         </w:tc>
@@ -6806,67 +6806,67 @@
           </w:tcPr>
           <w:p>
             <w:r>
+              <w:t>126</w:t>
+            </w:r>
+          </w:p>
+        </w:tc>
+        <w:tc>
+          <w:tcPr>
+            <w:tcW w:type="dxa" w:w="864"/>
+          </w:tcPr>
+          <w:p>
+            <w:r>
+              <w:t>1</w:t>
+            </w:r>
+          </w:p>
+        </w:tc>
+        <w:tc>
+          <w:tcPr>
+            <w:tcW w:type="dxa" w:w="864"/>
+          </w:tcPr>
+          <w:p>
+            <w:r>
+              <w:t>1</w:t>
+            </w:r>
+          </w:p>
+        </w:tc>
+        <w:tc>
+          <w:tcPr>
+            <w:tcW w:type="dxa" w:w="864"/>
+          </w:tcPr>
+          <w:p>
+            <w:r>
+              <w:t>20.000</w:t>
+            </w:r>
+          </w:p>
+        </w:tc>
+        <w:tc>
+          <w:tcPr>
+            <w:tcW w:type="dxa" w:w="864"/>
+          </w:tcPr>
+          <w:p>
+            <w:r>
+              <w:t>20.000</w:t>
+            </w:r>
+          </w:p>
+        </w:tc>
+        <w:tc>
+          <w:tcPr>
+            <w:tcW w:type="dxa" w:w="864"/>
+          </w:tcPr>
+          <w:p>
+            <w:r>
+              <w:t>2</w:t>
+            </w:r>
+          </w:p>
+        </w:tc>
+        <w:tc>
+          <w:tcPr>
+            <w:tcW w:type="dxa" w:w="864"/>
+          </w:tcPr>
+          <w:p>
+            <w:r>
               <w:t>0</w:t>
-            </w:r>
-          </w:p>
-        </w:tc>
-        <w:tc>
-          <w:tcPr>
-            <w:tcW w:type="dxa" w:w="864"/>
-          </w:tcPr>
-          <w:p>
-            <w:r>
-              <w:t>1</w:t>
-            </w:r>
-          </w:p>
-        </w:tc>
-        <w:tc>
-          <w:tcPr>
-            <w:tcW w:type="dxa" w:w="864"/>
-          </w:tcPr>
-          <w:p>
-            <w:r>
-              <w:t>1</w:t>
-            </w:r>
-          </w:p>
-        </w:tc>
-        <w:tc>
-          <w:tcPr>
-            <w:tcW w:type="dxa" w:w="864"/>
-          </w:tcPr>
-          <w:p>
-            <w:r>
-              <w:t>71.142</w:t>
-            </w:r>
-          </w:p>
-        </w:tc>
-        <w:tc>
-          <w:tcPr>
-            <w:tcW w:type="dxa" w:w="864"/>
-          </w:tcPr>
-          <w:p>
-            <w:r>
-              <w:t>85.000</w:t>
-            </w:r>
-          </w:p>
-        </w:tc>
-        <w:tc>
-          <w:tcPr>
-            <w:tcW w:type="dxa" w:w="864"/>
-          </w:tcPr>
-          <w:p>
-            <w:r>
-              <w:t>127</w:t>
-            </w:r>
-          </w:p>
-        </w:tc>
-        <w:tc>
-          <w:tcPr>
-            <w:tcW w:type="dxa" w:w="864"/>
-          </w:tcPr>
-          <w:p>
-            <w:r>
-              <w:t>99</w:t>
             </w:r>
           </w:p>
         </w:tc>
@@ -6908,6 +6908,16 @@
           </w:tcPr>
           <w:p>
             <w:r>
+              <w:t>77</w:t>
+            </w:r>
+          </w:p>
+        </w:tc>
+        <w:tc>
+          <w:tcPr>
+            <w:tcW w:type="dxa" w:w="864"/>
+          </w:tcPr>
+          <w:p>
+            <w:r>
               <w:t>0</w:t>
             </w:r>
           </w:p>
@@ -6928,47 +6938,37 @@
           </w:tcPr>
           <w:p>
             <w:r>
-              <w:t>3</w:t>
-            </w:r>
-          </w:p>
-        </w:tc>
-        <w:tc>
-          <w:tcPr>
-            <w:tcW w:type="dxa" w:w="864"/>
-          </w:tcPr>
-          <w:p>
-            <w:r>
-              <w:t>47.965</w:t>
-            </w:r>
-          </w:p>
-        </w:tc>
-        <w:tc>
-          <w:tcPr>
-            <w:tcW w:type="dxa" w:w="864"/>
-          </w:tcPr>
-          <w:p>
-            <w:r>
-              <w:t>20.000</w:t>
-            </w:r>
-          </w:p>
-        </w:tc>
-        <w:tc>
-          <w:tcPr>
-            <w:tcW w:type="dxa" w:w="864"/>
-          </w:tcPr>
-          <w:p>
-            <w:r>
-              <w:t>231</w:t>
-            </w:r>
-          </w:p>
-        </w:tc>
-        <w:tc>
-          <w:tcPr>
-            <w:tcW w:type="dxa" w:w="864"/>
-          </w:tcPr>
-          <w:p>
-            <w:r>
-              <w:t>109</w:t>
+              <w:t>—</w:t>
+            </w:r>
+          </w:p>
+        </w:tc>
+        <w:tc>
+          <w:tcPr>
+            <w:tcW w:type="dxa" w:w="864"/>
+          </w:tcPr>
+          <w:p>
+            <w:r>
+              <w:t>—</w:t>
+            </w:r>
+          </w:p>
+        </w:tc>
+        <w:tc>
+          <w:tcPr>
+            <w:tcW w:type="dxa" w:w="864"/>
+          </w:tcPr>
+          <w:p>
+            <w:r>
+              <w:t>0</w:t>
+            </w:r>
+          </w:p>
+        </w:tc>
+        <w:tc>
+          <w:tcPr>
+            <w:tcW w:type="dxa" w:w="864"/>
+          </w:tcPr>
+          <w:p>
+            <w:r>
+              <w:t>0</w:t>
             </w:r>
           </w:p>
         </w:tc>
@@ -7010,7 +7010,7 @@
           </w:tcPr>
           <w:p>
             <w:r>
-              <w:t>0</w:t>
+              <w:t>204</w:t>
             </w:r>
           </w:p>
         </w:tc>
@@ -7040,37 +7040,37 @@
           </w:tcPr>
           <w:p>
             <w:r>
-              <w:t>72.376</w:t>
-            </w:r>
-          </w:p>
-        </w:tc>
-        <w:tc>
-          <w:tcPr>
-            <w:tcW w:type="dxa" w:w="864"/>
-          </w:tcPr>
-          <w:p>
-            <w:r>
-              <w:t>80.000</w:t>
-            </w:r>
-          </w:p>
-        </w:tc>
-        <w:tc>
-          <w:tcPr>
-            <w:tcW w:type="dxa" w:w="864"/>
-          </w:tcPr>
-          <w:p>
-            <w:r>
-              <w:t>210</w:t>
-            </w:r>
-          </w:p>
-        </w:tc>
-        <w:tc>
-          <w:tcPr>
-            <w:tcW w:type="dxa" w:w="864"/>
-          </w:tcPr>
-          <w:p>
-            <w:r>
-              <w:t>172</w:t>
+              <w:t>46.667</w:t>
+            </w:r>
+          </w:p>
+        </w:tc>
+        <w:tc>
+          <w:tcPr>
+            <w:tcW w:type="dxa" w:w="864"/>
+          </w:tcPr>
+          <w:p>
+            <w:r>
+              <w:t>45.000</w:t>
+            </w:r>
+          </w:p>
+        </w:tc>
+        <w:tc>
+          <w:tcPr>
+            <w:tcW w:type="dxa" w:w="864"/>
+          </w:tcPr>
+          <w:p>
+            <w:r>
+              <w:t>12</w:t>
+            </w:r>
+          </w:p>
+        </w:tc>
+        <w:tc>
+          <w:tcPr>
+            <w:tcW w:type="dxa" w:w="864"/>
+          </w:tcPr>
+          <w:p>
+            <w:r>
+              <w:t>6</w:t>
             </w:r>
           </w:p>
         </w:tc>
@@ -7112,7 +7112,7 @@
           </w:tcPr>
           <w:p>
             <w:r>
-              <w:t>0</w:t>
+              <w:t>138</w:t>
             </w:r>
           </w:p>
         </w:tc>
@@ -7142,37 +7142,37 @@
           </w:tcPr>
           <w:p>
             <w:r>
-              <w:t>59.036</w:t>
-            </w:r>
-          </w:p>
-        </w:tc>
-        <w:tc>
-          <w:tcPr>
-            <w:tcW w:type="dxa" w:w="864"/>
-          </w:tcPr>
-          <w:p>
-            <w:r>
-              <w:t>80.000</w:t>
-            </w:r>
-          </w:p>
-        </w:tc>
-        <w:tc>
-          <w:tcPr>
-            <w:tcW w:type="dxa" w:w="864"/>
-          </w:tcPr>
-          <w:p>
-            <w:r>
-              <w:t>140</w:t>
-            </w:r>
-          </w:p>
-        </w:tc>
-        <w:tc>
-          <w:tcPr>
-            <w:tcW w:type="dxa" w:w="864"/>
-          </w:tcPr>
-          <w:p>
-            <w:r>
-              <w:t>90</w:t>
+              <w:t>87.500</w:t>
+            </w:r>
+          </w:p>
+        </w:tc>
+        <w:tc>
+          <w:tcPr>
+            <w:tcW w:type="dxa" w:w="864"/>
+          </w:tcPr>
+          <w:p>
+            <w:r>
+              <w:t>87.500</w:t>
+            </w:r>
+          </w:p>
+        </w:tc>
+        <w:tc>
+          <w:tcPr>
+            <w:tcW w:type="dxa" w:w="864"/>
+          </w:tcPr>
+          <w:p>
+            <w:r>
+              <w:t>4</w:t>
+            </w:r>
+          </w:p>
+        </w:tc>
+        <w:tc>
+          <w:tcPr>
+            <w:tcW w:type="dxa" w:w="864"/>
+          </w:tcPr>
+          <w:p>
+            <w:r>
+              <w:t>4</w:t>
             </w:r>
           </w:p>
         </w:tc>
@@ -7214,7 +7214,7 @@
           </w:tcPr>
           <w:p>
             <w:r>
-              <w:t>0</w:t>
+              <w:t>71</w:t>
             </w:r>
           </w:p>
         </w:tc>
@@ -7244,37 +7244,37 @@
           </w:tcPr>
           <w:p>
             <w:r>
-              <w:t>75.486</w:t>
-            </w:r>
-          </w:p>
-        </w:tc>
-        <w:tc>
-          <w:tcPr>
-            <w:tcW w:type="dxa" w:w="864"/>
-          </w:tcPr>
-          <w:p>
-            <w:r>
-              <w:t>80.000</w:t>
-            </w:r>
-          </w:p>
-        </w:tc>
-        <w:tc>
-          <w:tcPr>
-            <w:tcW w:type="dxa" w:w="864"/>
-          </w:tcPr>
-          <w:p>
-            <w:r>
-              <w:t>144</w:t>
-            </w:r>
-          </w:p>
-        </w:tc>
-        <w:tc>
-          <w:tcPr>
-            <w:tcW w:type="dxa" w:w="864"/>
-          </w:tcPr>
-          <w:p>
-            <w:r>
-              <w:t>129</w:t>
+              <w:t>40.000</w:t>
+            </w:r>
+          </w:p>
+        </w:tc>
+        <w:tc>
+          <w:tcPr>
+            <w:tcW w:type="dxa" w:w="864"/>
+          </w:tcPr>
+          <w:p>
+            <w:r>
+              <w:t>40.000</w:t>
+            </w:r>
+          </w:p>
+        </w:tc>
+        <w:tc>
+          <w:tcPr>
+            <w:tcW w:type="dxa" w:w="864"/>
+          </w:tcPr>
+          <w:p>
+            <w:r>
+              <w:t>4</w:t>
+            </w:r>
+          </w:p>
+        </w:tc>
+        <w:tc>
+          <w:tcPr>
+            <w:tcW w:type="dxa" w:w="864"/>
+          </w:tcPr>
+          <w:p>
+            <w:r>
+              <w:t>2</w:t>
             </w:r>
           </w:p>
         </w:tc>
@@ -7316,67 +7316,67 @@
           </w:tcPr>
           <w:p>
             <w:r>
+              <w:t>268</w:t>
+            </w:r>
+          </w:p>
+        </w:tc>
+        <w:tc>
+          <w:tcPr>
+            <w:tcW w:type="dxa" w:w="864"/>
+          </w:tcPr>
+          <w:p>
+            <w:r>
+              <w:t>7</w:t>
+            </w:r>
+          </w:p>
+        </w:tc>
+        <w:tc>
+          <w:tcPr>
+            <w:tcW w:type="dxa" w:w="864"/>
+          </w:tcPr>
+          <w:p>
+            <w:r>
+              <w:t>1</w:t>
+            </w:r>
+          </w:p>
+        </w:tc>
+        <w:tc>
+          <w:tcPr>
+            <w:tcW w:type="dxa" w:w="864"/>
+          </w:tcPr>
+          <w:p>
+            <w:r>
+              <w:t>17.143</w:t>
+            </w:r>
+          </w:p>
+        </w:tc>
+        <w:tc>
+          <w:tcPr>
+            <w:tcW w:type="dxa" w:w="864"/>
+          </w:tcPr>
+          <w:p>
+            <w:r>
+              <w:t>20.000</w:t>
+            </w:r>
+          </w:p>
+        </w:tc>
+        <w:tc>
+          <w:tcPr>
+            <w:tcW w:type="dxa" w:w="864"/>
+          </w:tcPr>
+          <w:p>
+            <w:r>
+              <w:t>14</w:t>
+            </w:r>
+          </w:p>
+        </w:tc>
+        <w:tc>
+          <w:tcPr>
+            <w:tcW w:type="dxa" w:w="864"/>
+          </w:tcPr>
+          <w:p>
+            <w:r>
               <w:t>0</w:t>
-            </w:r>
-          </w:p>
-        </w:tc>
-        <w:tc>
-          <w:tcPr>
-            <w:tcW w:type="dxa" w:w="864"/>
-          </w:tcPr>
-          <w:p>
-            <w:r>
-              <w:t>7</w:t>
-            </w:r>
-          </w:p>
-        </w:tc>
-        <w:tc>
-          <w:tcPr>
-            <w:tcW w:type="dxa" w:w="864"/>
-          </w:tcPr>
-          <w:p>
-            <w:r>
-              <w:t>1</w:t>
-            </w:r>
-          </w:p>
-        </w:tc>
-        <w:tc>
-          <w:tcPr>
-            <w:tcW w:type="dxa" w:w="864"/>
-          </w:tcPr>
-          <w:p>
-            <w:r>
-              <w:t>35.662</w:t>
-            </w:r>
-          </w:p>
-        </w:tc>
-        <w:tc>
-          <w:tcPr>
-            <w:tcW w:type="dxa" w:w="864"/>
-          </w:tcPr>
-          <w:p>
-            <w:r>
-              <w:t>20.000</w:t>
-            </w:r>
-          </w:p>
-        </w:tc>
-        <w:tc>
-          <w:tcPr>
-            <w:tcW w:type="dxa" w:w="864"/>
-          </w:tcPr>
-          <w:p>
-            <w:r>
-              <w:t>275</w:t>
-            </w:r>
-          </w:p>
-        </w:tc>
-        <w:tc>
-          <w:tcPr>
-            <w:tcW w:type="dxa" w:w="864"/>
-          </w:tcPr>
-          <w:p>
-            <w:r>
-              <w:t>79</w:t>
             </w:r>
           </w:p>
         </w:tc>
@@ -7418,7 +7418,7 @@
           </w:tcPr>
           <w:p>
             <w:r>
-              <w:t>0</w:t>
+              <w:t>357</w:t>
             </w:r>
           </w:p>
         </w:tc>
@@ -7448,7 +7448,7 @@
           </w:tcPr>
           <w:p>
             <w:r>
-              <w:t>74.198</w:t>
+              <w:t>59.375</w:t>
             </w:r>
           </w:p>
         </w:tc>
@@ -7468,17 +7468,17 @@
           </w:tcPr>
           <w:p>
             <w:r>
-              <w:t>722</w:t>
-            </w:r>
-          </w:p>
-        </w:tc>
-        <w:tc>
-          <w:tcPr>
-            <w:tcW w:type="dxa" w:w="864"/>
-          </w:tcPr>
-          <w:p>
-            <w:r>
-              <w:t>602</w:t>
+              <w:t>16</w:t>
+            </w:r>
+          </w:p>
+        </w:tc>
+        <w:tc>
+          <w:tcPr>
+            <w:tcW w:type="dxa" w:w="864"/>
+          </w:tcPr>
+          <w:p>
+            <w:r>
+              <w:t>10</w:t>
             </w:r>
           </w:p>
         </w:tc>
@@ -7520,7 +7520,7 @@
           </w:tcPr>
           <w:p>
             <w:r>
-              <w:t>0</w:t>
+              <w:t>367</w:t>
             </w:r>
           </w:p>
         </w:tc>
@@ -7550,7 +7550,7 @@
           </w:tcPr>
           <w:p>
             <w:r>
-              <w:t>22.754</w:t>
+              <w:t>32.857</w:t>
             </w:r>
           </w:p>
         </w:tc>
@@ -7570,17 +7570,17 @@
           </w:tcPr>
           <w:p>
             <w:r>
-              <w:t>374</w:t>
-            </w:r>
-          </w:p>
-        </w:tc>
-        <w:tc>
-          <w:tcPr>
-            <w:tcW w:type="dxa" w:w="864"/>
-          </w:tcPr>
-          <w:p>
-            <w:r>
-              <w:t>63</w:t>
+              <w:t>14</w:t>
+            </w:r>
+          </w:p>
+        </w:tc>
+        <w:tc>
+          <w:tcPr>
+            <w:tcW w:type="dxa" w:w="864"/>
+          </w:tcPr>
+          <w:p>
+            <w:r>
+              <w:t>4</w:t>
             </w:r>
           </w:p>
         </w:tc>
@@ -7622,67 +7622,67 @@
           </w:tcPr>
           <w:p>
             <w:r>
+              <w:t>176</w:t>
+            </w:r>
+          </w:p>
+        </w:tc>
+        <w:tc>
+          <w:tcPr>
+            <w:tcW w:type="dxa" w:w="864"/>
+          </w:tcPr>
+          <w:p>
+            <w:r>
+              <w:t>2</w:t>
+            </w:r>
+          </w:p>
+        </w:tc>
+        <w:tc>
+          <w:tcPr>
+            <w:tcW w:type="dxa" w:w="864"/>
+          </w:tcPr>
+          <w:p>
+            <w:r>
+              <w:t>1</w:t>
+            </w:r>
+          </w:p>
+        </w:tc>
+        <w:tc>
+          <w:tcPr>
+            <w:tcW w:type="dxa" w:w="864"/>
+          </w:tcPr>
+          <w:p>
+            <w:r>
+              <w:t>0.000</w:t>
+            </w:r>
+          </w:p>
+        </w:tc>
+        <w:tc>
+          <w:tcPr>
+            <w:tcW w:type="dxa" w:w="864"/>
+          </w:tcPr>
+          <w:p>
+            <w:r>
+              <w:t>0.000</w:t>
+            </w:r>
+          </w:p>
+        </w:tc>
+        <w:tc>
+          <w:tcPr>
+            <w:tcW w:type="dxa" w:w="864"/>
+          </w:tcPr>
+          <w:p>
+            <w:r>
+              <w:t>4</w:t>
+            </w:r>
+          </w:p>
+        </w:tc>
+        <w:tc>
+          <w:tcPr>
+            <w:tcW w:type="dxa" w:w="864"/>
+          </w:tcPr>
+          <w:p>
+            <w:r>
               <w:t>0</w:t>
-            </w:r>
-          </w:p>
-        </w:tc>
-        <w:tc>
-          <w:tcPr>
-            <w:tcW w:type="dxa" w:w="864"/>
-          </w:tcPr>
-          <w:p>
-            <w:r>
-              <w:t>2</w:t>
-            </w:r>
-          </w:p>
-        </w:tc>
-        <w:tc>
-          <w:tcPr>
-            <w:tcW w:type="dxa" w:w="864"/>
-          </w:tcPr>
-          <w:p>
-            <w:r>
-              <w:t>1</w:t>
-            </w:r>
-          </w:p>
-        </w:tc>
-        <w:tc>
-          <w:tcPr>
-            <w:tcW w:type="dxa" w:w="864"/>
-          </w:tcPr>
-          <w:p>
-            <w:r>
-              <w:t>67.837</w:t>
-            </w:r>
-          </w:p>
-        </w:tc>
-        <w:tc>
-          <w:tcPr>
-            <w:tcW w:type="dxa" w:w="864"/>
-          </w:tcPr>
-          <w:p>
-            <w:r>
-              <w:t>80.000</w:t>
-            </w:r>
-          </w:p>
-        </w:tc>
-        <w:tc>
-          <w:tcPr>
-            <w:tcW w:type="dxa" w:w="864"/>
-          </w:tcPr>
-          <w:p>
-            <w:r>
-              <w:t>178</w:t>
-            </w:r>
-          </w:p>
-        </w:tc>
-        <w:tc>
-          <w:tcPr>
-            <w:tcW w:type="dxa" w:w="864"/>
-          </w:tcPr>
-          <w:p>
-            <w:r>
-              <w:t>139</w:t>
             </w:r>
           </w:p>
         </w:tc>
